--- a/mm-solucja-a5.docx
+++ b/mm-solucja-a5.docx
@@ -1068,15 +1068,616 @@
       <w:r>
         <w:rPr>
           <w:rFonts w:eastAsia="Consolas" w:cs="Consolas" w:ascii="Consolas" w:hAnsi="Consolas"/>
+          <w:b w:val="false"/>
+          <w:bCs w:val="false"/>
+          <w:sz w:val="24"/>
+          <w:szCs w:val="24"/>
+          <w:highlight w:val="white"/>
+        </w:rPr>
+        <w:t>Drużyna</w:t>
+      </w:r>
+      <w:bookmarkEnd w:id="1"/>
+    </w:p>
+    <w:p>
+      <w:pPr>
+        <w:pStyle w:val="normal1"/>
+        <w:widowControl w:val="false"/>
+        <w:shd w:val="clear" w:fill="FFFFFF"/>
+        <w:spacing w:lineRule="auto" w:line="240"/>
+        <w:rPr>
+          <w:rFonts w:ascii="Consolas" w:hAnsi="Consolas" w:eastAsia="Consolas" w:cs="Consolas"/>
+          <w:sz w:val="24"/>
+          <w:szCs w:val="24"/>
+          <w:highlight w:val="white"/>
+        </w:rPr>
+      </w:pPr>
+      <w:r>
+        <w:rPr>
+          <w:rFonts w:eastAsia="Consolas" w:cs="Consolas" w:ascii="Consolas" w:hAnsi="Consolas"/>
+          <w:sz w:val="24"/>
+          <w:szCs w:val="24"/>
+          <w:highlight w:val="white"/>
+        </w:rPr>
+        <w:t>------------------------------------------------------</w:t>
+      </w:r>
+    </w:p>
+    <w:p>
+      <w:pPr>
+        <w:pStyle w:val="normal1"/>
+        <w:widowControl w:val="false"/>
+        <w:shd w:val="clear" w:fill="FFFFFF"/>
+        <w:spacing w:lineRule="auto" w:line="240"/>
+        <w:rPr>
+          <w:rFonts w:ascii="Consolas" w:hAnsi="Consolas" w:eastAsia="Consolas" w:cs="Consolas"/>
+          <w:sz w:val="24"/>
+          <w:szCs w:val="24"/>
+          <w:highlight w:val="white"/>
+        </w:rPr>
+      </w:pPr>
+      <w:r>
+        <w:rPr>
+          <w:rFonts w:eastAsia="Consolas" w:cs="Consolas" w:ascii="Consolas" w:hAnsi="Consolas"/>
+          <w:sz w:val="24"/>
+          <w:szCs w:val="24"/>
+          <w:highlight w:val="white"/>
+        </w:rPr>
+        <w:t xml:space="preserve">  </w:t>
+      </w:r>
+      <w:r>
+        <w:rPr>
+          <w:rFonts w:eastAsia="Consolas" w:cs="Consolas" w:ascii="Consolas" w:hAnsi="Consolas"/>
+          <w:sz w:val="24"/>
+          <w:szCs w:val="24"/>
+          <w:highlight w:val="white"/>
+        </w:rPr>
+        <w:t>Dave</w:t>
+      </w:r>
+    </w:p>
+    <w:p>
+      <w:pPr>
+        <w:pStyle w:val="normal1"/>
+        <w:widowControl w:val="false"/>
+        <w:shd w:val="clear" w:fill="FFFFFF"/>
+        <w:spacing w:lineRule="auto" w:line="240"/>
+        <w:rPr>
+          <w:rFonts w:ascii="Consolas" w:hAnsi="Consolas" w:eastAsia="Consolas" w:cs="Consolas"/>
+          <w:sz w:val="24"/>
+          <w:szCs w:val="24"/>
+          <w:highlight w:val="white"/>
+        </w:rPr>
+      </w:pPr>
+      <w:r>
+        <w:rPr>
+          <w:rFonts w:eastAsia="Consolas" w:cs="Consolas" w:ascii="Consolas" w:hAnsi="Consolas"/>
+          <w:sz w:val="24"/>
+          <w:szCs w:val="24"/>
+          <w:highlight w:val="white"/>
+        </w:rPr>
+        <w:t>Główny bohater. Sandy to jego dziewczyna i to Dave zorganizował akcję ratunkową. Dave nie ma żadnych zdolności.</w:t>
+      </w:r>
+    </w:p>
+    <w:p>
+      <w:pPr>
+        <w:pStyle w:val="normal1"/>
+        <w:widowControl w:val="false"/>
+        <w:shd w:val="clear" w:fill="FFFFFF"/>
+        <w:spacing w:lineRule="auto" w:line="240"/>
+        <w:rPr>
+          <w:rFonts w:ascii="Consolas" w:hAnsi="Consolas" w:eastAsia="Consolas" w:cs="Consolas"/>
+          <w:sz w:val="24"/>
+          <w:szCs w:val="24"/>
+          <w:highlight w:val="white"/>
+        </w:rPr>
+      </w:pPr>
+      <w:r>
+        <w:rPr>
+          <w:rFonts w:eastAsia="Consolas" w:cs="Consolas" w:ascii="Consolas" w:hAnsi="Consolas"/>
+          <w:sz w:val="24"/>
+          <w:szCs w:val="24"/>
+          <w:highlight w:val="white"/>
+        </w:rPr>
+      </w:r>
+    </w:p>
+    <w:p>
+      <w:pPr>
+        <w:pStyle w:val="normal1"/>
+        <w:widowControl w:val="false"/>
+        <w:shd w:val="clear" w:fill="FFFFFF"/>
+        <w:spacing w:lineRule="auto" w:line="240"/>
+        <w:rPr>
+          <w:rFonts w:ascii="Consolas" w:hAnsi="Consolas" w:eastAsia="Consolas" w:cs="Consolas"/>
+          <w:sz w:val="24"/>
+          <w:szCs w:val="24"/>
+          <w:highlight w:val="white"/>
+        </w:rPr>
+      </w:pPr>
+      <w:r>
+        <w:rPr>
+          <w:rFonts w:eastAsia="Consolas" w:cs="Consolas" w:ascii="Consolas" w:hAnsi="Consolas"/>
+          <w:sz w:val="24"/>
+          <w:szCs w:val="24"/>
+          <w:highlight w:val="white"/>
+        </w:rPr>
+        <w:t xml:space="preserve">  </w:t>
+      </w:r>
+      <w:r>
+        <w:rPr>
+          <w:rFonts w:eastAsia="Consolas" w:cs="Consolas" w:ascii="Consolas" w:hAnsi="Consolas"/>
+          <w:sz w:val="24"/>
+          <w:szCs w:val="24"/>
+          <w:highlight w:val="white"/>
+        </w:rPr>
+        <w:t>Syd</w:t>
+      </w:r>
+    </w:p>
+    <w:p>
+      <w:pPr>
+        <w:pStyle w:val="normal1"/>
+        <w:widowControl w:val="false"/>
+        <w:shd w:val="clear" w:fill="FFFFFF"/>
+        <w:spacing w:lineRule="auto" w:line="240"/>
+        <w:rPr>
+          <w:rFonts w:ascii="Consolas" w:hAnsi="Consolas" w:eastAsia="Consolas" w:cs="Consolas"/>
+          <w:sz w:val="24"/>
+          <w:szCs w:val="24"/>
+          <w:highlight w:val="white"/>
+        </w:rPr>
+      </w:pPr>
+      <w:r>
+        <w:rPr>
+          <w:rFonts w:eastAsia="Consolas" w:cs="Consolas" w:ascii="Consolas" w:hAnsi="Consolas"/>
+          <w:sz w:val="24"/>
+          <w:szCs w:val="24"/>
+          <w:highlight w:val="white"/>
+        </w:rPr>
+        <w:t>Muzyk. Może pomóc Zielonemu w wysłaniu demo kasety. Może też podgrzać chomika w mikrofalówce.</w:t>
+      </w:r>
+    </w:p>
+    <w:p>
+      <w:pPr>
+        <w:pStyle w:val="normal1"/>
+        <w:widowControl w:val="false"/>
+        <w:shd w:val="clear" w:fill="FFFFFF"/>
+        <w:spacing w:lineRule="auto" w:line="240"/>
+        <w:rPr>
+          <w:rFonts w:ascii="Consolas" w:hAnsi="Consolas" w:eastAsia="Consolas" w:cs="Consolas"/>
+          <w:sz w:val="24"/>
+          <w:szCs w:val="24"/>
+          <w:highlight w:val="white"/>
+        </w:rPr>
+      </w:pPr>
+      <w:r>
+        <w:rPr>
+          <w:rFonts w:eastAsia="Consolas" w:cs="Consolas" w:ascii="Consolas" w:hAnsi="Consolas"/>
+          <w:sz w:val="24"/>
+          <w:szCs w:val="24"/>
+          <w:highlight w:val="white"/>
+        </w:rPr>
+      </w:r>
+    </w:p>
+    <w:p>
+      <w:pPr>
+        <w:pStyle w:val="normal1"/>
+        <w:widowControl w:val="false"/>
+        <w:shd w:val="clear" w:fill="FFFFFF"/>
+        <w:spacing w:lineRule="auto" w:line="240"/>
+        <w:rPr>
+          <w:rFonts w:ascii="Consolas" w:hAnsi="Consolas" w:eastAsia="Consolas" w:cs="Consolas"/>
+          <w:sz w:val="24"/>
+          <w:szCs w:val="24"/>
+          <w:highlight w:val="white"/>
+        </w:rPr>
+      </w:pPr>
+      <w:r>
+        <w:rPr>
+          <w:rFonts w:eastAsia="Consolas" w:cs="Consolas" w:ascii="Consolas" w:hAnsi="Consolas"/>
+          <w:sz w:val="24"/>
+          <w:szCs w:val="24"/>
+          <w:highlight w:val="white"/>
+        </w:rPr>
+        <w:t xml:space="preserve">  </w:t>
+      </w:r>
+      <w:r>
+        <w:rPr>
+          <w:rFonts w:eastAsia="Consolas" w:cs="Consolas" w:ascii="Consolas" w:hAnsi="Consolas"/>
+          <w:sz w:val="24"/>
+          <w:szCs w:val="24"/>
+          <w:highlight w:val="white"/>
+        </w:rPr>
+        <w:t>Michael</w:t>
+      </w:r>
+    </w:p>
+    <w:p>
+      <w:pPr>
+        <w:pStyle w:val="normal1"/>
+        <w:widowControl w:val="false"/>
+        <w:shd w:val="clear" w:fill="FFFFFF"/>
+        <w:spacing w:lineRule="auto" w:line="240"/>
+        <w:rPr>
+          <w:rFonts w:ascii="Consolas" w:hAnsi="Consolas" w:eastAsia="Consolas" w:cs="Consolas"/>
+          <w:sz w:val="24"/>
+          <w:szCs w:val="24"/>
+          <w:highlight w:val="white"/>
+        </w:rPr>
+      </w:pPr>
+      <w:r>
+        <w:rPr>
+          <w:rFonts w:eastAsia="Consolas" w:cs="Consolas" w:ascii="Consolas" w:hAnsi="Consolas"/>
+          <w:sz w:val="24"/>
+          <w:szCs w:val="24"/>
+          <w:highlight w:val="white"/>
+        </w:rPr>
+        <w:t>Fotograf. Może wywołać zdjęcia dla Eda.</w:t>
+      </w:r>
+    </w:p>
+    <w:p>
+      <w:pPr>
+        <w:pStyle w:val="normal1"/>
+        <w:widowControl w:val="false"/>
+        <w:shd w:val="clear" w:fill="FFFFFF"/>
+        <w:spacing w:lineRule="auto" w:line="240"/>
+        <w:rPr>
+          <w:rFonts w:ascii="Consolas" w:hAnsi="Consolas" w:eastAsia="Consolas" w:cs="Consolas"/>
+          <w:sz w:val="24"/>
+          <w:szCs w:val="24"/>
+          <w:highlight w:val="white"/>
+        </w:rPr>
+      </w:pPr>
+      <w:r>
+        <w:rPr>
+          <w:rFonts w:eastAsia="Consolas" w:cs="Consolas" w:ascii="Consolas" w:hAnsi="Consolas"/>
+          <w:sz w:val="24"/>
+          <w:szCs w:val="24"/>
+          <w:highlight w:val="white"/>
+        </w:rPr>
+      </w:r>
+    </w:p>
+    <w:p>
+      <w:pPr>
+        <w:pStyle w:val="normal1"/>
+        <w:widowControl w:val="false"/>
+        <w:shd w:val="clear" w:fill="FFFFFF"/>
+        <w:spacing w:lineRule="auto" w:line="240"/>
+        <w:rPr>
+          <w:rFonts w:ascii="Consolas" w:hAnsi="Consolas" w:eastAsia="Consolas" w:cs="Consolas"/>
+          <w:sz w:val="24"/>
+          <w:szCs w:val="24"/>
+          <w:highlight w:val="white"/>
+        </w:rPr>
+      </w:pPr>
+      <w:r>
+        <w:rPr>
+          <w:rFonts w:eastAsia="Consolas" w:cs="Consolas" w:ascii="Consolas" w:hAnsi="Consolas"/>
+          <w:sz w:val="24"/>
+          <w:szCs w:val="24"/>
+          <w:highlight w:val="white"/>
+        </w:rPr>
+        <w:t xml:space="preserve">  </w:t>
+      </w:r>
+      <w:r>
+        <w:rPr>
+          <w:rFonts w:eastAsia="Consolas" w:cs="Consolas" w:ascii="Consolas" w:hAnsi="Consolas"/>
+          <w:sz w:val="24"/>
+          <w:szCs w:val="24"/>
+          <w:highlight w:val="white"/>
+        </w:rPr>
+        <w:t>Wendy</w:t>
+      </w:r>
+    </w:p>
+    <w:p>
+      <w:pPr>
+        <w:pStyle w:val="normal1"/>
+        <w:widowControl w:val="false"/>
+        <w:shd w:val="clear" w:fill="FFFFFF"/>
+        <w:spacing w:lineRule="auto" w:line="240"/>
+        <w:rPr>
+          <w:rFonts w:ascii="Consolas" w:hAnsi="Consolas" w:eastAsia="Consolas" w:cs="Consolas"/>
+          <w:sz w:val="24"/>
+          <w:szCs w:val="24"/>
+          <w:highlight w:val="white"/>
+        </w:rPr>
+      </w:pPr>
+      <w:r>
+        <w:rPr>
+          <w:rFonts w:eastAsia="Consolas" w:cs="Consolas" w:ascii="Consolas" w:hAnsi="Consolas"/>
+          <w:sz w:val="24"/>
+          <w:szCs w:val="24"/>
+          <w:highlight w:val="white"/>
+        </w:rPr>
+        <w:t>Redaktor. Może wysłać poprawiony manuskrypt.</w:t>
+      </w:r>
+    </w:p>
+    <w:p>
+      <w:pPr>
+        <w:pStyle w:val="normal1"/>
+        <w:widowControl w:val="false"/>
+        <w:shd w:val="clear" w:fill="FFFFFF"/>
+        <w:spacing w:lineRule="auto" w:line="240"/>
+        <w:rPr>
+          <w:rFonts w:ascii="Consolas" w:hAnsi="Consolas" w:eastAsia="Consolas" w:cs="Consolas"/>
+          <w:sz w:val="24"/>
+          <w:szCs w:val="24"/>
+          <w:highlight w:val="white"/>
+        </w:rPr>
+      </w:pPr>
+      <w:r>
+        <w:rPr>
+          <w:rFonts w:eastAsia="Consolas" w:cs="Consolas" w:ascii="Consolas" w:hAnsi="Consolas"/>
+          <w:sz w:val="24"/>
+          <w:szCs w:val="24"/>
+          <w:highlight w:val="white"/>
+        </w:rPr>
+      </w:r>
+    </w:p>
+    <w:p>
+      <w:pPr>
+        <w:pStyle w:val="normal1"/>
+        <w:widowControl w:val="false"/>
+        <w:shd w:val="clear" w:fill="FFFFFF"/>
+        <w:spacing w:lineRule="auto" w:line="240"/>
+        <w:rPr>
+          <w:rFonts w:ascii="Consolas" w:hAnsi="Consolas" w:eastAsia="Consolas" w:cs="Consolas"/>
+          <w:sz w:val="24"/>
+          <w:szCs w:val="24"/>
+          <w:highlight w:val="white"/>
+        </w:rPr>
+      </w:pPr>
+      <w:r>
+        <w:rPr>
+          <w:rFonts w:eastAsia="Consolas" w:cs="Consolas" w:ascii="Consolas" w:hAnsi="Consolas"/>
+          <w:sz w:val="24"/>
+          <w:szCs w:val="24"/>
+          <w:highlight w:val="white"/>
+        </w:rPr>
+        <w:t xml:space="preserve">  </w:t>
+      </w:r>
+      <w:r>
+        <w:rPr>
+          <w:rFonts w:eastAsia="Consolas" w:cs="Consolas" w:ascii="Consolas" w:hAnsi="Consolas"/>
+          <w:sz w:val="24"/>
+          <w:szCs w:val="24"/>
+          <w:highlight w:val="white"/>
+        </w:rPr>
+        <w:t>Bernard</w:t>
+      </w:r>
+    </w:p>
+    <w:p>
+      <w:pPr>
+        <w:pStyle w:val="normal1"/>
+        <w:widowControl w:val="false"/>
+        <w:shd w:val="clear" w:fill="FFFFFF"/>
+        <w:spacing w:lineRule="auto" w:line="240"/>
+        <w:rPr>
+          <w:rFonts w:ascii="Consolas" w:hAnsi="Consolas" w:eastAsia="Consolas" w:cs="Consolas"/>
+          <w:sz w:val="24"/>
+          <w:szCs w:val="24"/>
+          <w:highlight w:val="white"/>
+        </w:rPr>
+      </w:pPr>
+      <w:r>
+        <w:rPr>
+          <w:rFonts w:eastAsia="Consolas" w:cs="Consolas" w:ascii="Consolas" w:hAnsi="Consolas"/>
+          <w:sz w:val="24"/>
+          <w:szCs w:val="24"/>
+          <w:highlight w:val="white"/>
+        </w:rPr>
+        <w:t>Kujon. Potrafi naprawić telefon i radiostacje. Boi się Zielonej Macki i może wysadzić rezydencję w powietrze, jeśli przeczyta napis na drzwiach pancernych.</w:t>
+      </w:r>
+    </w:p>
+    <w:p>
+      <w:pPr>
+        <w:pStyle w:val="normal1"/>
+        <w:widowControl w:val="false"/>
+        <w:shd w:val="clear" w:fill="FFFFFF"/>
+        <w:spacing w:lineRule="auto" w:line="240"/>
+        <w:rPr>
+          <w:rFonts w:ascii="Consolas" w:hAnsi="Consolas" w:eastAsia="Consolas" w:cs="Consolas"/>
+          <w:sz w:val="24"/>
+          <w:szCs w:val="24"/>
+          <w:highlight w:val="white"/>
+        </w:rPr>
+      </w:pPr>
+      <w:r>
+        <w:rPr>
+          <w:rFonts w:eastAsia="Consolas" w:cs="Consolas" w:ascii="Consolas" w:hAnsi="Consolas"/>
+          <w:sz w:val="24"/>
+          <w:szCs w:val="24"/>
+          <w:highlight w:val="white"/>
+        </w:rPr>
+      </w:r>
+    </w:p>
+    <w:p>
+      <w:pPr>
+        <w:pStyle w:val="normal1"/>
+        <w:widowControl w:val="false"/>
+        <w:shd w:val="clear" w:fill="FFFFFF"/>
+        <w:spacing w:lineRule="auto" w:line="240"/>
+        <w:rPr>
+          <w:rFonts w:ascii="Consolas" w:hAnsi="Consolas" w:eastAsia="Consolas" w:cs="Consolas"/>
+          <w:sz w:val="24"/>
+          <w:szCs w:val="24"/>
+          <w:highlight w:val="white"/>
+        </w:rPr>
+      </w:pPr>
+      <w:r>
+        <w:rPr>
+          <w:rFonts w:eastAsia="Consolas" w:cs="Consolas" w:ascii="Consolas" w:hAnsi="Consolas"/>
+          <w:sz w:val="24"/>
+          <w:szCs w:val="24"/>
+          <w:highlight w:val="white"/>
+        </w:rPr>
+        <w:t xml:space="preserve">  </w:t>
+      </w:r>
+      <w:r>
+        <w:rPr>
+          <w:rFonts w:eastAsia="Consolas" w:cs="Consolas" w:ascii="Consolas" w:hAnsi="Consolas"/>
+          <w:sz w:val="24"/>
+          <w:szCs w:val="24"/>
+          <w:highlight w:val="white"/>
+        </w:rPr>
+        <w:t>Razor</w:t>
+      </w:r>
+    </w:p>
+    <w:p>
+      <w:pPr>
+        <w:pStyle w:val="normal1"/>
+        <w:widowControl w:val="false"/>
+        <w:shd w:val="clear" w:fill="FFFFFF"/>
+        <w:spacing w:lineRule="auto" w:line="240"/>
+        <w:rPr>
+          <w:rFonts w:ascii="Consolas" w:hAnsi="Consolas" w:eastAsia="Consolas" w:cs="Consolas"/>
+          <w:sz w:val="24"/>
+          <w:szCs w:val="24"/>
+          <w:highlight w:val="white"/>
+        </w:rPr>
+      </w:pPr>
+      <w:r>
+        <w:rPr>
+          <w:rFonts w:eastAsia="Consolas" w:cs="Consolas" w:ascii="Consolas" w:hAnsi="Consolas"/>
+          <w:sz w:val="24"/>
+          <w:szCs w:val="24"/>
+          <w:highlight w:val="white"/>
+        </w:rPr>
+        <w:t>Muzyk. Żeńska kopia Syda.</w:t>
+      </w:r>
+    </w:p>
+    <w:p>
+      <w:pPr>
+        <w:pStyle w:val="normal1"/>
+        <w:widowControl w:val="false"/>
+        <w:shd w:val="clear" w:fill="FFFFFF"/>
+        <w:spacing w:lineRule="auto" w:line="240"/>
+        <w:rPr>
+          <w:rFonts w:ascii="Consolas" w:hAnsi="Consolas" w:eastAsia="Consolas" w:cs="Consolas"/>
+          <w:sz w:val="24"/>
+          <w:szCs w:val="24"/>
+          <w:highlight w:val="white"/>
+        </w:rPr>
+      </w:pPr>
+      <w:r>
+        <w:rPr>
+          <w:rFonts w:eastAsia="Consolas" w:cs="Consolas" w:ascii="Consolas" w:hAnsi="Consolas"/>
+          <w:sz w:val="24"/>
+          <w:szCs w:val="24"/>
+          <w:highlight w:val="white"/>
+        </w:rPr>
+      </w:r>
+    </w:p>
+    <w:p>
+      <w:pPr>
+        <w:pStyle w:val="normal1"/>
+        <w:widowControl w:val="false"/>
+        <w:shd w:val="clear" w:fill="FFFFFF"/>
+        <w:spacing w:lineRule="auto" w:line="240"/>
+        <w:rPr>
+          <w:rFonts w:ascii="Consolas" w:hAnsi="Consolas" w:eastAsia="Consolas" w:cs="Consolas"/>
+          <w:sz w:val="24"/>
+          <w:szCs w:val="24"/>
+          <w:highlight w:val="white"/>
+        </w:rPr>
+      </w:pPr>
+      <w:r>
+        <w:rPr>
+          <w:rFonts w:eastAsia="Consolas" w:cs="Consolas" w:ascii="Consolas" w:hAnsi="Consolas"/>
+          <w:sz w:val="24"/>
+          <w:szCs w:val="24"/>
+          <w:highlight w:val="white"/>
+        </w:rPr>
+        <w:t xml:space="preserve">  </w:t>
+      </w:r>
+      <w:r>
+        <w:rPr>
+          <w:rFonts w:eastAsia="Consolas" w:cs="Consolas" w:ascii="Consolas" w:hAnsi="Consolas"/>
+          <w:sz w:val="24"/>
+          <w:szCs w:val="24"/>
+          <w:highlight w:val="white"/>
+        </w:rPr>
+        <w:t>Jeff</w:t>
+      </w:r>
+    </w:p>
+    <w:p>
+      <w:pPr>
+        <w:pStyle w:val="normal1"/>
+        <w:widowControl w:val="false"/>
+        <w:shd w:val="clear" w:fill="FFFFFF"/>
+        <w:spacing w:lineRule="auto" w:line="240"/>
+        <w:rPr>
+          <w:rFonts w:ascii="Consolas" w:hAnsi="Consolas" w:eastAsia="Consolas" w:cs="Consolas"/>
+          <w:sz w:val="24"/>
+          <w:szCs w:val="24"/>
+          <w:highlight w:val="white"/>
+        </w:rPr>
+      </w:pPr>
+      <w:r>
+        <w:rPr>
+          <w:rFonts w:eastAsia="Consolas" w:cs="Consolas" w:ascii="Consolas" w:hAnsi="Consolas"/>
+          <w:sz w:val="24"/>
+          <w:szCs w:val="24"/>
+          <w:highlight w:val="white"/>
+        </w:rPr>
+        <w:t>Luzak. Potrafi naprawić telefon.</w:t>
+      </w:r>
+    </w:p>
+    <w:p>
+      <w:pPr>
+        <w:pStyle w:val="normal1"/>
+        <w:widowControl w:val="false"/>
+        <w:shd w:val="clear" w:fill="FFFFFF"/>
+        <w:spacing w:lineRule="auto" w:line="240"/>
+        <w:rPr>
+          <w:rFonts w:ascii="Consolas" w:hAnsi="Consolas" w:eastAsia="Consolas" w:cs="Consolas"/>
+          <w:sz w:val="24"/>
+          <w:szCs w:val="24"/>
+          <w:highlight w:val="white"/>
+        </w:rPr>
+      </w:pPr>
+      <w:r>
+        <w:rPr>
+          <w:rFonts w:eastAsia="Consolas" w:cs="Consolas" w:ascii="Consolas" w:hAnsi="Consolas"/>
+          <w:sz w:val="24"/>
+          <w:szCs w:val="24"/>
+          <w:highlight w:val="white"/>
+        </w:rPr>
+        <w:t xml:space="preserve">  </w:t>
+      </w:r>
+    </w:p>
+    <w:p>
+      <w:pPr>
+        <w:pStyle w:val="normal1"/>
+        <w:widowControl w:val="false"/>
+        <w:shd w:val="clear" w:fill="FFFFFF"/>
+        <w:spacing w:lineRule="auto" w:line="240"/>
+        <w:rPr>
+          <w:rFonts w:ascii="Consolas" w:hAnsi="Consolas" w:eastAsia="Consolas" w:cs="Consolas"/>
           <w:b/>
           <w:bCs/>
           <w:sz w:val="24"/>
           <w:szCs w:val="24"/>
           <w:highlight w:val="white"/>
         </w:rPr>
-        <w:t>Drużyna</w:t>
-      </w:r>
-      <w:bookmarkEnd w:id="1"/>
+      </w:pPr>
+      <w:r>
+        <w:rPr>
+          <w:rFonts w:eastAsia="Consolas" w:cs="Consolas" w:ascii="Consolas" w:hAnsi="Consolas"/>
+          <w:sz w:val="24"/>
+          <w:szCs w:val="24"/>
+          <w:highlight w:val="white"/>
+        </w:rPr>
+        <w:t xml:space="preserve">  </w:t>
+      </w:r>
+      <w:bookmarkStart w:id="2" w:name="Lochy"/>
+      <w:r>
+        <w:rPr>
+          <w:rFonts w:eastAsia="Consolas" w:cs="Consolas" w:ascii="Consolas" w:hAnsi="Consolas"/>
+          <w:b w:val="false"/>
+          <w:bCs w:val="false"/>
+          <w:sz w:val="24"/>
+          <w:szCs w:val="24"/>
+          <w:highlight w:val="white"/>
+        </w:rPr>
+        <w:t>Lochy</w:t>
+      </w:r>
+      <w:bookmarkEnd w:id="2"/>
     </w:p>
     <w:p>
       <w:pPr>
@@ -1130,515 +1731,29 @@
           <w:szCs w:val="24"/>
           <w:highlight w:val="white"/>
         </w:rPr>
-        <w:t>Dave</w:t>
-      </w:r>
-    </w:p>
-    <w:p>
-      <w:pPr>
-        <w:pStyle w:val="normal1"/>
-        <w:widowControl w:val="false"/>
-        <w:shd w:val="clear" w:fill="FFFFFF"/>
-        <w:spacing w:lineRule="auto" w:line="240"/>
-        <w:rPr>
-          <w:rFonts w:ascii="Consolas" w:hAnsi="Consolas" w:eastAsia="Consolas" w:cs="Consolas"/>
-          <w:sz w:val="24"/>
-          <w:szCs w:val="24"/>
-          <w:highlight w:val="white"/>
-        </w:rPr>
-      </w:pPr>
-      <w:r>
-        <w:rPr>
-          <w:rFonts w:eastAsia="Consolas" w:cs="Consolas" w:ascii="Consolas" w:hAnsi="Consolas"/>
-          <w:sz w:val="24"/>
-          <w:szCs w:val="24"/>
-          <w:highlight w:val="white"/>
-        </w:rPr>
-        <w:t>Główny bohater. Sandy to jego dziewczyna i to Dave zorganizował akcję ratunkową. Dave nie ma żadnych zdolności.</w:t>
-      </w:r>
-    </w:p>
-    <w:p>
-      <w:pPr>
-        <w:pStyle w:val="normal1"/>
-        <w:widowControl w:val="false"/>
-        <w:shd w:val="clear" w:fill="FFFFFF"/>
-        <w:spacing w:lineRule="auto" w:line="240"/>
-        <w:rPr>
-          <w:rFonts w:ascii="Consolas" w:hAnsi="Consolas" w:eastAsia="Consolas" w:cs="Consolas"/>
-          <w:sz w:val="24"/>
-          <w:szCs w:val="24"/>
-          <w:highlight w:val="white"/>
-        </w:rPr>
-      </w:pPr>
-      <w:r>
-        <w:rPr>
-          <w:rFonts w:eastAsia="Consolas" w:cs="Consolas" w:ascii="Consolas" w:hAnsi="Consolas"/>
-          <w:sz w:val="24"/>
-          <w:szCs w:val="24"/>
-          <w:highlight w:val="white"/>
-        </w:rPr>
-      </w:r>
-    </w:p>
-    <w:p>
-      <w:pPr>
-        <w:pStyle w:val="normal1"/>
-        <w:widowControl w:val="false"/>
-        <w:shd w:val="clear" w:fill="FFFFFF"/>
-        <w:spacing w:lineRule="auto" w:line="240"/>
-        <w:rPr>
-          <w:rFonts w:ascii="Consolas" w:hAnsi="Consolas" w:eastAsia="Consolas" w:cs="Consolas"/>
-          <w:sz w:val="24"/>
-          <w:szCs w:val="24"/>
-          <w:highlight w:val="white"/>
-        </w:rPr>
-      </w:pPr>
-      <w:r>
-        <w:rPr>
-          <w:rFonts w:eastAsia="Consolas" w:cs="Consolas" w:ascii="Consolas" w:hAnsi="Consolas"/>
-          <w:sz w:val="24"/>
-          <w:szCs w:val="24"/>
-          <w:highlight w:val="white"/>
-        </w:rPr>
-        <w:t xml:space="preserve">  </w:t>
-      </w:r>
-      <w:r>
-        <w:rPr>
-          <w:rFonts w:eastAsia="Consolas" w:cs="Consolas" w:ascii="Consolas" w:hAnsi="Consolas"/>
-          <w:sz w:val="24"/>
-          <w:szCs w:val="24"/>
-          <w:highlight w:val="white"/>
-        </w:rPr>
-        <w:t>Syd</w:t>
-      </w:r>
-    </w:p>
-    <w:p>
-      <w:pPr>
-        <w:pStyle w:val="normal1"/>
-        <w:widowControl w:val="false"/>
-        <w:shd w:val="clear" w:fill="FFFFFF"/>
-        <w:spacing w:lineRule="auto" w:line="240"/>
-        <w:rPr>
-          <w:rFonts w:ascii="Consolas" w:hAnsi="Consolas" w:eastAsia="Consolas" w:cs="Consolas"/>
-          <w:sz w:val="24"/>
-          <w:szCs w:val="24"/>
-          <w:highlight w:val="white"/>
-        </w:rPr>
-      </w:pPr>
-      <w:r>
-        <w:rPr>
-          <w:rFonts w:eastAsia="Consolas" w:cs="Consolas" w:ascii="Consolas" w:hAnsi="Consolas"/>
-          <w:sz w:val="24"/>
-          <w:szCs w:val="24"/>
-          <w:highlight w:val="white"/>
-        </w:rPr>
-        <w:t>Muzyk. Może pomóc Zielonemu w wysłaniu demo kasety. Może też podgrzać chomika w mikrofalówce.</w:t>
-      </w:r>
-    </w:p>
-    <w:p>
-      <w:pPr>
-        <w:pStyle w:val="normal1"/>
-        <w:widowControl w:val="false"/>
-        <w:shd w:val="clear" w:fill="FFFFFF"/>
-        <w:spacing w:lineRule="auto" w:line="240"/>
-        <w:rPr>
-          <w:rFonts w:ascii="Consolas" w:hAnsi="Consolas" w:eastAsia="Consolas" w:cs="Consolas"/>
-          <w:sz w:val="24"/>
-          <w:szCs w:val="24"/>
-          <w:highlight w:val="white"/>
-        </w:rPr>
-      </w:pPr>
-      <w:r>
-        <w:rPr>
-          <w:rFonts w:eastAsia="Consolas" w:cs="Consolas" w:ascii="Consolas" w:hAnsi="Consolas"/>
-          <w:sz w:val="24"/>
-          <w:szCs w:val="24"/>
-          <w:highlight w:val="white"/>
-        </w:rPr>
-      </w:r>
-    </w:p>
-    <w:p>
-      <w:pPr>
-        <w:pStyle w:val="normal1"/>
-        <w:widowControl w:val="false"/>
-        <w:shd w:val="clear" w:fill="FFFFFF"/>
-        <w:spacing w:lineRule="auto" w:line="240"/>
-        <w:rPr>
-          <w:rFonts w:ascii="Consolas" w:hAnsi="Consolas" w:eastAsia="Consolas" w:cs="Consolas"/>
-          <w:sz w:val="24"/>
-          <w:szCs w:val="24"/>
-          <w:highlight w:val="white"/>
-        </w:rPr>
-      </w:pPr>
-      <w:r>
-        <w:rPr>
-          <w:rFonts w:eastAsia="Consolas" w:cs="Consolas" w:ascii="Consolas" w:hAnsi="Consolas"/>
-          <w:sz w:val="24"/>
-          <w:szCs w:val="24"/>
-          <w:highlight w:val="white"/>
-        </w:rPr>
-        <w:t xml:space="preserve">  </w:t>
-      </w:r>
-      <w:r>
-        <w:rPr>
-          <w:rFonts w:eastAsia="Consolas" w:cs="Consolas" w:ascii="Consolas" w:hAnsi="Consolas"/>
-          <w:sz w:val="24"/>
-          <w:szCs w:val="24"/>
-          <w:highlight w:val="white"/>
-        </w:rPr>
-        <w:t>Michael</w:t>
-      </w:r>
-    </w:p>
-    <w:p>
-      <w:pPr>
-        <w:pStyle w:val="normal1"/>
-        <w:widowControl w:val="false"/>
-        <w:shd w:val="clear" w:fill="FFFFFF"/>
-        <w:spacing w:lineRule="auto" w:line="240"/>
-        <w:rPr>
-          <w:rFonts w:ascii="Consolas" w:hAnsi="Consolas" w:eastAsia="Consolas" w:cs="Consolas"/>
-          <w:sz w:val="24"/>
-          <w:szCs w:val="24"/>
-          <w:highlight w:val="white"/>
-        </w:rPr>
-      </w:pPr>
-      <w:r>
-        <w:rPr>
-          <w:rFonts w:eastAsia="Consolas" w:cs="Consolas" w:ascii="Consolas" w:hAnsi="Consolas"/>
-          <w:sz w:val="24"/>
-          <w:szCs w:val="24"/>
-          <w:highlight w:val="white"/>
-        </w:rPr>
-        <w:t>Fotograf. Może wywołać zdjęcia dla Eda.</w:t>
-      </w:r>
-    </w:p>
-    <w:p>
-      <w:pPr>
-        <w:pStyle w:val="normal1"/>
-        <w:widowControl w:val="false"/>
-        <w:shd w:val="clear" w:fill="FFFFFF"/>
-        <w:spacing w:lineRule="auto" w:line="240"/>
-        <w:rPr>
-          <w:rFonts w:ascii="Consolas" w:hAnsi="Consolas" w:eastAsia="Consolas" w:cs="Consolas"/>
-          <w:sz w:val="24"/>
-          <w:szCs w:val="24"/>
-          <w:highlight w:val="white"/>
-        </w:rPr>
-      </w:pPr>
-      <w:r>
-        <w:rPr>
-          <w:rFonts w:eastAsia="Consolas" w:cs="Consolas" w:ascii="Consolas" w:hAnsi="Consolas"/>
-          <w:sz w:val="24"/>
-          <w:szCs w:val="24"/>
-          <w:highlight w:val="white"/>
-        </w:rPr>
-      </w:r>
-    </w:p>
-    <w:p>
-      <w:pPr>
-        <w:pStyle w:val="normal1"/>
-        <w:widowControl w:val="false"/>
-        <w:shd w:val="clear" w:fill="FFFFFF"/>
-        <w:spacing w:lineRule="auto" w:line="240"/>
-        <w:rPr>
-          <w:rFonts w:ascii="Consolas" w:hAnsi="Consolas" w:eastAsia="Consolas" w:cs="Consolas"/>
-          <w:sz w:val="24"/>
-          <w:szCs w:val="24"/>
-          <w:highlight w:val="white"/>
-        </w:rPr>
-      </w:pPr>
-      <w:r>
-        <w:rPr>
-          <w:rFonts w:eastAsia="Consolas" w:cs="Consolas" w:ascii="Consolas" w:hAnsi="Consolas"/>
-          <w:sz w:val="24"/>
-          <w:szCs w:val="24"/>
-          <w:highlight w:val="white"/>
-        </w:rPr>
-        <w:t xml:space="preserve">  </w:t>
-      </w:r>
-      <w:r>
-        <w:rPr>
-          <w:rFonts w:eastAsia="Consolas" w:cs="Consolas" w:ascii="Consolas" w:hAnsi="Consolas"/>
-          <w:sz w:val="24"/>
-          <w:szCs w:val="24"/>
-          <w:highlight w:val="white"/>
-        </w:rPr>
-        <w:t>Wendy</w:t>
-      </w:r>
-    </w:p>
-    <w:p>
-      <w:pPr>
-        <w:pStyle w:val="normal1"/>
-        <w:widowControl w:val="false"/>
-        <w:shd w:val="clear" w:fill="FFFFFF"/>
-        <w:spacing w:lineRule="auto" w:line="240"/>
-        <w:rPr>
-          <w:rFonts w:ascii="Consolas" w:hAnsi="Consolas" w:eastAsia="Consolas" w:cs="Consolas"/>
-          <w:sz w:val="24"/>
-          <w:szCs w:val="24"/>
-          <w:highlight w:val="white"/>
-        </w:rPr>
-      </w:pPr>
-      <w:r>
-        <w:rPr>
-          <w:rFonts w:eastAsia="Consolas" w:cs="Consolas" w:ascii="Consolas" w:hAnsi="Consolas"/>
-          <w:sz w:val="24"/>
-          <w:szCs w:val="24"/>
-          <w:highlight w:val="white"/>
-        </w:rPr>
-        <w:t>Redaktor. Może wysłać poprawiony manuskrypt.</w:t>
-      </w:r>
-    </w:p>
-    <w:p>
-      <w:pPr>
-        <w:pStyle w:val="normal1"/>
-        <w:widowControl w:val="false"/>
-        <w:shd w:val="clear" w:fill="FFFFFF"/>
-        <w:spacing w:lineRule="auto" w:line="240"/>
-        <w:rPr>
-          <w:rFonts w:ascii="Consolas" w:hAnsi="Consolas" w:eastAsia="Consolas" w:cs="Consolas"/>
-          <w:sz w:val="24"/>
-          <w:szCs w:val="24"/>
-          <w:highlight w:val="white"/>
-        </w:rPr>
-      </w:pPr>
-      <w:r>
-        <w:rPr>
-          <w:rFonts w:eastAsia="Consolas" w:cs="Consolas" w:ascii="Consolas" w:hAnsi="Consolas"/>
-          <w:sz w:val="24"/>
-          <w:szCs w:val="24"/>
-          <w:highlight w:val="white"/>
-        </w:rPr>
-      </w:r>
-    </w:p>
-    <w:p>
-      <w:pPr>
-        <w:pStyle w:val="normal1"/>
-        <w:widowControl w:val="false"/>
-        <w:shd w:val="clear" w:fill="FFFFFF"/>
-        <w:spacing w:lineRule="auto" w:line="240"/>
-        <w:rPr>
-          <w:rFonts w:ascii="Consolas" w:hAnsi="Consolas" w:eastAsia="Consolas" w:cs="Consolas"/>
-          <w:sz w:val="24"/>
-          <w:szCs w:val="24"/>
-          <w:highlight w:val="white"/>
-        </w:rPr>
-      </w:pPr>
-      <w:r>
-        <w:rPr>
-          <w:rFonts w:eastAsia="Consolas" w:cs="Consolas" w:ascii="Consolas" w:hAnsi="Consolas"/>
-          <w:sz w:val="24"/>
-          <w:szCs w:val="24"/>
-          <w:highlight w:val="white"/>
-        </w:rPr>
-        <w:t xml:space="preserve">  </w:t>
-      </w:r>
-      <w:r>
-        <w:rPr>
-          <w:rFonts w:eastAsia="Consolas" w:cs="Consolas" w:ascii="Consolas" w:hAnsi="Consolas"/>
-          <w:sz w:val="24"/>
-          <w:szCs w:val="24"/>
-          <w:highlight w:val="white"/>
-        </w:rPr>
-        <w:t>Bernard</w:t>
-      </w:r>
-    </w:p>
-    <w:p>
-      <w:pPr>
-        <w:pStyle w:val="normal1"/>
-        <w:widowControl w:val="false"/>
-        <w:shd w:val="clear" w:fill="FFFFFF"/>
-        <w:spacing w:lineRule="auto" w:line="240"/>
-        <w:rPr>
-          <w:rFonts w:ascii="Consolas" w:hAnsi="Consolas" w:eastAsia="Consolas" w:cs="Consolas"/>
-          <w:sz w:val="24"/>
-          <w:szCs w:val="24"/>
-          <w:highlight w:val="white"/>
-        </w:rPr>
-      </w:pPr>
-      <w:r>
-        <w:rPr>
-          <w:rFonts w:eastAsia="Consolas" w:cs="Consolas" w:ascii="Consolas" w:hAnsi="Consolas"/>
-          <w:sz w:val="24"/>
-          <w:szCs w:val="24"/>
-          <w:highlight w:val="white"/>
-        </w:rPr>
-        <w:t>Kujon. Potrafi naprawić telefon i radiostacje. Boi się Zielonej Macki i może wysadzić rezydencję w powietrze, jeśli przeczyta napis na drzwiach pancernych.</w:t>
-      </w:r>
-    </w:p>
-    <w:p>
-      <w:pPr>
-        <w:pStyle w:val="normal1"/>
-        <w:widowControl w:val="false"/>
-        <w:shd w:val="clear" w:fill="FFFFFF"/>
-        <w:spacing w:lineRule="auto" w:line="240"/>
-        <w:rPr>
-          <w:rFonts w:ascii="Consolas" w:hAnsi="Consolas" w:eastAsia="Consolas" w:cs="Consolas"/>
-          <w:sz w:val="24"/>
-          <w:szCs w:val="24"/>
-          <w:highlight w:val="white"/>
-        </w:rPr>
-      </w:pPr>
-      <w:r>
-        <w:rPr>
-          <w:rFonts w:eastAsia="Consolas" w:cs="Consolas" w:ascii="Consolas" w:hAnsi="Consolas"/>
-          <w:sz w:val="24"/>
-          <w:szCs w:val="24"/>
-          <w:highlight w:val="white"/>
-        </w:rPr>
-      </w:r>
-    </w:p>
-    <w:p>
-      <w:pPr>
-        <w:pStyle w:val="normal1"/>
-        <w:widowControl w:val="false"/>
-        <w:shd w:val="clear" w:fill="FFFFFF"/>
-        <w:spacing w:lineRule="auto" w:line="240"/>
-        <w:rPr>
-          <w:rFonts w:ascii="Consolas" w:hAnsi="Consolas" w:eastAsia="Consolas" w:cs="Consolas"/>
-          <w:sz w:val="24"/>
-          <w:szCs w:val="24"/>
-          <w:highlight w:val="white"/>
-        </w:rPr>
-      </w:pPr>
-      <w:r>
-        <w:rPr>
-          <w:rFonts w:eastAsia="Consolas" w:cs="Consolas" w:ascii="Consolas" w:hAnsi="Consolas"/>
-          <w:sz w:val="24"/>
-          <w:szCs w:val="24"/>
-          <w:highlight w:val="white"/>
-        </w:rPr>
-        <w:t xml:space="preserve">  </w:t>
-      </w:r>
-      <w:r>
-        <w:rPr>
-          <w:rFonts w:eastAsia="Consolas" w:cs="Consolas" w:ascii="Consolas" w:hAnsi="Consolas"/>
-          <w:sz w:val="24"/>
-          <w:szCs w:val="24"/>
-          <w:highlight w:val="white"/>
-        </w:rPr>
-        <w:t>Razor</w:t>
-      </w:r>
-    </w:p>
-    <w:p>
-      <w:pPr>
-        <w:pStyle w:val="normal1"/>
-        <w:widowControl w:val="false"/>
-        <w:shd w:val="clear" w:fill="FFFFFF"/>
-        <w:spacing w:lineRule="auto" w:line="240"/>
-        <w:rPr>
-          <w:rFonts w:ascii="Consolas" w:hAnsi="Consolas" w:eastAsia="Consolas" w:cs="Consolas"/>
-          <w:sz w:val="24"/>
-          <w:szCs w:val="24"/>
-          <w:highlight w:val="white"/>
-        </w:rPr>
-      </w:pPr>
-      <w:r>
-        <w:rPr>
-          <w:rFonts w:eastAsia="Consolas" w:cs="Consolas" w:ascii="Consolas" w:hAnsi="Consolas"/>
-          <w:sz w:val="24"/>
-          <w:szCs w:val="24"/>
-          <w:highlight w:val="white"/>
-        </w:rPr>
-        <w:t>Muzyk. Żeńska kopia Syda.</w:t>
-      </w:r>
-    </w:p>
-    <w:p>
-      <w:pPr>
-        <w:pStyle w:val="normal1"/>
-        <w:widowControl w:val="false"/>
-        <w:shd w:val="clear" w:fill="FFFFFF"/>
-        <w:spacing w:lineRule="auto" w:line="240"/>
-        <w:rPr>
-          <w:rFonts w:ascii="Consolas" w:hAnsi="Consolas" w:eastAsia="Consolas" w:cs="Consolas"/>
-          <w:sz w:val="24"/>
-          <w:szCs w:val="24"/>
-          <w:highlight w:val="white"/>
-        </w:rPr>
-      </w:pPr>
-      <w:r>
-        <w:rPr>
-          <w:rFonts w:eastAsia="Consolas" w:cs="Consolas" w:ascii="Consolas" w:hAnsi="Consolas"/>
-          <w:sz w:val="24"/>
-          <w:szCs w:val="24"/>
-          <w:highlight w:val="white"/>
-        </w:rPr>
-      </w:r>
-    </w:p>
-    <w:p>
-      <w:pPr>
-        <w:pStyle w:val="normal1"/>
-        <w:widowControl w:val="false"/>
-        <w:shd w:val="clear" w:fill="FFFFFF"/>
-        <w:spacing w:lineRule="auto" w:line="240"/>
-        <w:rPr>
-          <w:rFonts w:ascii="Consolas" w:hAnsi="Consolas" w:eastAsia="Consolas" w:cs="Consolas"/>
-          <w:sz w:val="24"/>
-          <w:szCs w:val="24"/>
-          <w:highlight w:val="white"/>
-        </w:rPr>
-      </w:pPr>
-      <w:r>
-        <w:rPr>
-          <w:rFonts w:eastAsia="Consolas" w:cs="Consolas" w:ascii="Consolas" w:hAnsi="Consolas"/>
-          <w:sz w:val="24"/>
-          <w:szCs w:val="24"/>
-          <w:highlight w:val="white"/>
-        </w:rPr>
-        <w:t xml:space="preserve">  </w:t>
-      </w:r>
-      <w:r>
-        <w:rPr>
-          <w:rFonts w:eastAsia="Consolas" w:cs="Consolas" w:ascii="Consolas" w:hAnsi="Consolas"/>
-          <w:sz w:val="24"/>
-          <w:szCs w:val="24"/>
-          <w:highlight w:val="white"/>
-        </w:rPr>
-        <w:t>Jeff</w:t>
-      </w:r>
-    </w:p>
-    <w:p>
-      <w:pPr>
-        <w:pStyle w:val="normal1"/>
-        <w:widowControl w:val="false"/>
-        <w:shd w:val="clear" w:fill="FFFFFF"/>
-        <w:spacing w:lineRule="auto" w:line="240"/>
-        <w:rPr>
-          <w:rFonts w:ascii="Consolas" w:hAnsi="Consolas" w:eastAsia="Consolas" w:cs="Consolas"/>
-          <w:sz w:val="24"/>
-          <w:szCs w:val="24"/>
-          <w:highlight w:val="white"/>
-        </w:rPr>
-      </w:pPr>
-      <w:r>
-        <w:rPr>
-          <w:rFonts w:eastAsia="Consolas" w:cs="Consolas" w:ascii="Consolas" w:hAnsi="Consolas"/>
-          <w:sz w:val="24"/>
-          <w:szCs w:val="24"/>
-          <w:highlight w:val="white"/>
-        </w:rPr>
-        <w:t>Luzak. Potrafi naprawić telefon.</w:t>
-      </w:r>
-    </w:p>
-    <w:p>
-      <w:pPr>
-        <w:pStyle w:val="normal1"/>
-        <w:widowControl w:val="false"/>
-        <w:shd w:val="clear" w:fill="FFFFFF"/>
-        <w:spacing w:lineRule="auto" w:line="240"/>
-        <w:rPr>
-          <w:rFonts w:ascii="Consolas" w:hAnsi="Consolas" w:eastAsia="Consolas" w:cs="Consolas"/>
-          <w:sz w:val="24"/>
-          <w:szCs w:val="24"/>
-          <w:highlight w:val="white"/>
-        </w:rPr>
-      </w:pPr>
-      <w:r>
-        <w:rPr>
-          <w:rFonts w:eastAsia="Consolas" w:cs="Consolas" w:ascii="Consolas" w:hAnsi="Consolas"/>
-          <w:sz w:val="24"/>
-          <w:szCs w:val="24"/>
-          <w:highlight w:val="white"/>
-        </w:rPr>
-        <w:t xml:space="preserve">  </w:t>
+        <w:t>W trakcie gry możesz zostać złapany i wrzucony do lochów. Drzwi do lochów otworzysz zardzewiałym kluczem. Jeśli nie masz jeszcze klucza, potrzebujesz pomocy drugiego dzieciaka. Musi on nacisnąć poluzowaną cegłę (loose brick) pod oknem z lewej strony, wtedy na krótki czas drzwi otworzą się i będziesz mógł uciec jednym z dzieciaków.</w:t>
+      </w:r>
+    </w:p>
+    <w:p>
+      <w:pPr>
+        <w:pStyle w:val="normal1"/>
+        <w:widowControl w:val="false"/>
+        <w:shd w:val="clear" w:fill="FFFFFF"/>
+        <w:spacing w:lineRule="auto" w:line="240"/>
+        <w:rPr>
+          <w:rFonts w:ascii="Consolas" w:hAnsi="Consolas" w:eastAsia="Consolas" w:cs="Consolas"/>
+          <w:sz w:val="24"/>
+          <w:szCs w:val="24"/>
+          <w:highlight w:val="white"/>
+        </w:rPr>
+      </w:pPr>
+      <w:r>
+        <w:rPr>
+          <w:rFonts w:eastAsia="Consolas" w:cs="Consolas" w:ascii="Consolas" w:hAnsi="Consolas"/>
+          <w:sz w:val="24"/>
+          <w:szCs w:val="24"/>
+          <w:highlight w:val="white"/>
+        </w:rPr>
       </w:r>
     </w:p>
     <w:p>
@@ -1665,19 +1780,134 @@
         </w:rPr>
         <w:t xml:space="preserve">  </w:t>
       </w:r>
-      <w:bookmarkStart w:id="2" w:name="Lochy"/>
-      <w:r>
-        <w:rPr>
-          <w:rFonts w:eastAsia="Consolas" w:cs="Consolas" w:ascii="Consolas" w:hAnsi="Consolas"/>
+      <w:bookmarkStart w:id="3" w:name="Początek"/>
+      <w:r>
+        <w:rPr>
+          <w:rFonts w:eastAsia="Consolas" w:cs="Consolas" w:ascii="Consolas" w:hAnsi="Consolas"/>
+          <w:b w:val="false"/>
+          <w:bCs w:val="false"/>
+          <w:sz w:val="24"/>
+          <w:szCs w:val="24"/>
+          <w:highlight w:val="white"/>
+        </w:rPr>
+        <w:t>Początek</w:t>
+      </w:r>
+      <w:bookmarkEnd w:id="3"/>
+    </w:p>
+    <w:p>
+      <w:pPr>
+        <w:pStyle w:val="normal1"/>
+        <w:widowControl w:val="false"/>
+        <w:shd w:val="clear" w:fill="FFFFFF"/>
+        <w:spacing w:lineRule="auto" w:line="240"/>
+        <w:rPr>
+          <w:rFonts w:ascii="Consolas" w:hAnsi="Consolas" w:eastAsia="Consolas" w:cs="Consolas"/>
+          <w:sz w:val="24"/>
+          <w:szCs w:val="24"/>
+          <w:highlight w:val="white"/>
+        </w:rPr>
+      </w:pPr>
+      <w:r>
+        <w:rPr>
+          <w:rFonts w:eastAsia="Consolas" w:cs="Consolas" w:ascii="Consolas" w:hAnsi="Consolas"/>
+          <w:sz w:val="24"/>
+          <w:szCs w:val="24"/>
+          <w:highlight w:val="white"/>
+        </w:rPr>
+        <w:t>------------------------------------------------------</w:t>
+      </w:r>
+    </w:p>
+    <w:p>
+      <w:pPr>
+        <w:pStyle w:val="normal1"/>
+        <w:widowControl w:val="false"/>
+        <w:shd w:val="clear" w:fill="FFFFFF"/>
+        <w:spacing w:lineRule="auto" w:line="240"/>
+        <w:rPr>
+          <w:rFonts w:ascii="Consolas" w:hAnsi="Consolas" w:eastAsia="Consolas" w:cs="Consolas"/>
+          <w:sz w:val="24"/>
+          <w:szCs w:val="24"/>
+          <w:highlight w:val="white"/>
+        </w:rPr>
+      </w:pPr>
+      <w:r>
+        <w:rPr>
+          <w:rFonts w:eastAsia="Consolas" w:cs="Consolas" w:ascii="Consolas" w:hAnsi="Consolas"/>
+          <w:sz w:val="24"/>
+          <w:szCs w:val="24"/>
+          <w:highlight w:val="white"/>
+        </w:rPr>
+        <w:t xml:space="preserve">  </w:t>
+      </w:r>
+      <w:r>
+        <w:rPr>
+          <w:rFonts w:eastAsia="Consolas" w:cs="Consolas" w:ascii="Consolas" w:hAnsi="Consolas"/>
+          <w:sz w:val="24"/>
+          <w:szCs w:val="24"/>
+          <w:highlight w:val="white"/>
+        </w:rPr>
+        <w:t>Po intrze podnieś Dave'em klucz spod wycieraczki i otwórz drzwi. Dzieciakiem #2 podejdź pod skrzynkę na listy. Nie ruszaj go dopóki nie usłyszysz dzwonka do drzwi. To wydarzy się dokładnie po 5 minutach od momentu kiedy wejdziesz na ostatnie piętro. Wtedy uaktywnij go, podnieś szybko paczkę i zależnie od tego kogo masz w drużynie (Wendy, Razor albo Syd), oderwij też znaczki.</w:t>
+      </w:r>
+    </w:p>
+    <w:p>
+      <w:pPr>
+        <w:pStyle w:val="normal1"/>
+        <w:widowControl w:val="false"/>
+        <w:shd w:val="clear" w:fill="FFFFFF"/>
+        <w:spacing w:lineRule="auto" w:line="240"/>
+        <w:rPr>
+          <w:rFonts w:ascii="Consolas" w:hAnsi="Consolas" w:eastAsia="Consolas" w:cs="Consolas"/>
+          <w:sz w:val="24"/>
+          <w:szCs w:val="24"/>
+          <w:highlight w:val="white"/>
+        </w:rPr>
+      </w:pPr>
+      <w:r>
+        <w:rPr>
+          <w:rFonts w:eastAsia="Consolas" w:cs="Consolas" w:ascii="Consolas" w:hAnsi="Consolas"/>
+          <w:sz w:val="24"/>
+          <w:szCs w:val="24"/>
+          <w:highlight w:val="white"/>
+        </w:rPr>
+      </w:r>
+    </w:p>
+    <w:p>
+      <w:pPr>
+        <w:pStyle w:val="normal1"/>
+        <w:widowControl w:val="false"/>
+        <w:shd w:val="clear" w:fill="FFFFFF"/>
+        <w:spacing w:lineRule="auto" w:line="240"/>
+        <w:rPr>
+          <w:rFonts w:ascii="Consolas" w:hAnsi="Consolas" w:eastAsia="Consolas" w:cs="Consolas"/>
           <w:b/>
           <w:bCs/>
           <w:sz w:val="24"/>
           <w:szCs w:val="24"/>
           <w:highlight w:val="white"/>
         </w:rPr>
-        <w:t>Lochy</w:t>
-      </w:r>
-      <w:bookmarkEnd w:id="2"/>
+      </w:pPr>
+      <w:r>
+        <w:rPr>
+          <w:rFonts w:eastAsia="Consolas" w:cs="Consolas" w:ascii="Consolas" w:hAnsi="Consolas"/>
+          <w:sz w:val="24"/>
+          <w:szCs w:val="24"/>
+          <w:highlight w:val="white"/>
+        </w:rPr>
+        <w:t xml:space="preserve">  </w:t>
+      </w:r>
+      <w:bookmarkStart w:id="4" w:name="Zielona_Macka_i_Roślina"/>
+      <w:r>
+        <w:rPr>
+          <w:rFonts w:eastAsia="Consolas" w:cs="Consolas" w:ascii="Consolas" w:hAnsi="Consolas"/>
+          <w:b w:val="false"/>
+          <w:bCs w:val="false"/>
+          <w:sz w:val="24"/>
+          <w:szCs w:val="24"/>
+          <w:highlight w:val="white"/>
+        </w:rPr>
+        <w:t>Zielona Macka i Roślina</w:t>
+      </w:r>
+      <w:bookmarkEnd w:id="4"/>
     </w:p>
     <w:p>
       <w:pPr>
@@ -1731,45 +1961,474 @@
           <w:szCs w:val="24"/>
           <w:highlight w:val="white"/>
         </w:rPr>
-        <w:t>W trakcie gry możesz zostać złapany i wrzucony do lochów. Drzwi do lochów otworzysz zardzewiałym kluczem. Jeśli nie masz jeszcze klucza, potrzebujesz pomocy drugiego dzieciaka. Musi on nacisnąć poluzowaną cegłę (loose brick) pod oknem z lewej strony, wtedy na krótki czas drzwi otworzą się i będziesz mógł uciec jednym z dzieciaków.</w:t>
-      </w:r>
-    </w:p>
-    <w:p>
-      <w:pPr>
-        <w:pStyle w:val="normal1"/>
-        <w:widowControl w:val="false"/>
-        <w:shd w:val="clear" w:fill="FFFFFF"/>
-        <w:spacing w:lineRule="auto" w:line="240"/>
-        <w:rPr>
-          <w:rFonts w:ascii="Consolas" w:hAnsi="Consolas" w:eastAsia="Consolas" w:cs="Consolas"/>
-          <w:sz w:val="24"/>
-          <w:szCs w:val="24"/>
-          <w:highlight w:val="white"/>
-        </w:rPr>
-      </w:pPr>
-      <w:r>
-        <w:rPr>
-          <w:rFonts w:eastAsia="Consolas" w:cs="Consolas" w:ascii="Consolas" w:hAnsi="Consolas"/>
-          <w:sz w:val="24"/>
-          <w:szCs w:val="24"/>
-          <w:highlight w:val="white"/>
-        </w:rPr>
-      </w:r>
-    </w:p>
-    <w:p>
-      <w:pPr>
-        <w:pStyle w:val="normal1"/>
-        <w:widowControl w:val="false"/>
-        <w:shd w:val="clear" w:fill="FFFFFF"/>
-        <w:spacing w:lineRule="auto" w:line="240"/>
-        <w:rPr>
-          <w:rFonts w:ascii="Consolas" w:hAnsi="Consolas" w:eastAsia="Consolas" w:cs="Consolas"/>
+        <w:t>Dzieciakiem #3 wejdź do rezydencji, podejdź do głowy gargulca i popchnij ją aby otworzyć drzwi do piwnicy. Wejdź tu Dave'em, a dzieciaka #3 ukryj w pokoju z radiem (drzwi z prawej strony).</w:t>
+      </w:r>
+    </w:p>
+    <w:p>
+      <w:pPr>
+        <w:pStyle w:val="normal1"/>
+        <w:widowControl w:val="false"/>
+        <w:shd w:val="clear" w:fill="FFFFFF"/>
+        <w:spacing w:lineRule="auto" w:line="240"/>
+        <w:rPr>
+          <w:rFonts w:ascii="Consolas" w:hAnsi="Consolas" w:eastAsia="Consolas" w:cs="Consolas"/>
+          <w:sz w:val="24"/>
+          <w:szCs w:val="24"/>
+          <w:highlight w:val="white"/>
+        </w:rPr>
+      </w:pPr>
+      <w:r>
+        <w:rPr>
+          <w:rFonts w:eastAsia="Consolas" w:cs="Consolas" w:ascii="Consolas" w:hAnsi="Consolas"/>
+          <w:sz w:val="24"/>
+          <w:szCs w:val="24"/>
+          <w:highlight w:val="white"/>
+        </w:rPr>
+      </w:r>
+    </w:p>
+    <w:p>
+      <w:pPr>
+        <w:pStyle w:val="normal1"/>
+        <w:widowControl w:val="false"/>
+        <w:shd w:val="clear" w:fill="FFFFFF"/>
+        <w:spacing w:lineRule="auto" w:line="240"/>
+        <w:rPr>
+          <w:rFonts w:ascii="Consolas" w:hAnsi="Consolas" w:eastAsia="Consolas" w:cs="Consolas"/>
+          <w:sz w:val="24"/>
+          <w:szCs w:val="24"/>
+          <w:highlight w:val="white"/>
+        </w:rPr>
+      </w:pPr>
+      <w:r>
+        <w:rPr>
+          <w:rFonts w:eastAsia="Consolas" w:cs="Consolas" w:ascii="Consolas" w:hAnsi="Consolas"/>
+          <w:sz w:val="24"/>
+          <w:szCs w:val="24"/>
+          <w:highlight w:val="white"/>
+        </w:rPr>
+        <w:t xml:space="preserve">  </w:t>
+      </w:r>
+      <w:r>
+        <w:rPr>
+          <w:rFonts w:eastAsia="Consolas" w:cs="Consolas" w:ascii="Consolas" w:hAnsi="Consolas"/>
+          <w:sz w:val="24"/>
+          <w:szCs w:val="24"/>
+          <w:highlight w:val="white"/>
+        </w:rPr>
+        <w:t xml:space="preserve">Jeśli w drużynie jest Bernard, przy okazji możesz wyciągnąć część z radia (tube). </w:t>
+      </w:r>
+    </w:p>
+    <w:p>
+      <w:pPr>
+        <w:pStyle w:val="normal1"/>
+        <w:widowControl w:val="false"/>
+        <w:shd w:val="clear" w:fill="FFFFFF"/>
+        <w:spacing w:lineRule="auto" w:line="240"/>
+        <w:rPr>
+          <w:rFonts w:ascii="Consolas" w:hAnsi="Consolas" w:eastAsia="Consolas" w:cs="Consolas"/>
+          <w:sz w:val="24"/>
+          <w:szCs w:val="24"/>
+          <w:highlight w:val="white"/>
+        </w:rPr>
+      </w:pPr>
+      <w:r>
+        <w:rPr>
+          <w:rFonts w:eastAsia="Consolas" w:cs="Consolas" w:ascii="Consolas" w:hAnsi="Consolas"/>
+          <w:sz w:val="24"/>
+          <w:szCs w:val="24"/>
+          <w:highlight w:val="white"/>
+        </w:rPr>
+      </w:r>
+    </w:p>
+    <w:p>
+      <w:pPr>
+        <w:pStyle w:val="normal1"/>
+        <w:widowControl w:val="false"/>
+        <w:shd w:val="clear" w:fill="FFFFFF"/>
+        <w:spacing w:lineRule="auto" w:line="240"/>
+        <w:rPr>
+          <w:rFonts w:ascii="Consolas" w:hAnsi="Consolas" w:eastAsia="Consolas" w:cs="Consolas"/>
+          <w:sz w:val="24"/>
+          <w:szCs w:val="24"/>
+          <w:highlight w:val="white"/>
+        </w:rPr>
+      </w:pPr>
+      <w:r>
+        <w:rPr>
+          <w:rFonts w:eastAsia="Consolas" w:cs="Consolas" w:ascii="Consolas" w:hAnsi="Consolas"/>
+          <w:sz w:val="24"/>
+          <w:szCs w:val="24"/>
+          <w:highlight w:val="white"/>
+        </w:rPr>
+        <w:t xml:space="preserve">  </w:t>
+      </w:r>
+      <w:r>
+        <w:rPr>
+          <w:rFonts w:eastAsia="Consolas" w:cs="Consolas" w:ascii="Consolas" w:hAnsi="Consolas"/>
+          <w:sz w:val="24"/>
+          <w:szCs w:val="24"/>
+          <w:highlight w:val="white"/>
+        </w:rPr>
+        <w:t xml:space="preserve">W piwnicy zapal światło i zabierz srebrny klucz. Dave może już iść do kuchni, tylko ostrożnie, bo jest tam też Edna. Po ucieczce znów wejdź do kuchni, Edny już nie będzie. Możesz spokojnie zabrać pepsi z lodówki i ruszyć do spiżarni. </w:t>
+      </w:r>
+    </w:p>
+    <w:p>
+      <w:pPr>
+        <w:pStyle w:val="normal1"/>
+        <w:widowControl w:val="false"/>
+        <w:shd w:val="clear" w:fill="FFFFFF"/>
+        <w:spacing w:lineRule="auto" w:line="240"/>
+        <w:rPr>
+          <w:rFonts w:ascii="Consolas" w:hAnsi="Consolas" w:eastAsia="Consolas" w:cs="Consolas"/>
+          <w:sz w:val="24"/>
+          <w:szCs w:val="24"/>
+          <w:highlight w:val="white"/>
+        </w:rPr>
+      </w:pPr>
+      <w:r>
+        <w:rPr>
+          <w:rFonts w:eastAsia="Consolas" w:cs="Consolas" w:ascii="Consolas" w:hAnsi="Consolas"/>
+          <w:sz w:val="24"/>
+          <w:szCs w:val="24"/>
+          <w:highlight w:val="white"/>
+        </w:rPr>
+      </w:r>
+    </w:p>
+    <w:p>
+      <w:pPr>
+        <w:pStyle w:val="normal1"/>
+        <w:widowControl w:val="false"/>
+        <w:shd w:val="clear" w:fill="FFFFFF"/>
+        <w:spacing w:lineRule="auto" w:line="240"/>
+        <w:rPr>
+          <w:rFonts w:ascii="Consolas" w:hAnsi="Consolas" w:eastAsia="Consolas" w:cs="Consolas"/>
+          <w:sz w:val="24"/>
+          <w:szCs w:val="24"/>
+          <w:highlight w:val="white"/>
+        </w:rPr>
+      </w:pPr>
+      <w:r>
+        <w:rPr>
+          <w:rFonts w:eastAsia="Consolas" w:cs="Consolas" w:ascii="Consolas" w:hAnsi="Consolas"/>
+          <w:sz w:val="24"/>
+          <w:szCs w:val="24"/>
+          <w:highlight w:val="white"/>
+        </w:rPr>
+        <w:t xml:space="preserve">  </w:t>
+      </w:r>
+      <w:r>
+        <w:rPr>
+          <w:rFonts w:eastAsia="Consolas" w:cs="Consolas" w:ascii="Consolas" w:hAnsi="Consolas"/>
+          <w:sz w:val="24"/>
+          <w:szCs w:val="24"/>
+          <w:highlight w:val="white"/>
+        </w:rPr>
+        <w:t>W spiżarni podnieś pusty słoik i sok z owoców.</w:t>
+      </w:r>
+    </w:p>
+    <w:p>
+      <w:pPr>
+        <w:pStyle w:val="normal1"/>
+        <w:widowControl w:val="false"/>
+        <w:shd w:val="clear" w:fill="FFFFFF"/>
+        <w:spacing w:lineRule="auto" w:line="240"/>
+        <w:rPr>
+          <w:rFonts w:ascii="Consolas" w:hAnsi="Consolas" w:eastAsia="Consolas" w:cs="Consolas"/>
+          <w:sz w:val="24"/>
+          <w:szCs w:val="24"/>
+          <w:highlight w:val="white"/>
+        </w:rPr>
+      </w:pPr>
+      <w:r>
+        <w:rPr>
+          <w:rFonts w:eastAsia="Consolas" w:cs="Consolas" w:ascii="Consolas" w:hAnsi="Consolas"/>
+          <w:sz w:val="24"/>
+          <w:szCs w:val="24"/>
+          <w:highlight w:val="white"/>
+        </w:rPr>
+      </w:r>
+    </w:p>
+    <w:p>
+      <w:pPr>
+        <w:pStyle w:val="normal1"/>
+        <w:widowControl w:val="false"/>
+        <w:shd w:val="clear" w:fill="FFFFFF"/>
+        <w:spacing w:lineRule="auto" w:line="240"/>
+        <w:rPr>
+          <w:rFonts w:ascii="Consolas" w:hAnsi="Consolas" w:eastAsia="Consolas" w:cs="Consolas"/>
+          <w:sz w:val="24"/>
+          <w:szCs w:val="24"/>
+          <w:highlight w:val="white"/>
+        </w:rPr>
+      </w:pPr>
+      <w:r>
+        <w:rPr>
+          <w:rFonts w:eastAsia="Consolas" w:cs="Consolas" w:ascii="Consolas" w:hAnsi="Consolas"/>
+          <w:sz w:val="24"/>
+          <w:szCs w:val="24"/>
+          <w:highlight w:val="white"/>
+        </w:rPr>
+        <w:t xml:space="preserve">  </w:t>
+      </w:r>
+      <w:r>
+        <w:rPr>
+          <w:rFonts w:eastAsia="Consolas" w:cs="Consolas" w:ascii="Consolas" w:hAnsi="Consolas"/>
+          <w:sz w:val="24"/>
+          <w:szCs w:val="24"/>
+          <w:highlight w:val="white"/>
+        </w:rPr>
+        <w:t>Jeśli wybrałeś Michaela, spróbuj zabrać płyn (developer) z ostatniej półki. Rozbije się.</w:t>
+      </w:r>
+    </w:p>
+    <w:p>
+      <w:pPr>
+        <w:pStyle w:val="normal1"/>
+        <w:widowControl w:val="false"/>
+        <w:shd w:val="clear" w:fill="FFFFFF"/>
+        <w:spacing w:lineRule="auto" w:line="240"/>
+        <w:rPr>
+          <w:rFonts w:ascii="Consolas" w:hAnsi="Consolas" w:eastAsia="Consolas" w:cs="Consolas"/>
+          <w:sz w:val="24"/>
+          <w:szCs w:val="24"/>
+          <w:highlight w:val="white"/>
+        </w:rPr>
+      </w:pPr>
+      <w:r>
+        <w:rPr>
+          <w:rFonts w:eastAsia="Consolas" w:cs="Consolas" w:ascii="Consolas" w:hAnsi="Consolas"/>
+          <w:sz w:val="24"/>
+          <w:szCs w:val="24"/>
+          <w:highlight w:val="white"/>
+        </w:rPr>
+      </w:r>
+    </w:p>
+    <w:p>
+      <w:pPr>
+        <w:pStyle w:val="normal1"/>
+        <w:widowControl w:val="false"/>
+        <w:shd w:val="clear" w:fill="FFFFFF"/>
+        <w:spacing w:lineRule="auto" w:line="240"/>
+        <w:rPr>
+          <w:rFonts w:ascii="Consolas" w:hAnsi="Consolas" w:eastAsia="Consolas" w:cs="Consolas"/>
+          <w:sz w:val="24"/>
+          <w:szCs w:val="24"/>
+          <w:highlight w:val="white"/>
+        </w:rPr>
+      </w:pPr>
+      <w:r>
+        <w:rPr>
+          <w:rFonts w:eastAsia="Consolas" w:cs="Consolas" w:ascii="Consolas" w:hAnsi="Consolas"/>
+          <w:sz w:val="24"/>
+          <w:szCs w:val="24"/>
+          <w:highlight w:val="white"/>
+        </w:rPr>
+        <w:t xml:space="preserve">  </w:t>
+      </w:r>
+      <w:r>
+        <w:rPr>
+          <w:rFonts w:eastAsia="Consolas" w:cs="Consolas" w:ascii="Consolas" w:hAnsi="Consolas"/>
+          <w:sz w:val="24"/>
+          <w:szCs w:val="24"/>
+          <w:highlight w:val="white"/>
+        </w:rPr>
+        <w:t>Za drzwiami, które otworzysz srebrnym kluczem z piwnicy, znajdziesz basen. W tym momencie możesz jedynie napełnić pusty słoik wodą z basenu. Zrób to i wracaj.</w:t>
+      </w:r>
+    </w:p>
+    <w:p>
+      <w:pPr>
+        <w:pStyle w:val="normal1"/>
+        <w:widowControl w:val="false"/>
+        <w:shd w:val="clear" w:fill="FFFFFF"/>
+        <w:spacing w:lineRule="auto" w:line="240"/>
+        <w:rPr>
+          <w:rFonts w:ascii="Consolas" w:hAnsi="Consolas" w:eastAsia="Consolas" w:cs="Consolas"/>
+          <w:sz w:val="24"/>
+          <w:szCs w:val="24"/>
+          <w:highlight w:val="white"/>
+        </w:rPr>
+      </w:pPr>
+      <w:r>
+        <w:rPr>
+          <w:rFonts w:eastAsia="Consolas" w:cs="Consolas" w:ascii="Consolas" w:hAnsi="Consolas"/>
+          <w:sz w:val="24"/>
+          <w:szCs w:val="24"/>
+          <w:highlight w:val="white"/>
+        </w:rPr>
+        <w:t xml:space="preserve">  </w:t>
+      </w:r>
+      <w:r>
+        <w:rPr>
+          <w:rFonts w:eastAsia="Consolas" w:cs="Consolas" w:ascii="Consolas" w:hAnsi="Consolas"/>
+          <w:sz w:val="24"/>
+          <w:szCs w:val="24"/>
+          <w:highlight w:val="white"/>
+        </w:rPr>
+        <w:t>Na 1 piętrze w pokoju po lewej, podnieś owoce z wosku i rozpuszczalnik (w wersji Deluxe zabierz też pędzel).</w:t>
+      </w:r>
+    </w:p>
+    <w:p>
+      <w:pPr>
+        <w:pStyle w:val="normal1"/>
+        <w:widowControl w:val="false"/>
+        <w:shd w:val="clear" w:fill="FFFFFF"/>
+        <w:spacing w:lineRule="auto" w:line="240"/>
+        <w:rPr>
+          <w:rFonts w:ascii="Consolas" w:hAnsi="Consolas" w:eastAsia="Consolas" w:cs="Consolas"/>
+          <w:sz w:val="24"/>
+          <w:szCs w:val="24"/>
+          <w:highlight w:val="white"/>
+        </w:rPr>
+      </w:pPr>
+      <w:r>
+        <w:rPr>
+          <w:rFonts w:eastAsia="Consolas" w:cs="Consolas" w:ascii="Consolas" w:hAnsi="Consolas"/>
+          <w:sz w:val="24"/>
+          <w:szCs w:val="24"/>
+          <w:highlight w:val="white"/>
+        </w:rPr>
+        <w:t xml:space="preserve">  </w:t>
+      </w:r>
+      <w:r>
+        <w:rPr>
+          <w:rFonts w:eastAsia="Consolas" w:cs="Consolas" w:ascii="Consolas" w:hAnsi="Consolas"/>
+          <w:sz w:val="24"/>
+          <w:szCs w:val="24"/>
+          <w:highlight w:val="white"/>
+        </w:rPr>
+        <w:t>Na 2 piętrze nakarm Zieloną Mackę owocami z wosku i sokiem z owoców (Bernard ucieka jak tylko zobaczy Zieloną Mackę).</w:t>
+      </w:r>
+    </w:p>
+    <w:p>
+      <w:pPr>
+        <w:pStyle w:val="normal1"/>
+        <w:widowControl w:val="false"/>
+        <w:shd w:val="clear" w:fill="FFFFFF"/>
+        <w:spacing w:lineRule="auto" w:line="240"/>
+        <w:rPr>
+          <w:rFonts w:ascii="Consolas" w:hAnsi="Consolas" w:eastAsia="Consolas" w:cs="Consolas"/>
+          <w:sz w:val="24"/>
+          <w:szCs w:val="24"/>
+          <w:highlight w:val="white"/>
+        </w:rPr>
+      </w:pPr>
+      <w:r>
+        <w:rPr>
+          <w:rFonts w:eastAsia="Consolas" w:cs="Consolas" w:ascii="Consolas" w:hAnsi="Consolas"/>
+          <w:sz w:val="24"/>
+          <w:szCs w:val="24"/>
+          <w:highlight w:val="white"/>
+        </w:rPr>
+        <w:t xml:space="preserve">  </w:t>
+      </w:r>
+      <w:r>
+        <w:rPr>
+          <w:rFonts w:eastAsia="Consolas" w:cs="Consolas" w:ascii="Consolas" w:hAnsi="Consolas"/>
+          <w:sz w:val="24"/>
+          <w:szCs w:val="24"/>
+          <w:highlight w:val="white"/>
+        </w:rPr>
+        <w:t>Na 3 piętrze w pierwszym pokoju (z radiostacją) wejdź po drabinie, znajdziesz się w pokoju Zielonej Macki. Zabierz stąd żółty klucz i płytę (na tym etapie Bernard już nie boi się Zielonego).</w:t>
+      </w:r>
+    </w:p>
+    <w:p>
+      <w:pPr>
+        <w:pStyle w:val="normal1"/>
+        <w:widowControl w:val="false"/>
+        <w:shd w:val="clear" w:fill="FFFFFF"/>
+        <w:spacing w:lineRule="auto" w:line="240"/>
+        <w:rPr>
+          <w:rFonts w:ascii="Consolas" w:hAnsi="Consolas" w:eastAsia="Consolas" w:cs="Consolas"/>
+          <w:sz w:val="24"/>
+          <w:szCs w:val="24"/>
+          <w:highlight w:val="white"/>
+        </w:rPr>
+      </w:pPr>
+      <w:r>
+        <w:rPr>
+          <w:rFonts w:eastAsia="Consolas" w:cs="Consolas" w:ascii="Consolas" w:hAnsi="Consolas"/>
+          <w:sz w:val="24"/>
+          <w:szCs w:val="24"/>
+          <w:highlight w:val="white"/>
+        </w:rPr>
+      </w:r>
+    </w:p>
+    <w:p>
+      <w:pPr>
+        <w:pStyle w:val="normal1"/>
+        <w:widowControl w:val="false"/>
+        <w:shd w:val="clear" w:fill="FFFFFF"/>
+        <w:spacing w:lineRule="auto" w:line="240"/>
+        <w:rPr>
+          <w:rFonts w:ascii="Consolas" w:hAnsi="Consolas" w:eastAsia="Consolas" w:cs="Consolas"/>
+          <w:sz w:val="24"/>
+          <w:szCs w:val="24"/>
+          <w:highlight w:val="white"/>
+        </w:rPr>
+      </w:pPr>
+      <w:r>
+        <w:rPr>
+          <w:rFonts w:eastAsia="Consolas" w:cs="Consolas" w:ascii="Consolas" w:hAnsi="Consolas"/>
+          <w:sz w:val="24"/>
+          <w:szCs w:val="24"/>
+          <w:highlight w:val="white"/>
+        </w:rPr>
+        <w:t xml:space="preserve">  </w:t>
+      </w:r>
+      <w:r>
+        <w:rPr>
+          <w:rFonts w:eastAsia="Consolas" w:cs="Consolas" w:ascii="Consolas" w:hAnsi="Consolas"/>
           <w:b/>
           <w:bCs/>
           <w:sz w:val="24"/>
           <w:szCs w:val="24"/>
           <w:highlight w:val="white"/>
         </w:rPr>
+        <w:t>UWAGA!</w:t>
+      </w:r>
+      <w:r>
+        <w:rPr>
+          <w:rFonts w:eastAsia="Consolas" w:cs="Consolas" w:ascii="Consolas" w:hAnsi="Consolas"/>
+          <w:sz w:val="24"/>
+          <w:szCs w:val="24"/>
+          <w:highlight w:val="white"/>
+        </w:rPr>
+        <w:t xml:space="preserve"> Jak tylko usłyszysz dzwonek do drzwi, biegnij po paczkę przed domem. Jeśli w drużynie jest Wendy, Razor albo Syd, nie zapomnij oderwać znaczków z paczki. Dla Michaela najważniejsza jest sama paczka. Zostaw mu ją.</w:t>
+      </w:r>
+    </w:p>
+    <w:p>
+      <w:pPr>
+        <w:pStyle w:val="normal1"/>
+        <w:widowControl w:val="false"/>
+        <w:shd w:val="clear" w:fill="FFFFFF"/>
+        <w:spacing w:lineRule="auto" w:line="240"/>
+        <w:rPr>
+          <w:rFonts w:ascii="Consolas" w:hAnsi="Consolas" w:eastAsia="Consolas" w:cs="Consolas"/>
+          <w:sz w:val="24"/>
+          <w:szCs w:val="24"/>
+          <w:highlight w:val="white"/>
+        </w:rPr>
+      </w:pPr>
+      <w:r>
+        <w:rPr>
+          <w:rFonts w:eastAsia="Consolas" w:cs="Consolas" w:ascii="Consolas" w:hAnsi="Consolas"/>
+          <w:sz w:val="24"/>
+          <w:szCs w:val="24"/>
+          <w:highlight w:val="white"/>
+        </w:rPr>
+      </w:r>
+    </w:p>
+    <w:p>
+      <w:pPr>
+        <w:pStyle w:val="normal1"/>
+        <w:widowControl w:val="false"/>
+        <w:shd w:val="clear" w:fill="FFFFFF"/>
+        <w:spacing w:lineRule="auto" w:line="240"/>
+        <w:rPr>
+          <w:rFonts w:ascii="Consolas" w:hAnsi="Consolas" w:eastAsia="Consolas" w:cs="Consolas"/>
+          <w:sz w:val="24"/>
+          <w:szCs w:val="24"/>
+          <w:highlight w:val="white"/>
+        </w:rPr>
       </w:pPr>
       <w:r>
         <w:rPr>
@@ -1780,19 +2439,184 @@
         </w:rPr>
         <w:t xml:space="preserve">  </w:t>
       </w:r>
-      <w:bookmarkStart w:id="3" w:name="Początek"/>
-      <w:r>
-        <w:rPr>
-          <w:rFonts w:eastAsia="Consolas" w:cs="Consolas" w:ascii="Consolas" w:hAnsi="Consolas"/>
+      <w:r>
+        <w:rPr>
+          <w:rFonts w:eastAsia="Consolas" w:cs="Consolas" w:ascii="Consolas" w:hAnsi="Consolas"/>
+          <w:sz w:val="24"/>
+          <w:szCs w:val="24"/>
+          <w:highlight w:val="white"/>
+        </w:rPr>
+        <w:t>W przedostatnich drzwiach, w pokoju z sarkofagiem, poćwicz na "Hunk-O-Matic Machine (TM)". Raz wystarczy.</w:t>
+      </w:r>
+    </w:p>
+    <w:p>
+      <w:pPr>
+        <w:pStyle w:val="normal1"/>
+        <w:widowControl w:val="false"/>
+        <w:shd w:val="clear" w:fill="FFFFFF"/>
+        <w:spacing w:lineRule="auto" w:line="240"/>
+        <w:rPr>
+          <w:rFonts w:ascii="Consolas" w:hAnsi="Consolas" w:eastAsia="Consolas" w:cs="Consolas"/>
+          <w:sz w:val="24"/>
+          <w:szCs w:val="24"/>
+          <w:highlight w:val="white"/>
+        </w:rPr>
+      </w:pPr>
+      <w:r>
+        <w:rPr>
+          <w:rFonts w:eastAsia="Consolas" w:cs="Consolas" w:ascii="Consolas" w:hAnsi="Consolas"/>
+          <w:sz w:val="24"/>
+          <w:szCs w:val="24"/>
+          <w:highlight w:val="white"/>
+        </w:rPr>
+        <w:t xml:space="preserve">  </w:t>
+      </w:r>
+    </w:p>
+    <w:p>
+      <w:pPr>
+        <w:pStyle w:val="normal1"/>
+        <w:widowControl w:val="false"/>
+        <w:shd w:val="clear" w:fill="FFFFFF"/>
+        <w:spacing w:lineRule="auto" w:line="240"/>
+        <w:rPr>
+          <w:rFonts w:ascii="Consolas" w:hAnsi="Consolas" w:eastAsia="Consolas" w:cs="Consolas"/>
+          <w:sz w:val="24"/>
+          <w:szCs w:val="24"/>
+          <w:highlight w:val="white"/>
+        </w:rPr>
+      </w:pPr>
+      <w:r>
+        <w:rPr>
+          <w:rFonts w:eastAsia="Consolas" w:cs="Consolas" w:ascii="Consolas" w:hAnsi="Consolas"/>
+          <w:sz w:val="24"/>
+          <w:szCs w:val="24"/>
+          <w:highlight w:val="white"/>
+        </w:rPr>
+        <w:t xml:space="preserve">  </w:t>
+      </w:r>
+      <w:r>
+        <w:rPr>
+          <w:rFonts w:eastAsia="Consolas" w:cs="Consolas" w:ascii="Consolas" w:hAnsi="Consolas"/>
+          <w:sz w:val="24"/>
+          <w:szCs w:val="24"/>
+          <w:highlight w:val="white"/>
+        </w:rPr>
+        <w:t>Jeśli wybrałeś Michaela, wejdź do łazienki i podnieś gąbkę.</w:t>
+      </w:r>
+    </w:p>
+    <w:p>
+      <w:pPr>
+        <w:pStyle w:val="normal1"/>
+        <w:widowControl w:val="false"/>
+        <w:shd w:val="clear" w:fill="FFFFFF"/>
+        <w:spacing w:lineRule="auto" w:line="240"/>
+        <w:rPr>
+          <w:rFonts w:ascii="Consolas" w:hAnsi="Consolas" w:eastAsia="Consolas" w:cs="Consolas"/>
+          <w:sz w:val="24"/>
+          <w:szCs w:val="24"/>
+          <w:highlight w:val="white"/>
+        </w:rPr>
+      </w:pPr>
+      <w:r>
+        <w:rPr>
+          <w:rFonts w:eastAsia="Consolas" w:cs="Consolas" w:ascii="Consolas" w:hAnsi="Consolas"/>
+          <w:sz w:val="24"/>
+          <w:szCs w:val="24"/>
+          <w:highlight w:val="white"/>
+        </w:rPr>
+      </w:r>
+    </w:p>
+    <w:p>
+      <w:pPr>
+        <w:pStyle w:val="normal1"/>
+        <w:widowControl w:val="false"/>
+        <w:shd w:val="clear" w:fill="FFFFFF"/>
+        <w:spacing w:lineRule="auto" w:line="240"/>
+        <w:rPr>
+          <w:rFonts w:ascii="Consolas" w:hAnsi="Consolas" w:eastAsia="Consolas" w:cs="Consolas"/>
+          <w:sz w:val="24"/>
+          <w:szCs w:val="24"/>
+          <w:highlight w:val="white"/>
+        </w:rPr>
+      </w:pPr>
+      <w:r>
+        <w:rPr>
+          <w:rFonts w:eastAsia="Consolas" w:cs="Consolas" w:ascii="Consolas" w:hAnsi="Consolas"/>
+          <w:sz w:val="24"/>
+          <w:szCs w:val="24"/>
+          <w:highlight w:val="white"/>
+        </w:rPr>
+        <w:t xml:space="preserve">  </w:t>
+      </w:r>
+      <w:r>
+        <w:rPr>
+          <w:rFonts w:eastAsia="Consolas" w:cs="Consolas" w:ascii="Consolas" w:hAnsi="Consolas"/>
+          <w:sz w:val="24"/>
+          <w:szCs w:val="24"/>
+          <w:highlight w:val="white"/>
+        </w:rPr>
+        <w:t>W ostatnim pokoju użyj wody z basenu i pepsi (w tej kolejności) na roślinie, a rozpuszczalnika na zamalowanej ścianie (w wersji Deluxe potrzebny będzie pędzel i rozpuszczalnik).</w:t>
+      </w:r>
+    </w:p>
+    <w:p>
+      <w:pPr>
+        <w:pStyle w:val="normal1"/>
+        <w:widowControl w:val="false"/>
+        <w:shd w:val="clear" w:fill="FFFFFF"/>
+        <w:spacing w:lineRule="auto" w:line="240"/>
+        <w:rPr>
+          <w:rFonts w:ascii="Consolas" w:hAnsi="Consolas" w:eastAsia="Consolas" w:cs="Consolas"/>
+          <w:sz w:val="24"/>
+          <w:szCs w:val="24"/>
+          <w:highlight w:val="white"/>
+        </w:rPr>
+      </w:pPr>
+      <w:r>
+        <w:rPr>
+          <w:rFonts w:eastAsia="Consolas" w:cs="Consolas" w:ascii="Consolas" w:hAnsi="Consolas"/>
+          <w:sz w:val="24"/>
+          <w:szCs w:val="24"/>
+          <w:highlight w:val="white"/>
+        </w:rPr>
+      </w:r>
+    </w:p>
+    <w:p>
+      <w:pPr>
+        <w:pStyle w:val="normal1"/>
+        <w:widowControl w:val="false"/>
+        <w:shd w:val="clear" w:fill="FFFFFF"/>
+        <w:spacing w:lineRule="auto" w:line="240"/>
+        <w:rPr>
+          <w:rFonts w:ascii="Consolas" w:hAnsi="Consolas" w:eastAsia="Consolas" w:cs="Consolas"/>
           <w:b/>
           <w:bCs/>
           <w:sz w:val="24"/>
           <w:szCs w:val="24"/>
           <w:highlight w:val="white"/>
         </w:rPr>
-        <w:t>Początek</w:t>
-      </w:r>
-      <w:bookmarkEnd w:id="3"/>
+      </w:pPr>
+      <w:r>
+        <w:rPr>
+          <w:rFonts w:eastAsia="Consolas" w:cs="Consolas" w:ascii="Consolas" w:hAnsi="Consolas"/>
+          <w:sz w:val="24"/>
+          <w:szCs w:val="24"/>
+          <w:highlight w:val="white"/>
+        </w:rPr>
+        <w:t xml:space="preserve">  </w:t>
+      </w:r>
+      <w:bookmarkStart w:id="5" w:name="Ed"/>
+      <w:r>
+        <w:rPr>
+          <w:rFonts w:eastAsia="Consolas" w:cs="Consolas" w:ascii="Consolas" w:hAnsi="Consolas"/>
+          <w:b w:val="false"/>
+          <w:bCs w:val="false"/>
+          <w:sz w:val="24"/>
+          <w:szCs w:val="24"/>
+          <w:highlight w:val="white"/>
+        </w:rPr>
+        <w:t>Ed</w:t>
+      </w:r>
+      <w:bookmarkEnd w:id="5"/>
     </w:p>
     <w:p>
       <w:pPr>
@@ -1846,7 +2670,62 @@
           <w:szCs w:val="24"/>
           <w:highlight w:val="white"/>
         </w:rPr>
-        <w:t>Po intrze podnieś Dave'em klucz spod wycieraczki i otwórz drzwi. Dzieciakiem #2 podejdź pod skrzynkę na listy. Nie ruszaj go dopóki nie usłyszysz dzwonka do drzwi. To wydarzy się dokładnie po 5 minutach od momentu kiedy wejdziesz na ostatnie piętro. Wtedy uaktywnij go, podnieś szybko paczkę i zależnie od tego kogo masz w drużynie (Wendy, Razor albo Syd), oderwij też znaczki.</w:t>
+        <w:t>Czas przeszukać pokój Eda (3 drzwi od lewej). Przygotuj się. Dave'a ukryj w pokoju z rośliną albo mumią i zmień sterowanie na dzieciaka przed domem (#2). Zadzwoń do drzwi i odejdź jak najdalej. Po chwili włączy się scenka z Edem. Wróć do Dave'a. Teraz ważne jest dobre wyczucie czasu. Nie można iść do pokoju Eda za wcześnie, bo będzie stać przed drzwiami i zacznie cię gonić. Odczekaj chwilę, jak będzie bezpiecznie wyjdź. Podnieś szybko chomika, kartę, rozbij świnkę i wyciągnij z niej 1-3 monety.</w:t>
+      </w:r>
+    </w:p>
+    <w:p>
+      <w:pPr>
+        <w:pStyle w:val="normal1"/>
+        <w:widowControl w:val="false"/>
+        <w:shd w:val="clear" w:fill="FFFFFF"/>
+        <w:spacing w:lineRule="auto" w:line="240"/>
+        <w:rPr>
+          <w:rFonts w:ascii="Consolas" w:hAnsi="Consolas" w:eastAsia="Consolas" w:cs="Consolas"/>
+          <w:sz w:val="24"/>
+          <w:szCs w:val="24"/>
+          <w:highlight w:val="white"/>
+        </w:rPr>
+      </w:pPr>
+      <w:r>
+        <w:rPr>
+          <w:rFonts w:eastAsia="Consolas" w:cs="Consolas" w:ascii="Consolas" w:hAnsi="Consolas"/>
+          <w:sz w:val="24"/>
+          <w:szCs w:val="24"/>
+          <w:highlight w:val="white"/>
+        </w:rPr>
+        <w:t xml:space="preserve">  </w:t>
+      </w:r>
+    </w:p>
+    <w:p>
+      <w:pPr>
+        <w:pStyle w:val="normal1"/>
+        <w:widowControl w:val="false"/>
+        <w:shd w:val="clear" w:fill="FFFFFF"/>
+        <w:spacing w:lineRule="auto" w:line="240"/>
+        <w:rPr>
+          <w:rFonts w:ascii="Consolas" w:hAnsi="Consolas" w:eastAsia="Consolas" w:cs="Consolas"/>
+          <w:sz w:val="24"/>
+          <w:szCs w:val="24"/>
+          <w:highlight w:val="white"/>
+        </w:rPr>
+      </w:pPr>
+      <w:r>
+        <w:rPr>
+          <w:rFonts w:eastAsia="Consolas" w:cs="Consolas" w:ascii="Consolas" w:hAnsi="Consolas"/>
+          <w:sz w:val="24"/>
+          <w:szCs w:val="24"/>
+          <w:highlight w:val="white"/>
+        </w:rPr>
+        <w:t xml:space="preserve">  </w:t>
+      </w:r>
+      <w:r>
+        <w:rPr>
+          <w:rFonts w:eastAsia="Consolas" w:cs="Consolas" w:ascii="Consolas" w:hAnsi="Consolas"/>
+          <w:sz w:val="24"/>
+          <w:szCs w:val="24"/>
+          <w:highlight w:val="white"/>
+        </w:rPr>
+        <w:t>Gdyby Ed wrócił i nakrył cię na czyszczeniu skarbonki, a nie chcesz skończyć w lochach, możesz oddać mu chomika.</w:t>
       </w:r>
     </w:p>
     <w:p>
@@ -1895,19 +2774,242 @@
         </w:rPr>
         <w:t xml:space="preserve">  </w:t>
       </w:r>
-      <w:bookmarkStart w:id="4" w:name="Zielona_Macka_i_Roślina"/>
-      <w:r>
-        <w:rPr>
-          <w:rFonts w:eastAsia="Consolas" w:cs="Consolas" w:ascii="Consolas" w:hAnsi="Consolas"/>
+      <w:bookmarkStart w:id="6" w:name="Zardzewiały_klucz"/>
+      <w:r>
+        <w:rPr>
+          <w:rFonts w:eastAsia="Consolas" w:cs="Consolas" w:ascii="Consolas" w:hAnsi="Consolas"/>
+          <w:b w:val="false"/>
+          <w:bCs w:val="false"/>
+          <w:sz w:val="24"/>
+          <w:szCs w:val="24"/>
+          <w:highlight w:val="white"/>
+        </w:rPr>
+        <w:t>Zardzewiały klucz</w:t>
+      </w:r>
+      <w:bookmarkEnd w:id="6"/>
+    </w:p>
+    <w:p>
+      <w:pPr>
+        <w:pStyle w:val="normal1"/>
+        <w:widowControl w:val="false"/>
+        <w:shd w:val="clear" w:fill="FFFFFF"/>
+        <w:spacing w:lineRule="auto" w:line="240"/>
+        <w:rPr>
+          <w:rFonts w:ascii="Consolas" w:hAnsi="Consolas" w:eastAsia="Consolas" w:cs="Consolas"/>
+          <w:sz w:val="24"/>
+          <w:szCs w:val="24"/>
+          <w:highlight w:val="white"/>
+        </w:rPr>
+      </w:pPr>
+      <w:r>
+        <w:rPr>
+          <w:rFonts w:eastAsia="Consolas" w:cs="Consolas" w:ascii="Consolas" w:hAnsi="Consolas"/>
+          <w:sz w:val="24"/>
+          <w:szCs w:val="24"/>
+          <w:highlight w:val="white"/>
+        </w:rPr>
+        <w:t>------------------------------------------------------</w:t>
+      </w:r>
+    </w:p>
+    <w:p>
+      <w:pPr>
+        <w:pStyle w:val="normal1"/>
+        <w:widowControl w:val="false"/>
+        <w:shd w:val="clear" w:fill="FFFFFF"/>
+        <w:spacing w:lineRule="auto" w:line="240"/>
+        <w:rPr>
+          <w:rFonts w:ascii="Consolas" w:hAnsi="Consolas" w:eastAsia="Consolas" w:cs="Consolas"/>
+          <w:sz w:val="24"/>
+          <w:szCs w:val="24"/>
+          <w:highlight w:val="white"/>
+        </w:rPr>
+      </w:pPr>
+      <w:r>
+        <w:rPr>
+          <w:rFonts w:eastAsia="Consolas" w:cs="Consolas" w:ascii="Consolas" w:hAnsi="Consolas"/>
+          <w:sz w:val="24"/>
+          <w:szCs w:val="24"/>
+          <w:highlight w:val="white"/>
+        </w:rPr>
+        <w:t xml:space="preserve">  </w:t>
+      </w:r>
+      <w:r>
+        <w:rPr>
+          <w:rFonts w:eastAsia="Consolas" w:cs="Consolas" w:ascii="Consolas" w:hAnsi="Consolas"/>
+          <w:sz w:val="24"/>
+          <w:szCs w:val="24"/>
+          <w:highlight w:val="white"/>
+        </w:rPr>
+        <w:t>Na parterze poszukaj kasety, można ją znaleźć w pokoju z telefonem. Włącz lampę i przeszukaj ostatni panel. Z kasetą i płytą z pokoju Zielonej Macki, wejdź do pokoju z fortepianem. Włóż płytę i kasetę, włącz nagrywanie i płytę. Po pęknięciu wazonu możesz wyłączyć nagrywanie i wyciągnąć kasetę.</w:t>
+      </w:r>
+    </w:p>
+    <w:p>
+      <w:pPr>
+        <w:pStyle w:val="normal1"/>
+        <w:widowControl w:val="false"/>
+        <w:shd w:val="clear" w:fill="FFFFFF"/>
+        <w:spacing w:lineRule="auto" w:line="240"/>
+        <w:rPr>
+          <w:rFonts w:ascii="Consolas" w:hAnsi="Consolas" w:eastAsia="Consolas" w:cs="Consolas"/>
+          <w:sz w:val="24"/>
+          <w:szCs w:val="24"/>
+          <w:highlight w:val="white"/>
+        </w:rPr>
+      </w:pPr>
+      <w:r>
+        <w:rPr>
+          <w:rFonts w:eastAsia="Consolas" w:cs="Consolas" w:ascii="Consolas" w:hAnsi="Consolas"/>
+          <w:sz w:val="24"/>
+          <w:szCs w:val="24"/>
+          <w:highlight w:val="white"/>
+        </w:rPr>
+      </w:r>
+    </w:p>
+    <w:p>
+      <w:pPr>
+        <w:pStyle w:val="normal1"/>
+        <w:widowControl w:val="false"/>
+        <w:shd w:val="clear" w:fill="FFFFFF"/>
+        <w:spacing w:lineRule="auto" w:line="240"/>
+        <w:rPr>
+          <w:rFonts w:ascii="Consolas" w:hAnsi="Consolas" w:eastAsia="Consolas" w:cs="Consolas"/>
+          <w:sz w:val="24"/>
+          <w:szCs w:val="24"/>
+          <w:highlight w:val="white"/>
+        </w:rPr>
+      </w:pPr>
+      <w:r>
+        <w:rPr>
+          <w:rFonts w:eastAsia="Consolas" w:cs="Consolas" w:ascii="Consolas" w:hAnsi="Consolas"/>
+          <w:sz w:val="24"/>
+          <w:szCs w:val="24"/>
+          <w:highlight w:val="white"/>
+        </w:rPr>
+        <w:t xml:space="preserve">  </w:t>
+      </w:r>
+      <w:r>
+        <w:rPr>
+          <w:rFonts w:eastAsia="Consolas" w:cs="Consolas" w:ascii="Consolas" w:hAnsi="Consolas"/>
+          <w:sz w:val="24"/>
+          <w:szCs w:val="24"/>
+          <w:highlight w:val="white"/>
+        </w:rPr>
+        <w:t>Jeśli w drużynie jest Wendy, Razor albo Syd, obejrzyj tv.</w:t>
+      </w:r>
+    </w:p>
+    <w:p>
+      <w:pPr>
+        <w:pStyle w:val="normal1"/>
+        <w:widowControl w:val="false"/>
+        <w:shd w:val="clear" w:fill="FFFFFF"/>
+        <w:spacing w:lineRule="auto" w:line="240"/>
+        <w:rPr>
+          <w:rFonts w:ascii="Consolas" w:hAnsi="Consolas" w:eastAsia="Consolas" w:cs="Consolas"/>
+          <w:sz w:val="24"/>
+          <w:szCs w:val="24"/>
+          <w:highlight w:val="white"/>
+        </w:rPr>
+      </w:pPr>
+      <w:r>
+        <w:rPr>
+          <w:rFonts w:eastAsia="Consolas" w:cs="Consolas" w:ascii="Consolas" w:hAnsi="Consolas"/>
+          <w:sz w:val="24"/>
+          <w:szCs w:val="24"/>
+          <w:highlight w:val="white"/>
+        </w:rPr>
+      </w:r>
+    </w:p>
+    <w:p>
+      <w:pPr>
+        <w:pStyle w:val="normal1"/>
+        <w:widowControl w:val="false"/>
+        <w:shd w:val="clear" w:fill="FFFFFF"/>
+        <w:spacing w:lineRule="auto" w:line="240"/>
+        <w:rPr>
+          <w:rFonts w:ascii="Consolas" w:hAnsi="Consolas" w:eastAsia="Consolas" w:cs="Consolas"/>
+          <w:sz w:val="24"/>
+          <w:szCs w:val="24"/>
+          <w:highlight w:val="white"/>
+        </w:rPr>
+      </w:pPr>
+      <w:r>
+        <w:rPr>
+          <w:rFonts w:eastAsia="Consolas" w:cs="Consolas" w:ascii="Consolas" w:hAnsi="Consolas"/>
+          <w:sz w:val="24"/>
+          <w:szCs w:val="24"/>
+          <w:highlight w:val="white"/>
+        </w:rPr>
+        <w:t xml:space="preserve">  </w:t>
+      </w:r>
+      <w:r>
+        <w:rPr>
+          <w:rFonts w:eastAsia="Consolas" w:cs="Consolas" w:ascii="Consolas" w:hAnsi="Consolas"/>
+          <w:sz w:val="24"/>
+          <w:szCs w:val="24"/>
+          <w:highlight w:val="white"/>
+        </w:rPr>
+        <w:t>W pokoju na parterze, tym na prawo, włóż kasetę i włącz magnetofon. Nagrany pisk rozbije szyby i żyrandol na którym wisi zardzewiały klucz. Podnieś go, to klucz do lochów.</w:t>
+      </w:r>
+    </w:p>
+    <w:p>
+      <w:pPr>
+        <w:pStyle w:val="normal1"/>
+        <w:widowControl w:val="false"/>
+        <w:shd w:val="clear" w:fill="FFFFFF"/>
+        <w:spacing w:lineRule="auto" w:line="240"/>
+        <w:rPr>
+          <w:rFonts w:ascii="Consolas" w:hAnsi="Consolas" w:eastAsia="Consolas" w:cs="Consolas"/>
+          <w:sz w:val="24"/>
+          <w:szCs w:val="24"/>
+          <w:highlight w:val="white"/>
+        </w:rPr>
+      </w:pPr>
+      <w:r>
+        <w:rPr>
+          <w:rFonts w:eastAsia="Consolas" w:cs="Consolas" w:ascii="Consolas" w:hAnsi="Consolas"/>
+          <w:sz w:val="24"/>
+          <w:szCs w:val="24"/>
+          <w:highlight w:val="white"/>
+        </w:rPr>
+      </w:r>
+    </w:p>
+    <w:p>
+      <w:pPr>
+        <w:pStyle w:val="normal1"/>
+        <w:widowControl w:val="false"/>
+        <w:shd w:val="clear" w:fill="FFFFFF"/>
+        <w:spacing w:lineRule="auto" w:line="240"/>
+        <w:rPr>
+          <w:rFonts w:ascii="Consolas" w:hAnsi="Consolas" w:eastAsia="Consolas" w:cs="Consolas"/>
           <w:b/>
           <w:bCs/>
           <w:sz w:val="24"/>
           <w:szCs w:val="24"/>
           <w:highlight w:val="white"/>
         </w:rPr>
-        <w:t>Zielona Macka i Roślina</w:t>
-      </w:r>
-      <w:bookmarkEnd w:id="4"/>
+      </w:pPr>
+      <w:r>
+        <w:rPr>
+          <w:rFonts w:eastAsia="Consolas" w:cs="Consolas" w:ascii="Consolas" w:hAnsi="Consolas"/>
+          <w:sz w:val="24"/>
+          <w:szCs w:val="24"/>
+          <w:highlight w:val="white"/>
+        </w:rPr>
+        <w:t xml:space="preserve">  </w:t>
+      </w:r>
+      <w:bookmarkStart w:id="7" w:name="Basen"/>
+      <w:r>
+        <w:rPr>
+          <w:rFonts w:eastAsia="Consolas" w:cs="Consolas" w:ascii="Consolas" w:hAnsi="Consolas"/>
+          <w:b w:val="false"/>
+          <w:bCs w:val="false"/>
+          <w:sz w:val="24"/>
+          <w:szCs w:val="24"/>
+          <w:highlight w:val="white"/>
+        </w:rPr>
+        <w:t>Basen</w:t>
+      </w:r>
+      <w:bookmarkEnd w:id="7"/>
     </w:p>
     <w:p>
       <w:pPr>
@@ -1961,7 +3063,7 @@
           <w:szCs w:val="24"/>
           <w:highlight w:val="white"/>
         </w:rPr>
-        <w:t>Dzieciakiem #3 wejdź do rezydencji, podejdź do głowy gargulca i popchnij ją aby otworzyć drzwi do piwnicy. Wejdź tu Dave'em, a dzieciaka #3 ukryj w pokoju z radiem (drzwi z prawej strony).</w:t>
+        <w:t>Po ćwiczeniach możesz już wyciągnąć kratę przed domem. Pod dom wejdź dzieciakiem #2.</w:t>
       </w:r>
     </w:p>
     <w:p>
@@ -2015,7 +3117,7 @@
           <w:szCs w:val="24"/>
           <w:highlight w:val="white"/>
         </w:rPr>
-        <w:t xml:space="preserve">Jeśli w drużynie jest Bernard, przy okazji możesz wyciągnąć część z radia (tube). </w:t>
+        <w:t>Jeśli wybrałeś Michaela, podaj mu gąbkę. Użyjesz jej na kałuży pod domem.</w:t>
       </w:r>
     </w:p>
     <w:p>
@@ -2069,7 +3171,7 @@
           <w:szCs w:val="24"/>
           <w:highlight w:val="white"/>
         </w:rPr>
-        <w:t xml:space="preserve">W piwnicy zapal światło i zabierz srebrny klucz. Dave może już iść do kuchni, tylko ostrożnie, bo jest tam też Edna. Po ucieczce znów wejdź do kuchni, Edny już nie będzie. Możesz spokojnie zabrać pepsi z lodówki i ruszyć do spiżarni. </w:t>
+        <w:t>Dave idzie na basen.</w:t>
       </w:r>
     </w:p>
     <w:p>
@@ -2123,29 +3225,7 @@
           <w:szCs w:val="24"/>
           <w:highlight w:val="white"/>
         </w:rPr>
-        <w:t>W spiżarni podnieś pusty słoik i sok z owoców.</w:t>
-      </w:r>
-    </w:p>
-    <w:p>
-      <w:pPr>
-        <w:pStyle w:val="normal1"/>
-        <w:widowControl w:val="false"/>
-        <w:shd w:val="clear" w:fill="FFFFFF"/>
-        <w:spacing w:lineRule="auto" w:line="240"/>
-        <w:rPr>
-          <w:rFonts w:ascii="Consolas" w:hAnsi="Consolas" w:eastAsia="Consolas" w:cs="Consolas"/>
-          <w:sz w:val="24"/>
-          <w:szCs w:val="24"/>
-          <w:highlight w:val="white"/>
-        </w:rPr>
-      </w:pPr>
-      <w:r>
-        <w:rPr>
-          <w:rFonts w:eastAsia="Consolas" w:cs="Consolas" w:ascii="Consolas" w:hAnsi="Consolas"/>
-          <w:sz w:val="24"/>
-          <w:szCs w:val="24"/>
-          <w:highlight w:val="white"/>
-        </w:rPr>
+        <w:t>Jeśli w drużynie jest Wendy, Razor albo Syd, w kuchni napełnij pusty słoik wodą z kranu i włóż go do mikrofalówki. Później włożysz tam kopertę.</w:t>
       </w:r>
     </w:p>
     <w:p>
@@ -2170,37 +3250,6 @@
         </w:rPr>
         <w:t xml:space="preserve">  </w:t>
       </w:r>
-      <w:r>
-        <w:rPr>
-          <w:rFonts w:eastAsia="Consolas" w:cs="Consolas" w:ascii="Consolas" w:hAnsi="Consolas"/>
-          <w:sz w:val="24"/>
-          <w:szCs w:val="24"/>
-          <w:highlight w:val="white"/>
-        </w:rPr>
-        <w:t>Jeśli wybrałeś Michaela, spróbuj zabrać płyn (developer) z ostatniej półki. Rozbije się.</w:t>
-      </w:r>
-    </w:p>
-    <w:p>
-      <w:pPr>
-        <w:pStyle w:val="normal1"/>
-        <w:widowControl w:val="false"/>
-        <w:shd w:val="clear" w:fill="FFFFFF"/>
-        <w:spacing w:lineRule="auto" w:line="240"/>
-        <w:rPr>
-          <w:rFonts w:ascii="Consolas" w:hAnsi="Consolas" w:eastAsia="Consolas" w:cs="Consolas"/>
-          <w:sz w:val="24"/>
-          <w:szCs w:val="24"/>
-          <w:highlight w:val="white"/>
-        </w:rPr>
-      </w:pPr>
-      <w:r>
-        <w:rPr>
-          <w:rFonts w:eastAsia="Consolas" w:cs="Consolas" w:ascii="Consolas" w:hAnsi="Consolas"/>
-          <w:sz w:val="24"/>
-          <w:szCs w:val="24"/>
-          <w:highlight w:val="white"/>
-        </w:rPr>
-      </w:r>
     </w:p>
     <w:p>
       <w:pPr>
@@ -2231,7 +3280,29 @@
           <w:szCs w:val="24"/>
           <w:highlight w:val="white"/>
         </w:rPr>
-        <w:t>Za drzwiami, które otworzysz srebrnym kluczem z piwnicy, znajdziesz basen. W tym momencie możesz jedynie napełnić pusty słoik wodą z basenu. Zrób to i wracaj.</w:t>
+        <w:t>Za bramą jest garaż, dopiero po ćwiczeniach można go otworzyć. W garażu użyj żółtego klucza i otwórz bagażnik, w środku znajdziesz narzędzia.</w:t>
+      </w:r>
+    </w:p>
+    <w:p>
+      <w:pPr>
+        <w:pStyle w:val="normal1"/>
+        <w:widowControl w:val="false"/>
+        <w:shd w:val="clear" w:fill="FFFFFF"/>
+        <w:spacing w:lineRule="auto" w:line="240"/>
+        <w:rPr>
+          <w:rFonts w:ascii="Consolas" w:hAnsi="Consolas" w:eastAsia="Consolas" w:cs="Consolas"/>
+          <w:sz w:val="24"/>
+          <w:szCs w:val="24"/>
+          <w:highlight w:val="white"/>
+        </w:rPr>
+      </w:pPr>
+      <w:r>
+        <w:rPr>
+          <w:rFonts w:eastAsia="Consolas" w:cs="Consolas" w:ascii="Consolas" w:hAnsi="Consolas"/>
+          <w:sz w:val="24"/>
+          <w:szCs w:val="24"/>
+          <w:highlight w:val="white"/>
+        </w:rPr>
       </w:r>
     </w:p>
     <w:p>
@@ -2263,7 +3334,29 @@
           <w:szCs w:val="24"/>
           <w:highlight w:val="white"/>
         </w:rPr>
-        <w:t>Na 1 piętrze w pokoju po lewej, podnieś owoce z wosku i rozpuszczalnik (w wersji Deluxe zabierz też pędzel).</w:t>
+        <w:t>Jeśli masz Bernarda albo Jeffa, podnieś też kurek z półki.</w:t>
+      </w:r>
+    </w:p>
+    <w:p>
+      <w:pPr>
+        <w:pStyle w:val="normal1"/>
+        <w:widowControl w:val="false"/>
+        <w:shd w:val="clear" w:fill="FFFFFF"/>
+        <w:spacing w:lineRule="auto" w:line="240"/>
+        <w:rPr>
+          <w:rFonts w:ascii="Consolas" w:hAnsi="Consolas" w:eastAsia="Consolas" w:cs="Consolas"/>
+          <w:sz w:val="24"/>
+          <w:szCs w:val="24"/>
+          <w:highlight w:val="white"/>
+        </w:rPr>
+      </w:pPr>
+      <w:r>
+        <w:rPr>
+          <w:rFonts w:eastAsia="Consolas" w:cs="Consolas" w:ascii="Consolas" w:hAnsi="Consolas"/>
+          <w:sz w:val="24"/>
+          <w:szCs w:val="24"/>
+          <w:highlight w:val="white"/>
+        </w:rPr>
       </w:r>
     </w:p>
     <w:p>
@@ -2295,7 +3388,7 @@
           <w:szCs w:val="24"/>
           <w:highlight w:val="white"/>
         </w:rPr>
-        <w:t>Na 2 piętrze nakarm Zieloną Mackę owocami z wosku i sokiem z owoców (Bernard ucieka jak tylko zobaczy Zieloną Mackę).</w:t>
+        <w:t>Wróć na basen i poczekaj przed drabinką. Dzieciakiem #2, tym pod domem, poszukaj zaworu na końcu korytarza. Przekręć go i szybko wróć do Dave'a. Za chwilę włączy się alarm. Pospiesz się.</w:t>
       </w:r>
     </w:p>
     <w:p>
@@ -2327,29 +3420,7 @@
           <w:szCs w:val="24"/>
           <w:highlight w:val="white"/>
         </w:rPr>
-        <w:t>Na 3 piętrze w pierwszym pokoju (z radiostacją) wejdź po drabinie, znajdziesz się w pokoju Zielonej Macki. Zabierz stąd żółty klucz i płytę (na tym etapie Bernard już nie boi się Zielonego).</w:t>
-      </w:r>
-    </w:p>
-    <w:p>
-      <w:pPr>
-        <w:pStyle w:val="normal1"/>
-        <w:widowControl w:val="false"/>
-        <w:shd w:val="clear" w:fill="FFFFFF"/>
-        <w:spacing w:lineRule="auto" w:line="240"/>
-        <w:rPr>
-          <w:rFonts w:ascii="Consolas" w:hAnsi="Consolas" w:eastAsia="Consolas" w:cs="Consolas"/>
-          <w:sz w:val="24"/>
-          <w:szCs w:val="24"/>
-          <w:highlight w:val="white"/>
-        </w:rPr>
-      </w:pPr>
-      <w:r>
-        <w:rPr>
-          <w:rFonts w:eastAsia="Consolas" w:cs="Consolas" w:ascii="Consolas" w:hAnsi="Consolas"/>
-          <w:sz w:val="24"/>
-          <w:szCs w:val="24"/>
-          <w:highlight w:val="white"/>
-        </w:rPr>
+        <w:t xml:space="preserve">Na dnie basenu znajdziesz świecący klucz i radio, a w radiu baterie. Zabierz je i natychmiast wyjdź z basenu. </w:t>
       </w:r>
     </w:p>
     <w:p>
@@ -2377,58 +3448,82 @@
       <w:r>
         <w:rPr>
           <w:rFonts w:eastAsia="Consolas" w:cs="Consolas" w:ascii="Consolas" w:hAnsi="Consolas"/>
+          <w:sz w:val="24"/>
+          <w:szCs w:val="24"/>
+          <w:highlight w:val="white"/>
+        </w:rPr>
+        <w:t>Wróć do dzieciaka #2 i napuść wody do basenu. Zalejesz rdzeń reaktora i alarm wyłączy się.</w:t>
+      </w:r>
+    </w:p>
+    <w:p>
+      <w:pPr>
+        <w:pStyle w:val="normal1"/>
+        <w:widowControl w:val="false"/>
+        <w:shd w:val="clear" w:fill="FFFFFF"/>
+        <w:spacing w:lineRule="auto" w:line="240"/>
+        <w:rPr>
+          <w:rFonts w:ascii="Consolas" w:hAnsi="Consolas" w:eastAsia="Consolas" w:cs="Consolas"/>
+          <w:sz w:val="24"/>
+          <w:szCs w:val="24"/>
+          <w:highlight w:val="white"/>
+        </w:rPr>
+      </w:pPr>
+      <w:r>
+        <w:rPr>
+          <w:rFonts w:eastAsia="Consolas" w:cs="Consolas" w:ascii="Consolas" w:hAnsi="Consolas"/>
+          <w:sz w:val="24"/>
+          <w:szCs w:val="24"/>
+          <w:highlight w:val="white"/>
+        </w:rPr>
+        <w:t xml:space="preserve">  </w:t>
+      </w:r>
+      <w:r>
+        <w:rPr>
+          <w:rFonts w:eastAsia="Consolas" w:cs="Consolas" w:ascii="Consolas" w:hAnsi="Consolas"/>
+          <w:sz w:val="24"/>
+          <w:szCs w:val="24"/>
+          <w:highlight w:val="white"/>
+        </w:rPr>
+        <w:t>Wracając z basenu podnieś latarkę w kuchni i włóż do niej baterie z radia.</w:t>
+      </w:r>
+    </w:p>
+    <w:p>
+      <w:pPr>
+        <w:pStyle w:val="normal1"/>
+        <w:widowControl w:val="false"/>
+        <w:shd w:val="clear" w:fill="FFFFFF"/>
+        <w:spacing w:lineRule="auto" w:line="240"/>
+        <w:rPr>
+          <w:rFonts w:ascii="Consolas" w:hAnsi="Consolas" w:eastAsia="Consolas" w:cs="Consolas"/>
+          <w:sz w:val="24"/>
+          <w:szCs w:val="24"/>
+          <w:highlight w:val="white"/>
+        </w:rPr>
+      </w:pPr>
+      <w:r>
+        <w:rPr>
+          <w:rFonts w:eastAsia="Consolas" w:cs="Consolas" w:ascii="Consolas" w:hAnsi="Consolas"/>
+          <w:sz w:val="24"/>
+          <w:szCs w:val="24"/>
+          <w:highlight w:val="white"/>
+        </w:rPr>
+        <w:t xml:space="preserve">  </w:t>
+      </w:r>
+    </w:p>
+    <w:p>
+      <w:pPr>
+        <w:pStyle w:val="normal1"/>
+        <w:widowControl w:val="false"/>
+        <w:shd w:val="clear" w:fill="FFFFFF"/>
+        <w:spacing w:lineRule="auto" w:line="240"/>
+        <w:rPr>
+          <w:rFonts w:ascii="Consolas" w:hAnsi="Consolas" w:eastAsia="Consolas" w:cs="Consolas"/>
           <w:b/>
           <w:bCs/>
           <w:sz w:val="24"/>
           <w:szCs w:val="24"/>
           <w:highlight w:val="white"/>
         </w:rPr>
-        <w:t>UWAGA!</w:t>
-      </w:r>
-      <w:r>
-        <w:rPr>
-          <w:rFonts w:eastAsia="Consolas" w:cs="Consolas" w:ascii="Consolas" w:hAnsi="Consolas"/>
-          <w:sz w:val="24"/>
-          <w:szCs w:val="24"/>
-          <w:highlight w:val="white"/>
-        </w:rPr>
-        <w:t xml:space="preserve"> Jak tylko usłyszysz dzwonek do drzwi, biegnij po paczkę przed domem. Jeśli w drużynie jest Wendy, Razor albo Syd, nie zapomnij oderwać znaczków z paczki. Dla Michaela najważniejsza jest sama paczka. Zostaw mu ją.</w:t>
-      </w:r>
-    </w:p>
-    <w:p>
-      <w:pPr>
-        <w:pStyle w:val="normal1"/>
-        <w:widowControl w:val="false"/>
-        <w:shd w:val="clear" w:fill="FFFFFF"/>
-        <w:spacing w:lineRule="auto" w:line="240"/>
-        <w:rPr>
-          <w:rFonts w:ascii="Consolas" w:hAnsi="Consolas" w:eastAsia="Consolas" w:cs="Consolas"/>
-          <w:sz w:val="24"/>
-          <w:szCs w:val="24"/>
-          <w:highlight w:val="white"/>
-        </w:rPr>
-      </w:pPr>
-      <w:r>
-        <w:rPr>
-          <w:rFonts w:eastAsia="Consolas" w:cs="Consolas" w:ascii="Consolas" w:hAnsi="Consolas"/>
-          <w:sz w:val="24"/>
-          <w:szCs w:val="24"/>
-          <w:highlight w:val="white"/>
-        </w:rPr>
-      </w:r>
-    </w:p>
-    <w:p>
-      <w:pPr>
-        <w:pStyle w:val="normal1"/>
-        <w:widowControl w:val="false"/>
-        <w:shd w:val="clear" w:fill="FFFFFF"/>
-        <w:spacing w:lineRule="auto" w:line="240"/>
-        <w:rPr>
-          <w:rFonts w:ascii="Consolas" w:hAnsi="Consolas" w:eastAsia="Consolas" w:cs="Consolas"/>
-          <w:sz w:val="24"/>
-          <w:szCs w:val="24"/>
-          <w:highlight w:val="white"/>
-        </w:rPr>
       </w:pPr>
       <w:r>
         <w:rPr>
@@ -2439,14 +3534,41 @@
         </w:rPr>
         <w:t xml:space="preserve">  </w:t>
       </w:r>
-      <w:r>
-        <w:rPr>
-          <w:rFonts w:eastAsia="Consolas" w:cs="Consolas" w:ascii="Consolas" w:hAnsi="Consolas"/>
-          <w:sz w:val="24"/>
-          <w:szCs w:val="24"/>
-          <w:highlight w:val="white"/>
-        </w:rPr>
-        <w:t>W przedostatnich drzwiach, w pokoju z sarkofagiem, poćwicz na "Hunk-O-Matic Machine (TM)". Raz wystarczy.</w:t>
+      <w:bookmarkStart w:id="8" w:name="Edna"/>
+      <w:r>
+        <w:rPr>
+          <w:rFonts w:eastAsia="Consolas" w:cs="Consolas" w:ascii="Consolas" w:hAnsi="Consolas"/>
+          <w:b w:val="false"/>
+          <w:bCs w:val="false"/>
+          <w:sz w:val="24"/>
+          <w:szCs w:val="24"/>
+          <w:highlight w:val="white"/>
+        </w:rPr>
+        <w:t>Edna</w:t>
+      </w:r>
+      <w:bookmarkEnd w:id="8"/>
+    </w:p>
+    <w:p>
+      <w:pPr>
+        <w:pStyle w:val="normal1"/>
+        <w:widowControl w:val="false"/>
+        <w:shd w:val="clear" w:fill="FFFFFF"/>
+        <w:spacing w:lineRule="auto" w:line="240"/>
+        <w:rPr>
+          <w:rFonts w:ascii="Consolas" w:hAnsi="Consolas" w:eastAsia="Consolas" w:cs="Consolas"/>
+          <w:sz w:val="24"/>
+          <w:szCs w:val="24"/>
+          <w:highlight w:val="white"/>
+        </w:rPr>
+      </w:pPr>
+      <w:r>
+        <w:rPr>
+          <w:rFonts w:eastAsia="Consolas" w:cs="Consolas" w:ascii="Consolas" w:hAnsi="Consolas"/>
+          <w:sz w:val="24"/>
+          <w:szCs w:val="24"/>
+          <w:highlight w:val="white"/>
+        </w:rPr>
+        <w:t>------------------------------------------------------</w:t>
       </w:r>
     </w:p>
     <w:p>
@@ -2471,6 +3593,15 @@
         </w:rPr>
         <w:t xml:space="preserve">  </w:t>
       </w:r>
+      <w:r>
+        <w:rPr>
+          <w:rFonts w:eastAsia="Consolas" w:cs="Consolas" w:ascii="Consolas" w:hAnsi="Consolas"/>
+          <w:sz w:val="24"/>
+          <w:szCs w:val="24"/>
+          <w:highlight w:val="white"/>
+        </w:rPr>
+        <w:t xml:space="preserve">Teraz trzeba dostać się do sejfu w pokoju Edny. Można to zrobić na trzy sposoby, z pomocą Bernarda albo Jeffa, lub bez nich. </w:t>
+      </w:r>
     </w:p>
     <w:p>
       <w:pPr>
@@ -2501,7 +3632,7 @@
           <w:szCs w:val="24"/>
           <w:highlight w:val="white"/>
         </w:rPr>
-        <w:t>Jeśli wybrałeś Michaela, wejdź do łazienki i podnieś gąbkę.</w:t>
+        <w:t>Zanim wejdziesz do pokoju z sejfem, upewnij się, że oddałeś 2 monety z pokoju Eda innemu dzieciakowi. Monety przydadzą się w obserwatorium.</w:t>
       </w:r>
     </w:p>
     <w:p>
@@ -2555,29 +3686,85 @@
           <w:szCs w:val="24"/>
           <w:highlight w:val="white"/>
         </w:rPr>
-        <w:t>W ostatnim pokoju użyj wody z basenu i pepsi (w tej kolejności) na roślinie, a rozpuszczalnika na zamalowanej ścianie (w wersji Deluxe potrzebny będzie pędzel i rozpuszczalnik).</w:t>
-      </w:r>
-    </w:p>
-    <w:p>
-      <w:pPr>
-        <w:pStyle w:val="normal1"/>
-        <w:widowControl w:val="false"/>
-        <w:shd w:val="clear" w:fill="FFFFFF"/>
-        <w:spacing w:lineRule="auto" w:line="240"/>
-        <w:rPr>
-          <w:rFonts w:ascii="Consolas" w:hAnsi="Consolas" w:eastAsia="Consolas" w:cs="Consolas"/>
-          <w:sz w:val="24"/>
-          <w:szCs w:val="24"/>
-          <w:highlight w:val="white"/>
-        </w:rPr>
-      </w:pPr>
-      <w:r>
-        <w:rPr>
-          <w:rFonts w:eastAsia="Consolas" w:cs="Consolas" w:ascii="Consolas" w:hAnsi="Consolas"/>
-          <w:sz w:val="24"/>
-          <w:szCs w:val="24"/>
-          <w:highlight w:val="white"/>
-        </w:rPr>
+        <w:t>Bernard i Jeff potrafią naprawić telefon w bibliotece. Podaj jednemu z nich narzędzia. Numer telefonu znajdziesz w łazience z mumią na 3 piętrze. Wystarczy odsłonić zasłonę w wannie i użyć zaworu znalezionego w garażu. Mumia przesunie się i odkryje numer (1547, 2275, 5235, 7537). Masz już naprawiony telefon i numer, przygotuj się. Jeden dzieciak czeka przed drzwiami Edny a drugi dzwoni. Od razu po scence z telefonem wejdź do jej pokoju i zanim wejdziesz po drabinie, podnieś mały klucz.</w:t>
+      </w:r>
+    </w:p>
+    <w:p>
+      <w:pPr>
+        <w:pStyle w:val="normal1"/>
+        <w:widowControl w:val="false"/>
+        <w:shd w:val="clear" w:fill="FFFFFF"/>
+        <w:spacing w:lineRule="auto" w:line="240"/>
+        <w:rPr>
+          <w:rFonts w:ascii="Consolas" w:hAnsi="Consolas" w:eastAsia="Consolas" w:cs="Consolas"/>
+          <w:sz w:val="24"/>
+          <w:szCs w:val="24"/>
+          <w:highlight w:val="white"/>
+        </w:rPr>
+      </w:pPr>
+      <w:r>
+        <w:rPr>
+          <w:rFonts w:eastAsia="Consolas" w:cs="Consolas" w:ascii="Consolas" w:hAnsi="Consolas"/>
+          <w:sz w:val="24"/>
+          <w:szCs w:val="24"/>
+          <w:highlight w:val="white"/>
+        </w:rPr>
+        <w:t xml:space="preserve">  </w:t>
+      </w:r>
+    </w:p>
+    <w:p>
+      <w:pPr>
+        <w:pStyle w:val="normal1"/>
+        <w:widowControl w:val="false"/>
+        <w:shd w:val="clear" w:fill="FFFFFF"/>
+        <w:spacing w:lineRule="auto" w:line="240"/>
+        <w:rPr>
+          <w:rFonts w:ascii="Consolas" w:hAnsi="Consolas" w:eastAsia="Consolas" w:cs="Consolas"/>
+          <w:sz w:val="24"/>
+          <w:szCs w:val="24"/>
+          <w:highlight w:val="white"/>
+        </w:rPr>
+      </w:pPr>
+      <w:r>
+        <w:rPr>
+          <w:rFonts w:eastAsia="Consolas" w:cs="Consolas" w:ascii="Consolas" w:hAnsi="Consolas"/>
+          <w:sz w:val="24"/>
+          <w:szCs w:val="24"/>
+          <w:highlight w:val="white"/>
+        </w:rPr>
+        <w:t xml:space="preserve">  </w:t>
+      </w:r>
+      <w:r>
+        <w:rPr>
+          <w:rFonts w:eastAsia="Consolas" w:cs="Consolas" w:ascii="Consolas" w:hAnsi="Consolas"/>
+          <w:sz w:val="24"/>
+          <w:szCs w:val="24"/>
+          <w:highlight w:val="white"/>
+        </w:rPr>
+        <w:t>Bez Bernarda lub Jeffa trzeba dać się złapać Ednie jednym z dzieciaków. Zanim Edna wróci następny dzieciak wchodzi, podnosi mały klucz i wspina się po drabinie do pokoju z sejfem.</w:t>
+      </w:r>
+    </w:p>
+    <w:p>
+      <w:pPr>
+        <w:pStyle w:val="normal1"/>
+        <w:widowControl w:val="false"/>
+        <w:shd w:val="clear" w:fill="FFFFFF"/>
+        <w:spacing w:lineRule="auto" w:line="240"/>
+        <w:rPr>
+          <w:rFonts w:ascii="Consolas" w:hAnsi="Consolas" w:eastAsia="Consolas" w:cs="Consolas"/>
+          <w:sz w:val="24"/>
+          <w:szCs w:val="24"/>
+          <w:highlight w:val="white"/>
+        </w:rPr>
+      </w:pPr>
+      <w:r>
+        <w:rPr>
+          <w:rFonts w:eastAsia="Consolas" w:cs="Consolas" w:ascii="Consolas" w:hAnsi="Consolas"/>
+          <w:sz w:val="24"/>
+          <w:szCs w:val="24"/>
+          <w:highlight w:val="white"/>
+        </w:rPr>
+        <w:t xml:space="preserve">  </w:t>
       </w:r>
     </w:p>
     <w:p>
@@ -2604,7 +3791,120 @@
         </w:rPr>
         <w:t xml:space="preserve">  </w:t>
       </w:r>
-      <w:bookmarkStart w:id="5" w:name="Ed"/>
+      <w:bookmarkStart w:id="9" w:name="Sejf"/>
+      <w:r>
+        <w:rPr>
+          <w:rFonts w:eastAsia="Consolas" w:cs="Consolas" w:ascii="Consolas" w:hAnsi="Consolas"/>
+          <w:b w:val="false"/>
+          <w:bCs w:val="false"/>
+          <w:sz w:val="24"/>
+          <w:szCs w:val="24"/>
+          <w:highlight w:val="white"/>
+        </w:rPr>
+        <w:t>Sejf</w:t>
+      </w:r>
+      <w:bookmarkEnd w:id="9"/>
+    </w:p>
+    <w:p>
+      <w:pPr>
+        <w:pStyle w:val="normal1"/>
+        <w:widowControl w:val="false"/>
+        <w:shd w:val="clear" w:fill="FFFFFF"/>
+        <w:spacing w:lineRule="auto" w:line="240"/>
+        <w:rPr>
+          <w:rFonts w:ascii="Consolas" w:hAnsi="Consolas" w:eastAsia="Consolas" w:cs="Consolas"/>
+          <w:sz w:val="24"/>
+          <w:szCs w:val="24"/>
+          <w:highlight w:val="white"/>
+        </w:rPr>
+      </w:pPr>
+      <w:r>
+        <w:rPr>
+          <w:rFonts w:eastAsia="Consolas" w:cs="Consolas" w:ascii="Consolas" w:hAnsi="Consolas"/>
+          <w:sz w:val="24"/>
+          <w:szCs w:val="24"/>
+          <w:highlight w:val="white"/>
+        </w:rPr>
+        <w:t>------------------------------------------------------</w:t>
+      </w:r>
+    </w:p>
+    <w:p>
+      <w:pPr>
+        <w:pStyle w:val="normal1"/>
+        <w:widowControl w:val="false"/>
+        <w:shd w:val="clear" w:fill="FFFFFF"/>
+        <w:spacing w:lineRule="auto" w:line="240"/>
+        <w:rPr>
+          <w:rFonts w:ascii="Consolas" w:hAnsi="Consolas" w:eastAsia="Consolas" w:cs="Consolas"/>
+          <w:sz w:val="24"/>
+          <w:szCs w:val="24"/>
+          <w:highlight w:val="white"/>
+        </w:rPr>
+      </w:pPr>
+      <w:r>
+        <w:rPr>
+          <w:rFonts w:eastAsia="Consolas" w:cs="Consolas" w:ascii="Consolas" w:hAnsi="Consolas"/>
+          <w:sz w:val="24"/>
+          <w:szCs w:val="24"/>
+          <w:highlight w:val="white"/>
+        </w:rPr>
+        <w:t xml:space="preserve">  </w:t>
+      </w:r>
+      <w:r>
+        <w:rPr>
+          <w:rFonts w:eastAsia="Consolas" w:cs="Consolas" w:ascii="Consolas" w:hAnsi="Consolas"/>
+          <w:sz w:val="24"/>
+          <w:szCs w:val="24"/>
+          <w:highlight w:val="white"/>
+        </w:rPr>
+        <w:t>Na górze zapal światło i odkryj sejf. Zmień dzieciaka i wejdź po roślinie do obserwatorium. Wrzuć dwie monety i przesuń lunetę dwa razy w prawo. Numer jaki zobaczysz to szyfr do sejfu (0120, 1029, 3621, 4186). W środku znajdziesz kopertę.</w:t>
+      </w:r>
+    </w:p>
+    <w:p>
+      <w:pPr>
+        <w:pStyle w:val="normal1"/>
+        <w:widowControl w:val="false"/>
+        <w:shd w:val="clear" w:fill="FFFFFF"/>
+        <w:spacing w:lineRule="auto" w:line="240"/>
+        <w:rPr>
+          <w:rFonts w:ascii="Consolas" w:hAnsi="Consolas" w:eastAsia="Consolas" w:cs="Consolas"/>
+          <w:sz w:val="24"/>
+          <w:szCs w:val="24"/>
+          <w:highlight w:val="white"/>
+        </w:rPr>
+      </w:pPr>
+      <w:r>
+        <w:rPr>
+          <w:rFonts w:eastAsia="Consolas" w:cs="Consolas" w:ascii="Consolas" w:hAnsi="Consolas"/>
+          <w:sz w:val="24"/>
+          <w:szCs w:val="24"/>
+          <w:highlight w:val="white"/>
+        </w:rPr>
+        <w:t xml:space="preserve">  </w:t>
+      </w:r>
+    </w:p>
+    <w:p>
+      <w:pPr>
+        <w:pStyle w:val="normal1"/>
+        <w:widowControl w:val="false"/>
+        <w:shd w:val="clear" w:fill="FFFFFF"/>
+        <w:spacing w:lineRule="auto" w:line="240"/>
+        <w:rPr>
+          <w:rFonts w:ascii="Consolas" w:hAnsi="Consolas" w:eastAsia="Consolas" w:cs="Consolas"/>
+          <w:sz w:val="24"/>
+          <w:szCs w:val="24"/>
+          <w:highlight w:val="white"/>
+        </w:rPr>
+      </w:pPr>
+      <w:r>
+        <w:rPr>
+          <w:rFonts w:eastAsia="Consolas" w:cs="Consolas" w:ascii="Consolas" w:hAnsi="Consolas"/>
+          <w:sz w:val="24"/>
+          <w:szCs w:val="24"/>
+          <w:highlight w:val="white"/>
+        </w:rPr>
+        <w:t xml:space="preserve">  </w:t>
+      </w:r>
       <w:r>
         <w:rPr>
           <w:rFonts w:eastAsia="Consolas" w:cs="Consolas" w:ascii="Consolas" w:hAnsi="Consolas"/>
@@ -2614,31 +3914,16 @@
           <w:szCs w:val="24"/>
           <w:highlight w:val="white"/>
         </w:rPr>
-        <w:t>Ed</w:t>
-      </w:r>
-      <w:bookmarkEnd w:id="5"/>
-    </w:p>
-    <w:p>
-      <w:pPr>
-        <w:pStyle w:val="normal1"/>
-        <w:widowControl w:val="false"/>
-        <w:shd w:val="clear" w:fill="FFFFFF"/>
-        <w:spacing w:lineRule="auto" w:line="240"/>
-        <w:rPr>
-          <w:rFonts w:ascii="Consolas" w:hAnsi="Consolas" w:eastAsia="Consolas" w:cs="Consolas"/>
-          <w:sz w:val="24"/>
-          <w:szCs w:val="24"/>
-          <w:highlight w:val="white"/>
-        </w:rPr>
-      </w:pPr>
-      <w:r>
-        <w:rPr>
-          <w:rFonts w:eastAsia="Consolas" w:cs="Consolas" w:ascii="Consolas" w:hAnsi="Consolas"/>
-          <w:sz w:val="24"/>
-          <w:szCs w:val="24"/>
-          <w:highlight w:val="white"/>
-        </w:rPr>
-        <w:t>------------------------------------------------------</w:t>
+        <w:t>UWAGA!</w:t>
+      </w:r>
+      <w:r>
+        <w:rPr>
+          <w:rFonts w:eastAsia="Consolas" w:cs="Consolas" w:ascii="Consolas" w:hAnsi="Consolas"/>
+          <w:sz w:val="24"/>
+          <w:szCs w:val="24"/>
+          <w:highlight w:val="white"/>
+        </w:rPr>
+        <w:t xml:space="preserve"> Jeśli w drużynie jest Wendy, Razor albo Syd, nie otwieraj koperty! Otworzysz ją dopiero w kuchni, po użyciu mikrofalówki i wody.</w:t>
       </w:r>
     </w:p>
     <w:p>
@@ -2662,92 +3947,6 @@
           <w:highlight w:val="white"/>
         </w:rPr>
         <w:t xml:space="preserve">  </w:t>
-      </w:r>
-      <w:r>
-        <w:rPr>
-          <w:rFonts w:eastAsia="Consolas" w:cs="Consolas" w:ascii="Consolas" w:hAnsi="Consolas"/>
-          <w:sz w:val="24"/>
-          <w:szCs w:val="24"/>
-          <w:highlight w:val="white"/>
-        </w:rPr>
-        <w:t>Czas przeszukać pokój Eda (3 drzwi od lewej). Przygotuj się. Dave'a ukryj w pokoju z rośliną albo mumią i zmień sterowanie na dzieciaka przed domem (#2). Zadzwoń do drzwi i odejdź jak najdalej. Po chwili włączy się scenka z Edem. Wróć do Dave'a. Teraz ważne jest dobre wyczucie czasu. Nie można iść do pokoju Eda za wcześnie, bo będzie stać przed drzwiami i zacznie cię gonić. Odczekaj chwilę, jak będzie bezpiecznie wyjdź. Podnieś szybko chomika, kartę, rozbij świnkę i wyciągnij z niej 1-3 monety.</w:t>
-      </w:r>
-    </w:p>
-    <w:p>
-      <w:pPr>
-        <w:pStyle w:val="normal1"/>
-        <w:widowControl w:val="false"/>
-        <w:shd w:val="clear" w:fill="FFFFFF"/>
-        <w:spacing w:lineRule="auto" w:line="240"/>
-        <w:rPr>
-          <w:rFonts w:ascii="Consolas" w:hAnsi="Consolas" w:eastAsia="Consolas" w:cs="Consolas"/>
-          <w:sz w:val="24"/>
-          <w:szCs w:val="24"/>
-          <w:highlight w:val="white"/>
-        </w:rPr>
-      </w:pPr>
-      <w:r>
-        <w:rPr>
-          <w:rFonts w:eastAsia="Consolas" w:cs="Consolas" w:ascii="Consolas" w:hAnsi="Consolas"/>
-          <w:sz w:val="24"/>
-          <w:szCs w:val="24"/>
-          <w:highlight w:val="white"/>
-        </w:rPr>
-        <w:t xml:space="preserve">  </w:t>
-      </w:r>
-    </w:p>
-    <w:p>
-      <w:pPr>
-        <w:pStyle w:val="normal1"/>
-        <w:widowControl w:val="false"/>
-        <w:shd w:val="clear" w:fill="FFFFFF"/>
-        <w:spacing w:lineRule="auto" w:line="240"/>
-        <w:rPr>
-          <w:rFonts w:ascii="Consolas" w:hAnsi="Consolas" w:eastAsia="Consolas" w:cs="Consolas"/>
-          <w:sz w:val="24"/>
-          <w:szCs w:val="24"/>
-          <w:highlight w:val="white"/>
-        </w:rPr>
-      </w:pPr>
-      <w:r>
-        <w:rPr>
-          <w:rFonts w:eastAsia="Consolas" w:cs="Consolas" w:ascii="Consolas" w:hAnsi="Consolas"/>
-          <w:sz w:val="24"/>
-          <w:szCs w:val="24"/>
-          <w:highlight w:val="white"/>
-        </w:rPr>
-        <w:t xml:space="preserve">  </w:t>
-      </w:r>
-      <w:r>
-        <w:rPr>
-          <w:rFonts w:eastAsia="Consolas" w:cs="Consolas" w:ascii="Consolas" w:hAnsi="Consolas"/>
-          <w:sz w:val="24"/>
-          <w:szCs w:val="24"/>
-          <w:highlight w:val="white"/>
-        </w:rPr>
-        <w:t>Gdyby Ed wrócił i nakrył cię na czyszczeniu skarbonki, a nie chcesz skończyć w lochach, możesz oddać mu chomika.</w:t>
-      </w:r>
-    </w:p>
-    <w:p>
-      <w:pPr>
-        <w:pStyle w:val="normal1"/>
-        <w:widowControl w:val="false"/>
-        <w:shd w:val="clear" w:fill="FFFFFF"/>
-        <w:spacing w:lineRule="auto" w:line="240"/>
-        <w:rPr>
-          <w:rFonts w:ascii="Consolas" w:hAnsi="Consolas" w:eastAsia="Consolas" w:cs="Consolas"/>
-          <w:sz w:val="24"/>
-          <w:szCs w:val="24"/>
-          <w:highlight w:val="white"/>
-        </w:rPr>
-      </w:pPr>
-      <w:r>
-        <w:rPr>
-          <w:rFonts w:eastAsia="Consolas" w:cs="Consolas" w:ascii="Consolas" w:hAnsi="Consolas"/>
-          <w:sz w:val="24"/>
-          <w:szCs w:val="24"/>
-          <w:highlight w:val="white"/>
-        </w:rPr>
       </w:r>
     </w:p>
     <w:p>
@@ -2774,55 +3973,165 @@
         </w:rPr>
         <w:t xml:space="preserve">  </w:t>
       </w:r>
-      <w:bookmarkStart w:id="6" w:name="Zardzewiały_klucz"/>
-      <w:r>
-        <w:rPr>
-          <w:rFonts w:eastAsia="Consolas" w:cs="Consolas" w:ascii="Consolas" w:hAnsi="Consolas"/>
+      <w:bookmarkStart w:id="10" w:name="Laboratorium"/>
+      <w:r>
+        <w:rPr>
+          <w:rFonts w:eastAsia="Consolas" w:cs="Consolas" w:ascii="Consolas" w:hAnsi="Consolas"/>
+          <w:b w:val="false"/>
+          <w:bCs w:val="false"/>
+          <w:sz w:val="24"/>
+          <w:szCs w:val="24"/>
+          <w:highlight w:val="white"/>
+        </w:rPr>
+        <w:t>Laboratorium</w:t>
+      </w:r>
+      <w:bookmarkEnd w:id="10"/>
+    </w:p>
+    <w:p>
+      <w:pPr>
+        <w:pStyle w:val="normal1"/>
+        <w:widowControl w:val="false"/>
+        <w:shd w:val="clear" w:fill="FFFFFF"/>
+        <w:spacing w:lineRule="auto" w:line="240"/>
+        <w:rPr>
+          <w:rFonts w:ascii="Consolas" w:hAnsi="Consolas" w:eastAsia="Consolas" w:cs="Consolas"/>
+          <w:sz w:val="24"/>
+          <w:szCs w:val="24"/>
+          <w:highlight w:val="white"/>
+        </w:rPr>
+      </w:pPr>
+      <w:r>
+        <w:rPr>
+          <w:rFonts w:eastAsia="Consolas" w:cs="Consolas" w:ascii="Consolas" w:hAnsi="Consolas"/>
+          <w:sz w:val="24"/>
+          <w:szCs w:val="24"/>
+          <w:highlight w:val="white"/>
+        </w:rPr>
+        <w:t>------------------------------------------------------</w:t>
+      </w:r>
+    </w:p>
+    <w:p>
+      <w:pPr>
+        <w:pStyle w:val="normal1"/>
+        <w:widowControl w:val="false"/>
+        <w:shd w:val="clear" w:fill="FFFFFF"/>
+        <w:spacing w:lineRule="auto" w:line="240"/>
+        <w:rPr>
+          <w:rFonts w:ascii="Consolas" w:hAnsi="Consolas" w:eastAsia="Consolas" w:cs="Consolas"/>
+          <w:sz w:val="24"/>
+          <w:szCs w:val="24"/>
+          <w:highlight w:val="white"/>
+        </w:rPr>
+      </w:pPr>
+      <w:r>
+        <w:rPr>
+          <w:rFonts w:eastAsia="Consolas" w:cs="Consolas" w:ascii="Consolas" w:hAnsi="Consolas"/>
+          <w:sz w:val="24"/>
+          <w:szCs w:val="24"/>
+          <w:highlight w:val="white"/>
+        </w:rPr>
+        <w:t xml:space="preserve">  </w:t>
+      </w:r>
+      <w:r>
+        <w:rPr>
+          <w:rFonts w:eastAsia="Consolas" w:cs="Consolas" w:ascii="Consolas" w:hAnsi="Consolas"/>
+          <w:sz w:val="24"/>
+          <w:szCs w:val="24"/>
+          <w:highlight w:val="white"/>
+        </w:rPr>
+        <w:t>Szyfr można znaleźć dopiero po naprawieniu kabli w pokoju za rośliną. Potrzebne będą narzędzia i latarka z bateriami z radia. Zanim naprawisz kable musisz wyłączyć prąd w piwnicy, albo poczekać na scenę po której doktor sam wyłączy zasilanie na około 5 min. Po naprawie i jakimś czasie zobaczysz scenę z doktorem grającym na automatach. Jego wynik na tym automacie to szyfr do laboratorium (3301, 5858, 7572, 8640). Automaty działają tylko z ćwierćdolarówkami, znalazłeś jedną w kopercie. Gdybyś chciał ją odzyskać, możesz użyć małego klucza z pokoju Edny.</w:t>
+      </w:r>
+    </w:p>
+    <w:p>
+      <w:pPr>
+        <w:pStyle w:val="normal1"/>
+        <w:widowControl w:val="false"/>
+        <w:shd w:val="clear" w:fill="FFFFFF"/>
+        <w:spacing w:lineRule="auto" w:line="240"/>
+        <w:rPr>
+          <w:rFonts w:ascii="Consolas" w:hAnsi="Consolas" w:eastAsia="Consolas" w:cs="Consolas"/>
+          <w:sz w:val="24"/>
+          <w:szCs w:val="24"/>
+          <w:highlight w:val="white"/>
+        </w:rPr>
+      </w:pPr>
+      <w:r>
+        <w:rPr>
+          <w:rFonts w:eastAsia="Consolas" w:cs="Consolas" w:ascii="Consolas" w:hAnsi="Consolas"/>
+          <w:sz w:val="24"/>
+          <w:szCs w:val="24"/>
+          <w:highlight w:val="white"/>
+        </w:rPr>
+      </w:r>
+    </w:p>
+    <w:p>
+      <w:pPr>
+        <w:pStyle w:val="normal1"/>
+        <w:widowControl w:val="false"/>
+        <w:shd w:val="clear" w:fill="FFFFFF"/>
+        <w:spacing w:lineRule="auto" w:line="240"/>
+        <w:rPr>
+          <w:rFonts w:ascii="Consolas" w:hAnsi="Consolas" w:eastAsia="Consolas" w:cs="Consolas"/>
+          <w:sz w:val="24"/>
+          <w:szCs w:val="24"/>
+          <w:highlight w:val="white"/>
+        </w:rPr>
+      </w:pPr>
+      <w:r>
+        <w:rPr>
+          <w:rFonts w:eastAsia="Consolas" w:cs="Consolas" w:ascii="Consolas" w:hAnsi="Consolas"/>
+          <w:sz w:val="24"/>
+          <w:szCs w:val="24"/>
+          <w:highlight w:val="white"/>
+        </w:rPr>
+        <w:t xml:space="preserve">  </w:t>
+      </w:r>
+      <w:r>
+        <w:rPr>
+          <w:rFonts w:eastAsia="Consolas" w:cs="Consolas" w:ascii="Consolas" w:hAnsi="Consolas"/>
+          <w:sz w:val="24"/>
+          <w:szCs w:val="24"/>
+          <w:highlight w:val="white"/>
+        </w:rPr>
+        <w:t xml:space="preserve">Szyfr zmienia się za każdym razem, kiedy zobaczysz scenę z doktorkiem i automatami. Nie musisz się przejmować, jeśli wcześniej otworzyłeś już drzwi do laboratorium. W innym wypadku trzeba wrócić się do automatów i zdobyć nowy szyfr. </w:t>
+      </w:r>
+    </w:p>
+    <w:p>
+      <w:pPr>
+        <w:pStyle w:val="normal1"/>
+        <w:widowControl w:val="false"/>
+        <w:shd w:val="clear" w:fill="FFFFFF"/>
+        <w:spacing w:lineRule="auto" w:line="240"/>
+        <w:rPr>
+          <w:rFonts w:ascii="Consolas" w:hAnsi="Consolas" w:eastAsia="Consolas" w:cs="Consolas"/>
+          <w:sz w:val="24"/>
+          <w:szCs w:val="24"/>
+          <w:highlight w:val="white"/>
+        </w:rPr>
+      </w:pPr>
+      <w:r>
+        <w:rPr>
+          <w:rFonts w:eastAsia="Consolas" w:cs="Consolas" w:ascii="Consolas" w:hAnsi="Consolas"/>
+          <w:sz w:val="24"/>
+          <w:szCs w:val="24"/>
+          <w:highlight w:val="white"/>
+        </w:rPr>
+      </w:r>
+    </w:p>
+    <w:p>
+      <w:pPr>
+        <w:pStyle w:val="normal1"/>
+        <w:widowControl w:val="false"/>
+        <w:shd w:val="clear" w:fill="FFFFFF"/>
+        <w:spacing w:lineRule="auto" w:line="240"/>
+        <w:rPr>
+          <w:rFonts w:ascii="Consolas" w:hAnsi="Consolas" w:eastAsia="Consolas" w:cs="Consolas"/>
           <w:b/>
           <w:bCs/>
           <w:sz w:val="24"/>
           <w:szCs w:val="24"/>
           <w:highlight w:val="white"/>
         </w:rPr>
-        <w:t>Zardzewiały klucz</w:t>
-      </w:r>
-      <w:bookmarkEnd w:id="6"/>
-    </w:p>
-    <w:p>
-      <w:pPr>
-        <w:pStyle w:val="normal1"/>
-        <w:widowControl w:val="false"/>
-        <w:shd w:val="clear" w:fill="FFFFFF"/>
-        <w:spacing w:lineRule="auto" w:line="240"/>
-        <w:rPr>
-          <w:rFonts w:ascii="Consolas" w:hAnsi="Consolas" w:eastAsia="Consolas" w:cs="Consolas"/>
-          <w:sz w:val="24"/>
-          <w:szCs w:val="24"/>
-          <w:highlight w:val="white"/>
-        </w:rPr>
-      </w:pPr>
-      <w:r>
-        <w:rPr>
-          <w:rFonts w:eastAsia="Consolas" w:cs="Consolas" w:ascii="Consolas" w:hAnsi="Consolas"/>
-          <w:sz w:val="24"/>
-          <w:szCs w:val="24"/>
-          <w:highlight w:val="white"/>
-        </w:rPr>
-        <w:t>------------------------------------------------------</w:t>
-      </w:r>
-    </w:p>
-    <w:p>
-      <w:pPr>
-        <w:pStyle w:val="normal1"/>
-        <w:widowControl w:val="false"/>
-        <w:shd w:val="clear" w:fill="FFFFFF"/>
-        <w:spacing w:lineRule="auto" w:line="240"/>
-        <w:rPr>
-          <w:rFonts w:ascii="Consolas" w:hAnsi="Consolas" w:eastAsia="Consolas" w:cs="Consolas"/>
-          <w:sz w:val="24"/>
-          <w:szCs w:val="24"/>
-          <w:highlight w:val="white"/>
-        </w:rPr>
       </w:pPr>
       <w:r>
         <w:rPr>
@@ -2833,36 +4142,41 @@
         </w:rPr>
         <w:t xml:space="preserve">  </w:t>
       </w:r>
-      <w:r>
-        <w:rPr>
-          <w:rFonts w:eastAsia="Consolas" w:cs="Consolas" w:ascii="Consolas" w:hAnsi="Consolas"/>
-          <w:sz w:val="24"/>
-          <w:szCs w:val="24"/>
-          <w:highlight w:val="white"/>
-        </w:rPr>
-        <w:t>Na parterze poszukaj kasety, można ją znaleźć w pokoju z telefonem. Włącz lampę i przeszukaj ostatni panel. Z kasetą i płytą z pokoju Zielonej Macki, wejdź do pokoju z fortepianem. Włóż płytę i kasetę, włącz nagrywanie i płytę. Po pęknięciu wazonu możesz wyłączyć nagrywanie i wyciągnąć kasetę.</w:t>
-      </w:r>
-    </w:p>
-    <w:p>
-      <w:pPr>
-        <w:pStyle w:val="normal1"/>
-        <w:widowControl w:val="false"/>
-        <w:shd w:val="clear" w:fill="FFFFFF"/>
-        <w:spacing w:lineRule="auto" w:line="240"/>
-        <w:rPr>
-          <w:rFonts w:ascii="Consolas" w:hAnsi="Consolas" w:eastAsia="Consolas" w:cs="Consolas"/>
-          <w:sz w:val="24"/>
-          <w:szCs w:val="24"/>
-          <w:highlight w:val="white"/>
-        </w:rPr>
-      </w:pPr>
-      <w:r>
-        <w:rPr>
-          <w:rFonts w:eastAsia="Consolas" w:cs="Consolas" w:ascii="Consolas" w:hAnsi="Consolas"/>
-          <w:sz w:val="24"/>
-          <w:szCs w:val="24"/>
-          <w:highlight w:val="white"/>
-        </w:rPr>
+      <w:bookmarkStart w:id="11" w:name="Fioletowa_Macka"/>
+      <w:r>
+        <w:rPr>
+          <w:rFonts w:eastAsia="Consolas" w:cs="Consolas" w:ascii="Consolas" w:hAnsi="Consolas"/>
+          <w:b w:val="false"/>
+          <w:bCs w:val="false"/>
+          <w:sz w:val="24"/>
+          <w:szCs w:val="24"/>
+          <w:highlight w:val="white"/>
+        </w:rPr>
+        <w:t>Fioletowa Macka</w:t>
+      </w:r>
+      <w:bookmarkEnd w:id="11"/>
+    </w:p>
+    <w:p>
+      <w:pPr>
+        <w:pStyle w:val="normal1"/>
+        <w:widowControl w:val="false"/>
+        <w:shd w:val="clear" w:fill="FFFFFF"/>
+        <w:spacing w:lineRule="auto" w:line="240"/>
+        <w:rPr>
+          <w:rFonts w:ascii="Consolas" w:hAnsi="Consolas" w:eastAsia="Consolas" w:cs="Consolas"/>
+          <w:sz w:val="24"/>
+          <w:szCs w:val="24"/>
+          <w:highlight w:val="white"/>
+        </w:rPr>
+      </w:pPr>
+      <w:r>
+        <w:rPr>
+          <w:rFonts w:eastAsia="Consolas" w:cs="Consolas" w:ascii="Consolas" w:hAnsi="Consolas"/>
+          <w:sz w:val="24"/>
+          <w:szCs w:val="24"/>
+          <w:highlight w:val="white"/>
+        </w:rPr>
+        <w:t>-----------------------------------------------------</w:t>
       </w:r>
     </w:p>
     <w:p>
@@ -2894,7 +4208,7 @@
           <w:szCs w:val="24"/>
           <w:highlight w:val="white"/>
         </w:rPr>
-        <w:t>Jeśli w drużynie jest Wendy, Razor albo Syd, obejrzyj tv.</w:t>
+        <w:t>Świecący klucz i szyfr otworzą drzwi do laboratorium. Zanim tam wejdziesz, przygotuj się na spotkanie z Fioletową Macką. Tutaj niezbędna okażę się pomoc przyjaciół Dave'a.</w:t>
       </w:r>
     </w:p>
     <w:p>
@@ -2948,7 +4262,307 @@
           <w:szCs w:val="24"/>
           <w:highlight w:val="white"/>
         </w:rPr>
-        <w:t>W pokoju na parterze, tym na prawo, włóż kasetę i włącz magnetofon. Nagrany pisk rozbije szyby i żyrandol na którym wisi zardzewiały klucz. Podnieś go, to klucz do lochów.</w:t>
+        <w:t>Syd/Razor</w:t>
+      </w:r>
+    </w:p>
+    <w:p>
+      <w:pPr>
+        <w:pStyle w:val="normal1"/>
+        <w:widowControl w:val="false"/>
+        <w:shd w:val="clear" w:fill="FFFFFF"/>
+        <w:spacing w:lineRule="auto" w:line="240"/>
+        <w:rPr>
+          <w:rFonts w:ascii="Consolas" w:hAnsi="Consolas" w:eastAsia="Consolas" w:cs="Consolas"/>
+          <w:sz w:val="24"/>
+          <w:szCs w:val="24"/>
+          <w:highlight w:val="white"/>
+        </w:rPr>
+      </w:pPr>
+      <w:r>
+        <w:rPr>
+          <w:rFonts w:eastAsia="Consolas" w:cs="Consolas" w:ascii="Consolas" w:hAnsi="Consolas"/>
+          <w:sz w:val="24"/>
+          <w:szCs w:val="24"/>
+          <w:highlight w:val="white"/>
+        </w:rPr>
+        <w:t xml:space="preserve">Potrzebują kasety, znajdziesz ją w bibliotece. W pokoju z tv włóż kasetę do magnetofonu, włącz nagrywanie i zagraj na fortepianie. Przy okazji obejrzyj tv. W pokoju Zielonego włącz kasetę i zabierz demo Macki. Teraz trzeba wysłać jego </w:t>
+      </w:r>
+    </w:p>
+    <w:p>
+      <w:pPr>
+        <w:pStyle w:val="normal1"/>
+        <w:widowControl w:val="false"/>
+        <w:shd w:val="clear" w:fill="FFFFFF"/>
+        <w:spacing w:lineRule="auto" w:line="240"/>
+        <w:rPr>
+          <w:rFonts w:ascii="Consolas" w:hAnsi="Consolas" w:eastAsia="Consolas" w:cs="Consolas"/>
+          <w:sz w:val="24"/>
+          <w:szCs w:val="24"/>
+          <w:highlight w:val="white"/>
+        </w:rPr>
+      </w:pPr>
+      <w:r>
+        <w:rPr>
+          <w:rFonts w:eastAsia="Consolas" w:cs="Consolas" w:ascii="Consolas" w:hAnsi="Consolas"/>
+          <w:sz w:val="24"/>
+          <w:szCs w:val="24"/>
+          <w:highlight w:val="white"/>
+        </w:rPr>
+        <w:t xml:space="preserve">demo. Potrzebujesz koperty (z sejfu), znaczka (z paczki Eda) i adresu (z tv). Z tym wszystkim idziesz do pokoju z rośliną i wpisujesz adres z tv na nienaruszonej kopercie. </w:t>
+      </w:r>
+    </w:p>
+    <w:p>
+      <w:pPr>
+        <w:pStyle w:val="normal1"/>
+        <w:widowControl w:val="false"/>
+        <w:shd w:val="clear" w:fill="FFFFFF"/>
+        <w:spacing w:lineRule="auto" w:line="240"/>
+        <w:rPr>
+          <w:rFonts w:ascii="Consolas" w:hAnsi="Consolas" w:eastAsia="Consolas" w:cs="Consolas"/>
+          <w:sz w:val="24"/>
+          <w:szCs w:val="24"/>
+          <w:highlight w:val="white"/>
+        </w:rPr>
+      </w:pPr>
+      <w:r>
+        <w:rPr>
+          <w:rFonts w:eastAsia="Consolas" w:cs="Consolas" w:ascii="Consolas" w:hAnsi="Consolas"/>
+          <w:sz w:val="24"/>
+          <w:szCs w:val="24"/>
+          <w:highlight w:val="white"/>
+        </w:rPr>
+        <w:t>Wkładasz demo kasetę, przyklejasz znaczek i wkładasz do skrzynki pocztowej przed domem. Podnieś flagę, zamknij skrzynkę i poczekaj 5-10 min. Po otrzymaniu kontraktu zanieś go Zielonemu. Zielony obiecuje pomóc dzieciakowi który oddał mu kontrakt.</w:t>
+      </w:r>
+    </w:p>
+    <w:p>
+      <w:pPr>
+        <w:pStyle w:val="normal1"/>
+        <w:widowControl w:val="false"/>
+        <w:shd w:val="clear" w:fill="FFFFFF"/>
+        <w:spacing w:lineRule="auto" w:line="240"/>
+        <w:rPr>
+          <w:rFonts w:ascii="Consolas" w:hAnsi="Consolas" w:eastAsia="Consolas" w:cs="Consolas"/>
+          <w:sz w:val="24"/>
+          <w:szCs w:val="24"/>
+          <w:highlight w:val="white"/>
+        </w:rPr>
+      </w:pPr>
+      <w:r>
+        <w:rPr>
+          <w:rFonts w:eastAsia="Consolas" w:cs="Consolas" w:ascii="Consolas" w:hAnsi="Consolas"/>
+          <w:sz w:val="24"/>
+          <w:szCs w:val="24"/>
+          <w:highlight w:val="white"/>
+        </w:rPr>
+      </w:r>
+    </w:p>
+    <w:p>
+      <w:pPr>
+        <w:pStyle w:val="normal1"/>
+        <w:widowControl w:val="false"/>
+        <w:shd w:val="clear" w:fill="FFFFFF"/>
+        <w:spacing w:lineRule="auto" w:line="240"/>
+        <w:rPr>
+          <w:rFonts w:ascii="Consolas" w:hAnsi="Consolas" w:eastAsia="Consolas" w:cs="Consolas"/>
+          <w:sz w:val="24"/>
+          <w:szCs w:val="24"/>
+          <w:highlight w:val="white"/>
+        </w:rPr>
+      </w:pPr>
+      <w:r>
+        <w:rPr>
+          <w:rFonts w:eastAsia="Consolas" w:cs="Consolas" w:ascii="Consolas" w:hAnsi="Consolas"/>
+          <w:sz w:val="24"/>
+          <w:szCs w:val="24"/>
+          <w:highlight w:val="white"/>
+        </w:rPr>
+        <w:t xml:space="preserve">  </w:t>
+      </w:r>
+      <w:r>
+        <w:rPr>
+          <w:rFonts w:eastAsia="Consolas" w:cs="Consolas" w:ascii="Consolas" w:hAnsi="Consolas"/>
+          <w:sz w:val="24"/>
+          <w:szCs w:val="24"/>
+          <w:highlight w:val="white"/>
+        </w:rPr>
+        <w:t>Michael</w:t>
+      </w:r>
+    </w:p>
+    <w:p>
+      <w:pPr>
+        <w:pStyle w:val="normal1"/>
+        <w:widowControl w:val="false"/>
+        <w:shd w:val="clear" w:fill="FFFFFF"/>
+        <w:spacing w:lineRule="auto" w:line="240"/>
+        <w:rPr>
+          <w:rFonts w:ascii="Consolas" w:hAnsi="Consolas" w:eastAsia="Consolas" w:cs="Consolas"/>
+          <w:sz w:val="24"/>
+          <w:szCs w:val="24"/>
+          <w:highlight w:val="white"/>
+        </w:rPr>
+      </w:pPr>
+      <w:r>
+        <w:rPr>
+          <w:rFonts w:eastAsia="Consolas" w:cs="Consolas" w:ascii="Consolas" w:hAnsi="Consolas"/>
+          <w:sz w:val="24"/>
+          <w:szCs w:val="24"/>
+          <w:highlight w:val="white"/>
+        </w:rPr>
+        <w:t>Musi oddać paczkę Edowi, wtedy usłyszysz coś o zgubionych planach które znajdziesz przed domem. Masz już klisze, teraz musisz znaleźć płyn (developer). Kiedy próbowałeś go podnieść w spiżarni, potłukł się i rozlał pod domem. Wejdź tam z gąbką i użyj jej na kałuży. Na 2 piętrze w ciemni, użyj gąbki z płynem i kliszy. Wywołane zdjęcia zanieś Edowi. Od tego momentu Ed obroni naszą drużynę przed Fioletową Macką.</w:t>
+      </w:r>
+    </w:p>
+    <w:p>
+      <w:pPr>
+        <w:pStyle w:val="normal1"/>
+        <w:widowControl w:val="false"/>
+        <w:shd w:val="clear" w:fill="FFFFFF"/>
+        <w:spacing w:lineRule="auto" w:line="240"/>
+        <w:rPr>
+          <w:rFonts w:ascii="Consolas" w:hAnsi="Consolas" w:eastAsia="Consolas" w:cs="Consolas"/>
+          <w:sz w:val="24"/>
+          <w:szCs w:val="24"/>
+          <w:highlight w:val="white"/>
+        </w:rPr>
+      </w:pPr>
+      <w:r>
+        <w:rPr>
+          <w:rFonts w:eastAsia="Consolas" w:cs="Consolas" w:ascii="Consolas" w:hAnsi="Consolas"/>
+          <w:sz w:val="24"/>
+          <w:szCs w:val="24"/>
+          <w:highlight w:val="white"/>
+        </w:rPr>
+      </w:r>
+    </w:p>
+    <w:p>
+      <w:pPr>
+        <w:pStyle w:val="normal1"/>
+        <w:widowControl w:val="false"/>
+        <w:shd w:val="clear" w:fill="FFFFFF"/>
+        <w:spacing w:lineRule="auto" w:line="240"/>
+        <w:rPr>
+          <w:rFonts w:ascii="Consolas" w:hAnsi="Consolas" w:eastAsia="Consolas" w:cs="Consolas"/>
+          <w:sz w:val="24"/>
+          <w:szCs w:val="24"/>
+          <w:highlight w:val="white"/>
+        </w:rPr>
+      </w:pPr>
+      <w:r>
+        <w:rPr>
+          <w:rFonts w:eastAsia="Consolas" w:cs="Consolas" w:ascii="Consolas" w:hAnsi="Consolas"/>
+          <w:sz w:val="24"/>
+          <w:szCs w:val="24"/>
+          <w:highlight w:val="white"/>
+        </w:rPr>
+        <w:t xml:space="preserve">  </w:t>
+      </w:r>
+      <w:r>
+        <w:rPr>
+          <w:rFonts w:eastAsia="Consolas" w:cs="Consolas" w:ascii="Consolas" w:hAnsi="Consolas"/>
+          <w:sz w:val="24"/>
+          <w:szCs w:val="24"/>
+          <w:highlight w:val="white"/>
+        </w:rPr>
+        <w:t>Wendy</w:t>
+      </w:r>
+    </w:p>
+    <w:p>
+      <w:pPr>
+        <w:pStyle w:val="normal1"/>
+        <w:widowControl w:val="false"/>
+        <w:shd w:val="clear" w:fill="FFFFFF"/>
+        <w:spacing w:lineRule="auto" w:line="240"/>
+        <w:rPr>
+          <w:rFonts w:ascii="Consolas" w:hAnsi="Consolas" w:eastAsia="Consolas" w:cs="Consolas"/>
+          <w:sz w:val="24"/>
+          <w:szCs w:val="24"/>
+          <w:highlight w:val="white"/>
+        </w:rPr>
+      </w:pPr>
+      <w:r>
+        <w:rPr>
+          <w:rFonts w:eastAsia="Consolas" w:cs="Consolas" w:ascii="Consolas" w:hAnsi="Consolas"/>
+          <w:sz w:val="24"/>
+          <w:szCs w:val="24"/>
+          <w:highlight w:val="white"/>
+        </w:rPr>
+        <w:t>Podobnie jak Syd i Razor potrzebuje koperty, znaczka i adresu, tyle że zamiast kasety, wysyła poprawiony manuskrypt. Manuskrypt jest w gabinecie doktora, w szufladzie. Popraw go w pokoju z rośliną na maszynie do pisania, dopisz adres na kopercie, doklej znaczki, zapakuj i wyślij. Po 10 min. otrzymasz kontrakt. Fioletowy przepuści cię, kiedy mu go pokażesz.</w:t>
+      </w:r>
+    </w:p>
+    <w:p>
+      <w:pPr>
+        <w:pStyle w:val="normal1"/>
+        <w:widowControl w:val="false"/>
+        <w:shd w:val="clear" w:fill="FFFFFF"/>
+        <w:spacing w:lineRule="auto" w:line="240"/>
+        <w:rPr>
+          <w:rFonts w:ascii="Consolas" w:hAnsi="Consolas" w:eastAsia="Consolas" w:cs="Consolas"/>
+          <w:sz w:val="24"/>
+          <w:szCs w:val="24"/>
+          <w:highlight w:val="white"/>
+        </w:rPr>
+      </w:pPr>
+      <w:r>
+        <w:rPr>
+          <w:rFonts w:eastAsia="Consolas" w:cs="Consolas" w:ascii="Consolas" w:hAnsi="Consolas"/>
+          <w:sz w:val="24"/>
+          <w:szCs w:val="24"/>
+          <w:highlight w:val="white"/>
+        </w:rPr>
+      </w:r>
+    </w:p>
+    <w:p>
+      <w:pPr>
+        <w:pStyle w:val="normal1"/>
+        <w:widowControl w:val="false"/>
+        <w:shd w:val="clear" w:fill="FFFFFF"/>
+        <w:spacing w:lineRule="auto" w:line="240"/>
+        <w:rPr>
+          <w:rFonts w:ascii="Consolas" w:hAnsi="Consolas" w:eastAsia="Consolas" w:cs="Consolas"/>
+          <w:sz w:val="24"/>
+          <w:szCs w:val="24"/>
+          <w:highlight w:val="white"/>
+        </w:rPr>
+      </w:pPr>
+      <w:r>
+        <w:rPr>
+          <w:rFonts w:eastAsia="Consolas" w:cs="Consolas" w:ascii="Consolas" w:hAnsi="Consolas"/>
+          <w:sz w:val="24"/>
+          <w:szCs w:val="24"/>
+          <w:highlight w:val="white"/>
+        </w:rPr>
+        <w:t xml:space="preserve">  </w:t>
+      </w:r>
+      <w:r>
+        <w:rPr>
+          <w:rFonts w:eastAsia="Consolas" w:cs="Consolas" w:ascii="Consolas" w:hAnsi="Consolas"/>
+          <w:sz w:val="24"/>
+          <w:szCs w:val="24"/>
+          <w:highlight w:val="white"/>
+        </w:rPr>
+        <w:t>Bernard</w:t>
+      </w:r>
+    </w:p>
+    <w:p>
+      <w:pPr>
+        <w:pStyle w:val="normal1"/>
+        <w:widowControl w:val="false"/>
+        <w:shd w:val="clear" w:fill="FFFFFF"/>
+        <w:spacing w:lineRule="auto" w:line="240"/>
+        <w:rPr>
+          <w:rFonts w:ascii="Consolas" w:hAnsi="Consolas" w:eastAsia="Consolas" w:cs="Consolas"/>
+          <w:sz w:val="24"/>
+          <w:szCs w:val="24"/>
+          <w:highlight w:val="white"/>
+        </w:rPr>
+      </w:pPr>
+      <w:r>
+        <w:rPr>
+          <w:rFonts w:eastAsia="Consolas" w:cs="Consolas" w:ascii="Consolas" w:hAnsi="Consolas"/>
+          <w:sz w:val="24"/>
+          <w:szCs w:val="24"/>
+          <w:highlight w:val="white"/>
+        </w:rPr>
+        <w:t>Musi zanieść część z radia (radio tube) z parteru do pokoju z radiostacją na 3 piętrze. Po naprawie przeczytaj plakat i wybierz numer w radiostacji. Policjant zjawi się po 5 min. W tym czasie drzwi do laboratorium muszą być otwarte. Kiedy Meteor zostanie aresztowany, podnieś upuszczoną odznakę policjanta i pokaż ją Fioletowemu.</w:t>
       </w:r>
     </w:p>
     <w:p>
@@ -2997,55 +4611,111 @@
         </w:rPr>
         <w:t xml:space="preserve">  </w:t>
       </w:r>
-      <w:bookmarkStart w:id="7" w:name="Basen"/>
-      <w:r>
-        <w:rPr>
-          <w:rFonts w:eastAsia="Consolas" w:cs="Consolas" w:ascii="Consolas" w:hAnsi="Consolas"/>
+      <w:bookmarkStart w:id="12" w:name="Dr._Fred"/>
+      <w:r>
+        <w:rPr>
+          <w:rFonts w:eastAsia="Consolas" w:cs="Consolas" w:ascii="Consolas" w:hAnsi="Consolas"/>
+          <w:b w:val="false"/>
+          <w:bCs w:val="false"/>
+          <w:sz w:val="24"/>
+          <w:szCs w:val="24"/>
+          <w:highlight w:val="white"/>
+        </w:rPr>
+        <w:t>Dr. Fred</w:t>
+      </w:r>
+      <w:bookmarkEnd w:id="12"/>
+    </w:p>
+    <w:p>
+      <w:pPr>
+        <w:pStyle w:val="normal1"/>
+        <w:widowControl w:val="false"/>
+        <w:shd w:val="clear" w:fill="FFFFFF"/>
+        <w:spacing w:lineRule="auto" w:line="240"/>
+        <w:rPr>
+          <w:rFonts w:ascii="Consolas" w:hAnsi="Consolas" w:eastAsia="Consolas" w:cs="Consolas"/>
+          <w:sz w:val="24"/>
+          <w:szCs w:val="24"/>
+          <w:highlight w:val="white"/>
+        </w:rPr>
+      </w:pPr>
+      <w:r>
+        <w:rPr>
+          <w:rFonts w:eastAsia="Consolas" w:cs="Consolas" w:ascii="Consolas" w:hAnsi="Consolas"/>
+          <w:sz w:val="24"/>
+          <w:szCs w:val="24"/>
+          <w:highlight w:val="white"/>
+        </w:rPr>
+        <w:t>------------------------------------------------------</w:t>
+      </w:r>
+    </w:p>
+    <w:p>
+      <w:pPr>
+        <w:pStyle w:val="normal1"/>
+        <w:widowControl w:val="false"/>
+        <w:shd w:val="clear" w:fill="FFFFFF"/>
+        <w:spacing w:lineRule="auto" w:line="240"/>
+        <w:rPr>
+          <w:rFonts w:ascii="Consolas" w:hAnsi="Consolas" w:eastAsia="Consolas" w:cs="Consolas"/>
+          <w:sz w:val="24"/>
+          <w:szCs w:val="24"/>
+          <w:highlight w:val="white"/>
+        </w:rPr>
+      </w:pPr>
+      <w:r>
+        <w:rPr>
+          <w:rFonts w:eastAsia="Consolas" w:cs="Consolas" w:ascii="Consolas" w:hAnsi="Consolas"/>
+          <w:sz w:val="24"/>
+          <w:szCs w:val="24"/>
+          <w:highlight w:val="white"/>
+        </w:rPr>
+        <w:t xml:space="preserve">  </w:t>
+      </w:r>
+      <w:r>
+        <w:rPr>
+          <w:rFonts w:eastAsia="Consolas" w:cs="Consolas" w:ascii="Consolas" w:hAnsi="Consolas"/>
+          <w:sz w:val="24"/>
+          <w:szCs w:val="24"/>
+          <w:highlight w:val="white"/>
+        </w:rPr>
+        <w:t>Za Fioletową Macką jest Dr. Fred i Sandy uwięziona w maszynie Zom-B-Matic. Musisz wyłączyć maszynę i pozbyć się Meteorytu. Przejdź na prawą stronę, otwórz szafkę i załóż kombinezon. Specjalną kartą (z pokoju Eda) otwórz drzwi, a za nimi szybko przesuń wajchę. W ten sposób wyłączysz Zom-B-Matic. Został jeszcze Meteor.</w:t>
+      </w:r>
+    </w:p>
+    <w:p>
+      <w:pPr>
+        <w:pStyle w:val="normal1"/>
+        <w:widowControl w:val="false"/>
+        <w:shd w:val="clear" w:fill="FFFFFF"/>
+        <w:spacing w:lineRule="auto" w:line="240"/>
+        <w:rPr>
+          <w:rFonts w:ascii="Consolas" w:hAnsi="Consolas" w:eastAsia="Consolas" w:cs="Consolas"/>
+          <w:sz w:val="24"/>
+          <w:szCs w:val="24"/>
+          <w:highlight w:val="white"/>
+        </w:rPr>
+      </w:pPr>
+      <w:r>
+        <w:rPr>
+          <w:rFonts w:eastAsia="Consolas" w:cs="Consolas" w:ascii="Consolas" w:hAnsi="Consolas"/>
+          <w:sz w:val="24"/>
+          <w:szCs w:val="24"/>
+          <w:highlight w:val="white"/>
+        </w:rPr>
+      </w:r>
+    </w:p>
+    <w:p>
+      <w:pPr>
+        <w:pStyle w:val="normal1"/>
+        <w:widowControl w:val="false"/>
+        <w:shd w:val="clear" w:fill="FFFFFF"/>
+        <w:spacing w:lineRule="auto" w:line="240"/>
+        <w:rPr>
+          <w:rFonts w:ascii="Consolas" w:hAnsi="Consolas" w:eastAsia="Consolas" w:cs="Consolas"/>
           <w:b/>
           <w:bCs/>
           <w:sz w:val="24"/>
           <w:szCs w:val="24"/>
           <w:highlight w:val="white"/>
         </w:rPr>
-        <w:t>Basen</w:t>
-      </w:r>
-      <w:bookmarkEnd w:id="7"/>
-    </w:p>
-    <w:p>
-      <w:pPr>
-        <w:pStyle w:val="normal1"/>
-        <w:widowControl w:val="false"/>
-        <w:shd w:val="clear" w:fill="FFFFFF"/>
-        <w:spacing w:lineRule="auto" w:line="240"/>
-        <w:rPr>
-          <w:rFonts w:ascii="Consolas" w:hAnsi="Consolas" w:eastAsia="Consolas" w:cs="Consolas"/>
-          <w:sz w:val="24"/>
-          <w:szCs w:val="24"/>
-          <w:highlight w:val="white"/>
-        </w:rPr>
-      </w:pPr>
-      <w:r>
-        <w:rPr>
-          <w:rFonts w:eastAsia="Consolas" w:cs="Consolas" w:ascii="Consolas" w:hAnsi="Consolas"/>
-          <w:sz w:val="24"/>
-          <w:szCs w:val="24"/>
-          <w:highlight w:val="white"/>
-        </w:rPr>
-        <w:t>------------------------------------------------------</w:t>
-      </w:r>
-    </w:p>
-    <w:p>
-      <w:pPr>
-        <w:pStyle w:val="normal1"/>
-        <w:widowControl w:val="false"/>
-        <w:shd w:val="clear" w:fill="FFFFFF"/>
-        <w:spacing w:lineRule="auto" w:line="240"/>
-        <w:rPr>
-          <w:rFonts w:ascii="Consolas" w:hAnsi="Consolas" w:eastAsia="Consolas" w:cs="Consolas"/>
-          <w:sz w:val="24"/>
-          <w:szCs w:val="24"/>
-          <w:highlight w:val="white"/>
-        </w:rPr>
       </w:pPr>
       <w:r>
         <w:rPr>
@@ -3056,1682 +4726,12 @@
         </w:rPr>
         <w:t xml:space="preserve">  </w:t>
       </w:r>
-      <w:r>
-        <w:rPr>
-          <w:rFonts w:eastAsia="Consolas" w:cs="Consolas" w:ascii="Consolas" w:hAnsi="Consolas"/>
-          <w:sz w:val="24"/>
-          <w:szCs w:val="24"/>
-          <w:highlight w:val="white"/>
-        </w:rPr>
-        <w:t>Po ćwiczeniach możesz już wyciągnąć kratę przed domem. Pod dom wejdź dzieciakiem #2.</w:t>
-      </w:r>
-    </w:p>
-    <w:p>
-      <w:pPr>
-        <w:pStyle w:val="normal1"/>
-        <w:widowControl w:val="false"/>
-        <w:shd w:val="clear" w:fill="FFFFFF"/>
-        <w:spacing w:lineRule="auto" w:line="240"/>
-        <w:rPr>
-          <w:rFonts w:ascii="Consolas" w:hAnsi="Consolas" w:eastAsia="Consolas" w:cs="Consolas"/>
-          <w:sz w:val="24"/>
-          <w:szCs w:val="24"/>
-          <w:highlight w:val="white"/>
-        </w:rPr>
-      </w:pPr>
-      <w:r>
-        <w:rPr>
-          <w:rFonts w:eastAsia="Consolas" w:cs="Consolas" w:ascii="Consolas" w:hAnsi="Consolas"/>
-          <w:sz w:val="24"/>
-          <w:szCs w:val="24"/>
-          <w:highlight w:val="white"/>
-        </w:rPr>
-      </w:r>
-    </w:p>
-    <w:p>
-      <w:pPr>
-        <w:pStyle w:val="normal1"/>
-        <w:widowControl w:val="false"/>
-        <w:shd w:val="clear" w:fill="FFFFFF"/>
-        <w:spacing w:lineRule="auto" w:line="240"/>
-        <w:rPr>
-          <w:rFonts w:ascii="Consolas" w:hAnsi="Consolas" w:eastAsia="Consolas" w:cs="Consolas"/>
-          <w:sz w:val="24"/>
-          <w:szCs w:val="24"/>
-          <w:highlight w:val="white"/>
-        </w:rPr>
-      </w:pPr>
-      <w:r>
-        <w:rPr>
-          <w:rFonts w:eastAsia="Consolas" w:cs="Consolas" w:ascii="Consolas" w:hAnsi="Consolas"/>
-          <w:sz w:val="24"/>
-          <w:szCs w:val="24"/>
-          <w:highlight w:val="white"/>
-        </w:rPr>
-        <w:t xml:space="preserve">  </w:t>
-      </w:r>
-      <w:r>
-        <w:rPr>
-          <w:rFonts w:eastAsia="Consolas" w:cs="Consolas" w:ascii="Consolas" w:hAnsi="Consolas"/>
-          <w:sz w:val="24"/>
-          <w:szCs w:val="24"/>
-          <w:highlight w:val="white"/>
-        </w:rPr>
-        <w:t>Jeśli wybrałeś Michaela, podaj mu gąbkę. Użyjesz jej na kałuży pod domem.</w:t>
-      </w:r>
-    </w:p>
-    <w:p>
-      <w:pPr>
-        <w:pStyle w:val="normal1"/>
-        <w:widowControl w:val="false"/>
-        <w:shd w:val="clear" w:fill="FFFFFF"/>
-        <w:spacing w:lineRule="auto" w:line="240"/>
-        <w:rPr>
-          <w:rFonts w:ascii="Consolas" w:hAnsi="Consolas" w:eastAsia="Consolas" w:cs="Consolas"/>
-          <w:sz w:val="24"/>
-          <w:szCs w:val="24"/>
-          <w:highlight w:val="white"/>
-        </w:rPr>
-      </w:pPr>
-      <w:r>
-        <w:rPr>
-          <w:rFonts w:eastAsia="Consolas" w:cs="Consolas" w:ascii="Consolas" w:hAnsi="Consolas"/>
-          <w:sz w:val="24"/>
-          <w:szCs w:val="24"/>
-          <w:highlight w:val="white"/>
-        </w:rPr>
-      </w:r>
-    </w:p>
-    <w:p>
-      <w:pPr>
-        <w:pStyle w:val="normal1"/>
-        <w:widowControl w:val="false"/>
-        <w:shd w:val="clear" w:fill="FFFFFF"/>
-        <w:spacing w:lineRule="auto" w:line="240"/>
-        <w:rPr>
-          <w:rFonts w:ascii="Consolas" w:hAnsi="Consolas" w:eastAsia="Consolas" w:cs="Consolas"/>
-          <w:sz w:val="24"/>
-          <w:szCs w:val="24"/>
-          <w:highlight w:val="white"/>
-        </w:rPr>
-      </w:pPr>
-      <w:r>
-        <w:rPr>
-          <w:rFonts w:eastAsia="Consolas" w:cs="Consolas" w:ascii="Consolas" w:hAnsi="Consolas"/>
-          <w:sz w:val="24"/>
-          <w:szCs w:val="24"/>
-          <w:highlight w:val="white"/>
-        </w:rPr>
-        <w:t xml:space="preserve">  </w:t>
-      </w:r>
-      <w:r>
-        <w:rPr>
-          <w:rFonts w:eastAsia="Consolas" w:cs="Consolas" w:ascii="Consolas" w:hAnsi="Consolas"/>
-          <w:sz w:val="24"/>
-          <w:szCs w:val="24"/>
-          <w:highlight w:val="white"/>
-        </w:rPr>
-        <w:t>Dave idzie na basen.</w:t>
-      </w:r>
-    </w:p>
-    <w:p>
-      <w:pPr>
-        <w:pStyle w:val="normal1"/>
-        <w:widowControl w:val="false"/>
-        <w:shd w:val="clear" w:fill="FFFFFF"/>
-        <w:spacing w:lineRule="auto" w:line="240"/>
-        <w:rPr>
-          <w:rFonts w:ascii="Consolas" w:hAnsi="Consolas" w:eastAsia="Consolas" w:cs="Consolas"/>
-          <w:sz w:val="24"/>
-          <w:szCs w:val="24"/>
-          <w:highlight w:val="white"/>
-        </w:rPr>
-      </w:pPr>
-      <w:r>
-        <w:rPr>
-          <w:rFonts w:eastAsia="Consolas" w:cs="Consolas" w:ascii="Consolas" w:hAnsi="Consolas"/>
-          <w:sz w:val="24"/>
-          <w:szCs w:val="24"/>
-          <w:highlight w:val="white"/>
-        </w:rPr>
-      </w:r>
-    </w:p>
-    <w:p>
-      <w:pPr>
-        <w:pStyle w:val="normal1"/>
-        <w:widowControl w:val="false"/>
-        <w:shd w:val="clear" w:fill="FFFFFF"/>
-        <w:spacing w:lineRule="auto" w:line="240"/>
-        <w:rPr>
-          <w:rFonts w:ascii="Consolas" w:hAnsi="Consolas" w:eastAsia="Consolas" w:cs="Consolas"/>
-          <w:sz w:val="24"/>
-          <w:szCs w:val="24"/>
-          <w:highlight w:val="white"/>
-        </w:rPr>
-      </w:pPr>
-      <w:r>
-        <w:rPr>
-          <w:rFonts w:eastAsia="Consolas" w:cs="Consolas" w:ascii="Consolas" w:hAnsi="Consolas"/>
-          <w:sz w:val="24"/>
-          <w:szCs w:val="24"/>
-          <w:highlight w:val="white"/>
-        </w:rPr>
-        <w:t xml:space="preserve">  </w:t>
-      </w:r>
-      <w:r>
-        <w:rPr>
-          <w:rFonts w:eastAsia="Consolas" w:cs="Consolas" w:ascii="Consolas" w:hAnsi="Consolas"/>
-          <w:sz w:val="24"/>
-          <w:szCs w:val="24"/>
-          <w:highlight w:val="white"/>
-        </w:rPr>
-        <w:t>Jeśli w drużynie jest Wendy, Razor albo Syd, w kuchni napełnij pusty słoik wodą z kranu i włóż go do mikrofalówki. Później włożysz tam kopertę.</w:t>
-      </w:r>
-    </w:p>
-    <w:p>
-      <w:pPr>
-        <w:pStyle w:val="normal1"/>
-        <w:widowControl w:val="false"/>
-        <w:shd w:val="clear" w:fill="FFFFFF"/>
-        <w:spacing w:lineRule="auto" w:line="240"/>
-        <w:rPr>
-          <w:rFonts w:ascii="Consolas" w:hAnsi="Consolas" w:eastAsia="Consolas" w:cs="Consolas"/>
-          <w:sz w:val="24"/>
-          <w:szCs w:val="24"/>
-          <w:highlight w:val="white"/>
-        </w:rPr>
-      </w:pPr>
-      <w:r>
-        <w:rPr>
-          <w:rFonts w:eastAsia="Consolas" w:cs="Consolas" w:ascii="Consolas" w:hAnsi="Consolas"/>
-          <w:sz w:val="24"/>
-          <w:szCs w:val="24"/>
-          <w:highlight w:val="white"/>
-        </w:rPr>
-        <w:t xml:space="preserve">  </w:t>
-      </w:r>
-    </w:p>
-    <w:p>
-      <w:pPr>
-        <w:pStyle w:val="normal1"/>
-        <w:widowControl w:val="false"/>
-        <w:shd w:val="clear" w:fill="FFFFFF"/>
-        <w:spacing w:lineRule="auto" w:line="240"/>
-        <w:rPr>
-          <w:rFonts w:ascii="Consolas" w:hAnsi="Consolas" w:eastAsia="Consolas" w:cs="Consolas"/>
-          <w:sz w:val="24"/>
-          <w:szCs w:val="24"/>
-          <w:highlight w:val="white"/>
-        </w:rPr>
-      </w:pPr>
-      <w:r>
-        <w:rPr>
-          <w:rFonts w:eastAsia="Consolas" w:cs="Consolas" w:ascii="Consolas" w:hAnsi="Consolas"/>
-          <w:sz w:val="24"/>
-          <w:szCs w:val="24"/>
-          <w:highlight w:val="white"/>
-        </w:rPr>
-        <w:t xml:space="preserve">  </w:t>
-      </w:r>
-      <w:r>
-        <w:rPr>
-          <w:rFonts w:eastAsia="Consolas" w:cs="Consolas" w:ascii="Consolas" w:hAnsi="Consolas"/>
-          <w:sz w:val="24"/>
-          <w:szCs w:val="24"/>
-          <w:highlight w:val="white"/>
-        </w:rPr>
-        <w:t>Za bramą jest garaż, dopiero po ćwiczeniach można go otworzyć. W garażu użyj żółtego klucza i otwórz bagażnik, w środku znajdziesz narzędzia.</w:t>
-      </w:r>
-    </w:p>
-    <w:p>
-      <w:pPr>
-        <w:pStyle w:val="normal1"/>
-        <w:widowControl w:val="false"/>
-        <w:shd w:val="clear" w:fill="FFFFFF"/>
-        <w:spacing w:lineRule="auto" w:line="240"/>
-        <w:rPr>
-          <w:rFonts w:ascii="Consolas" w:hAnsi="Consolas" w:eastAsia="Consolas" w:cs="Consolas"/>
-          <w:sz w:val="24"/>
-          <w:szCs w:val="24"/>
-          <w:highlight w:val="white"/>
-        </w:rPr>
-      </w:pPr>
-      <w:r>
-        <w:rPr>
-          <w:rFonts w:eastAsia="Consolas" w:cs="Consolas" w:ascii="Consolas" w:hAnsi="Consolas"/>
-          <w:sz w:val="24"/>
-          <w:szCs w:val="24"/>
-          <w:highlight w:val="white"/>
-        </w:rPr>
-      </w:r>
-    </w:p>
-    <w:p>
-      <w:pPr>
-        <w:pStyle w:val="normal1"/>
-        <w:widowControl w:val="false"/>
-        <w:shd w:val="clear" w:fill="FFFFFF"/>
-        <w:spacing w:lineRule="auto" w:line="240"/>
-        <w:rPr>
-          <w:rFonts w:ascii="Consolas" w:hAnsi="Consolas" w:eastAsia="Consolas" w:cs="Consolas"/>
-          <w:sz w:val="24"/>
-          <w:szCs w:val="24"/>
-          <w:highlight w:val="white"/>
-        </w:rPr>
-      </w:pPr>
-      <w:r>
-        <w:rPr>
-          <w:rFonts w:eastAsia="Consolas" w:cs="Consolas" w:ascii="Consolas" w:hAnsi="Consolas"/>
-          <w:sz w:val="24"/>
-          <w:szCs w:val="24"/>
-          <w:highlight w:val="white"/>
-        </w:rPr>
-        <w:t xml:space="preserve">  </w:t>
-      </w:r>
-      <w:r>
-        <w:rPr>
-          <w:rFonts w:eastAsia="Consolas" w:cs="Consolas" w:ascii="Consolas" w:hAnsi="Consolas"/>
-          <w:sz w:val="24"/>
-          <w:szCs w:val="24"/>
-          <w:highlight w:val="white"/>
-        </w:rPr>
-        <w:t>Jeśli masz Bernarda albo Jeffa, podnieś też kurek z półki.</w:t>
-      </w:r>
-    </w:p>
-    <w:p>
-      <w:pPr>
-        <w:pStyle w:val="normal1"/>
-        <w:widowControl w:val="false"/>
-        <w:shd w:val="clear" w:fill="FFFFFF"/>
-        <w:spacing w:lineRule="auto" w:line="240"/>
-        <w:rPr>
-          <w:rFonts w:ascii="Consolas" w:hAnsi="Consolas" w:eastAsia="Consolas" w:cs="Consolas"/>
-          <w:sz w:val="24"/>
-          <w:szCs w:val="24"/>
-          <w:highlight w:val="white"/>
-        </w:rPr>
-      </w:pPr>
-      <w:r>
-        <w:rPr>
-          <w:rFonts w:eastAsia="Consolas" w:cs="Consolas" w:ascii="Consolas" w:hAnsi="Consolas"/>
-          <w:sz w:val="24"/>
-          <w:szCs w:val="24"/>
-          <w:highlight w:val="white"/>
-        </w:rPr>
-      </w:r>
-    </w:p>
-    <w:p>
-      <w:pPr>
-        <w:pStyle w:val="normal1"/>
-        <w:widowControl w:val="false"/>
-        <w:shd w:val="clear" w:fill="FFFFFF"/>
-        <w:spacing w:lineRule="auto" w:line="240"/>
-        <w:rPr>
-          <w:rFonts w:ascii="Consolas" w:hAnsi="Consolas" w:eastAsia="Consolas" w:cs="Consolas"/>
-          <w:sz w:val="24"/>
-          <w:szCs w:val="24"/>
-          <w:highlight w:val="white"/>
-        </w:rPr>
-      </w:pPr>
-      <w:r>
-        <w:rPr>
-          <w:rFonts w:eastAsia="Consolas" w:cs="Consolas" w:ascii="Consolas" w:hAnsi="Consolas"/>
-          <w:sz w:val="24"/>
-          <w:szCs w:val="24"/>
-          <w:highlight w:val="white"/>
-        </w:rPr>
-        <w:t xml:space="preserve">  </w:t>
-      </w:r>
-      <w:r>
-        <w:rPr>
-          <w:rFonts w:eastAsia="Consolas" w:cs="Consolas" w:ascii="Consolas" w:hAnsi="Consolas"/>
-          <w:sz w:val="24"/>
-          <w:szCs w:val="24"/>
-          <w:highlight w:val="white"/>
-        </w:rPr>
-        <w:t>Wróć na basen i poczekaj przed drabinką. Dzieciakiem #2, tym pod domem, poszukaj zaworu na końcu korytarza. Przekręć go i szybko wróć do Dave'a. Za chwilę włączy się alarm. Pospiesz się.</w:t>
-      </w:r>
-    </w:p>
-    <w:p>
-      <w:pPr>
-        <w:pStyle w:val="normal1"/>
-        <w:widowControl w:val="false"/>
-        <w:shd w:val="clear" w:fill="FFFFFF"/>
-        <w:spacing w:lineRule="auto" w:line="240"/>
-        <w:rPr>
-          <w:rFonts w:ascii="Consolas" w:hAnsi="Consolas" w:eastAsia="Consolas" w:cs="Consolas"/>
-          <w:sz w:val="24"/>
-          <w:szCs w:val="24"/>
-          <w:highlight w:val="white"/>
-        </w:rPr>
-      </w:pPr>
-      <w:r>
-        <w:rPr>
-          <w:rFonts w:eastAsia="Consolas" w:cs="Consolas" w:ascii="Consolas" w:hAnsi="Consolas"/>
-          <w:sz w:val="24"/>
-          <w:szCs w:val="24"/>
-          <w:highlight w:val="white"/>
-        </w:rPr>
-        <w:t xml:space="preserve">  </w:t>
-      </w:r>
-      <w:r>
-        <w:rPr>
-          <w:rFonts w:eastAsia="Consolas" w:cs="Consolas" w:ascii="Consolas" w:hAnsi="Consolas"/>
-          <w:sz w:val="24"/>
-          <w:szCs w:val="24"/>
-          <w:highlight w:val="white"/>
-        </w:rPr>
-        <w:t xml:space="preserve">Na dnie basenu znajdziesz świecący klucz i radio, a w radiu baterie. Zabierz je i natychmiast wyjdź z basenu. </w:t>
-      </w:r>
-    </w:p>
-    <w:p>
-      <w:pPr>
-        <w:pStyle w:val="normal1"/>
-        <w:widowControl w:val="false"/>
-        <w:shd w:val="clear" w:fill="FFFFFF"/>
-        <w:spacing w:lineRule="auto" w:line="240"/>
-        <w:rPr>
-          <w:rFonts w:ascii="Consolas" w:hAnsi="Consolas" w:eastAsia="Consolas" w:cs="Consolas"/>
-          <w:sz w:val="24"/>
-          <w:szCs w:val="24"/>
-          <w:highlight w:val="white"/>
-        </w:rPr>
-      </w:pPr>
-      <w:r>
-        <w:rPr>
-          <w:rFonts w:eastAsia="Consolas" w:cs="Consolas" w:ascii="Consolas" w:hAnsi="Consolas"/>
-          <w:sz w:val="24"/>
-          <w:szCs w:val="24"/>
-          <w:highlight w:val="white"/>
-        </w:rPr>
-        <w:t xml:space="preserve">  </w:t>
-      </w:r>
-      <w:r>
-        <w:rPr>
-          <w:rFonts w:eastAsia="Consolas" w:cs="Consolas" w:ascii="Consolas" w:hAnsi="Consolas"/>
-          <w:sz w:val="24"/>
-          <w:szCs w:val="24"/>
-          <w:highlight w:val="white"/>
-        </w:rPr>
-        <w:t>Wróć do dzieciaka #2 i napuść wody do basenu. Zalejesz rdzeń reaktora i alarm wyłączy się.</w:t>
-      </w:r>
-    </w:p>
-    <w:p>
-      <w:pPr>
-        <w:pStyle w:val="normal1"/>
-        <w:widowControl w:val="false"/>
-        <w:shd w:val="clear" w:fill="FFFFFF"/>
-        <w:spacing w:lineRule="auto" w:line="240"/>
-        <w:rPr>
-          <w:rFonts w:ascii="Consolas" w:hAnsi="Consolas" w:eastAsia="Consolas" w:cs="Consolas"/>
-          <w:sz w:val="24"/>
-          <w:szCs w:val="24"/>
-          <w:highlight w:val="white"/>
-        </w:rPr>
-      </w:pPr>
-      <w:r>
-        <w:rPr>
-          <w:rFonts w:eastAsia="Consolas" w:cs="Consolas" w:ascii="Consolas" w:hAnsi="Consolas"/>
-          <w:sz w:val="24"/>
-          <w:szCs w:val="24"/>
-          <w:highlight w:val="white"/>
-        </w:rPr>
-        <w:t xml:space="preserve">  </w:t>
-      </w:r>
-      <w:r>
-        <w:rPr>
-          <w:rFonts w:eastAsia="Consolas" w:cs="Consolas" w:ascii="Consolas" w:hAnsi="Consolas"/>
-          <w:sz w:val="24"/>
-          <w:szCs w:val="24"/>
-          <w:highlight w:val="white"/>
-        </w:rPr>
-        <w:t>Wracając z basenu podnieś latarkę w kuchni i włóż do niej baterie z radia.</w:t>
-      </w:r>
-    </w:p>
-    <w:p>
-      <w:pPr>
-        <w:pStyle w:val="normal1"/>
-        <w:widowControl w:val="false"/>
-        <w:shd w:val="clear" w:fill="FFFFFF"/>
-        <w:spacing w:lineRule="auto" w:line="240"/>
-        <w:rPr>
-          <w:rFonts w:ascii="Consolas" w:hAnsi="Consolas" w:eastAsia="Consolas" w:cs="Consolas"/>
-          <w:sz w:val="24"/>
-          <w:szCs w:val="24"/>
-          <w:highlight w:val="white"/>
-        </w:rPr>
-      </w:pPr>
-      <w:r>
-        <w:rPr>
-          <w:rFonts w:eastAsia="Consolas" w:cs="Consolas" w:ascii="Consolas" w:hAnsi="Consolas"/>
-          <w:sz w:val="24"/>
-          <w:szCs w:val="24"/>
-          <w:highlight w:val="white"/>
-        </w:rPr>
-        <w:t xml:space="preserve">  </w:t>
-      </w:r>
-    </w:p>
-    <w:p>
-      <w:pPr>
-        <w:pStyle w:val="normal1"/>
-        <w:widowControl w:val="false"/>
-        <w:shd w:val="clear" w:fill="FFFFFF"/>
-        <w:spacing w:lineRule="auto" w:line="240"/>
-        <w:rPr>
-          <w:rFonts w:ascii="Consolas" w:hAnsi="Consolas" w:eastAsia="Consolas" w:cs="Consolas"/>
-          <w:b/>
-          <w:bCs/>
-          <w:sz w:val="24"/>
-          <w:szCs w:val="24"/>
-          <w:highlight w:val="white"/>
-        </w:rPr>
-      </w:pPr>
-      <w:r>
-        <w:rPr>
-          <w:rFonts w:eastAsia="Consolas" w:cs="Consolas" w:ascii="Consolas" w:hAnsi="Consolas"/>
-          <w:sz w:val="24"/>
-          <w:szCs w:val="24"/>
-          <w:highlight w:val="white"/>
-        </w:rPr>
-        <w:t xml:space="preserve">  </w:t>
-      </w:r>
-      <w:bookmarkStart w:id="8" w:name="Edna"/>
-      <w:r>
-        <w:rPr>
-          <w:rFonts w:eastAsia="Consolas" w:cs="Consolas" w:ascii="Consolas" w:hAnsi="Consolas"/>
-          <w:b/>
-          <w:bCs/>
-          <w:sz w:val="24"/>
-          <w:szCs w:val="24"/>
-          <w:highlight w:val="white"/>
-        </w:rPr>
-        <w:t>Edna</w:t>
-      </w:r>
-      <w:bookmarkEnd w:id="8"/>
-    </w:p>
-    <w:p>
-      <w:pPr>
-        <w:pStyle w:val="normal1"/>
-        <w:widowControl w:val="false"/>
-        <w:shd w:val="clear" w:fill="FFFFFF"/>
-        <w:spacing w:lineRule="auto" w:line="240"/>
-        <w:rPr>
-          <w:rFonts w:ascii="Consolas" w:hAnsi="Consolas" w:eastAsia="Consolas" w:cs="Consolas"/>
-          <w:sz w:val="24"/>
-          <w:szCs w:val="24"/>
-          <w:highlight w:val="white"/>
-        </w:rPr>
-      </w:pPr>
-      <w:r>
-        <w:rPr>
-          <w:rFonts w:eastAsia="Consolas" w:cs="Consolas" w:ascii="Consolas" w:hAnsi="Consolas"/>
-          <w:sz w:val="24"/>
-          <w:szCs w:val="24"/>
-          <w:highlight w:val="white"/>
-        </w:rPr>
-        <w:t>------------------------------------------------------</w:t>
-      </w:r>
-    </w:p>
-    <w:p>
-      <w:pPr>
-        <w:pStyle w:val="normal1"/>
-        <w:widowControl w:val="false"/>
-        <w:shd w:val="clear" w:fill="FFFFFF"/>
-        <w:spacing w:lineRule="auto" w:line="240"/>
-        <w:rPr>
-          <w:rFonts w:ascii="Consolas" w:hAnsi="Consolas" w:eastAsia="Consolas" w:cs="Consolas"/>
-          <w:sz w:val="24"/>
-          <w:szCs w:val="24"/>
-          <w:highlight w:val="white"/>
-        </w:rPr>
-      </w:pPr>
-      <w:r>
-        <w:rPr>
-          <w:rFonts w:eastAsia="Consolas" w:cs="Consolas" w:ascii="Consolas" w:hAnsi="Consolas"/>
-          <w:sz w:val="24"/>
-          <w:szCs w:val="24"/>
-          <w:highlight w:val="white"/>
-        </w:rPr>
-        <w:t xml:space="preserve">  </w:t>
-      </w:r>
-      <w:r>
-        <w:rPr>
-          <w:rFonts w:eastAsia="Consolas" w:cs="Consolas" w:ascii="Consolas" w:hAnsi="Consolas"/>
-          <w:sz w:val="24"/>
-          <w:szCs w:val="24"/>
-          <w:highlight w:val="white"/>
-        </w:rPr>
-        <w:t xml:space="preserve">Teraz trzeba dostać się do sejfu w pokoju Edny. Można to zrobić na trzy sposoby, z pomocą Bernarda albo Jeffa, lub bez nich. </w:t>
-      </w:r>
-    </w:p>
-    <w:p>
-      <w:pPr>
-        <w:pStyle w:val="normal1"/>
-        <w:widowControl w:val="false"/>
-        <w:shd w:val="clear" w:fill="FFFFFF"/>
-        <w:spacing w:lineRule="auto" w:line="240"/>
-        <w:rPr>
-          <w:rFonts w:ascii="Consolas" w:hAnsi="Consolas" w:eastAsia="Consolas" w:cs="Consolas"/>
-          <w:sz w:val="24"/>
-          <w:szCs w:val="24"/>
-          <w:highlight w:val="white"/>
-        </w:rPr>
-      </w:pPr>
-      <w:r>
-        <w:rPr>
-          <w:rFonts w:eastAsia="Consolas" w:cs="Consolas" w:ascii="Consolas" w:hAnsi="Consolas"/>
-          <w:sz w:val="24"/>
-          <w:szCs w:val="24"/>
-          <w:highlight w:val="white"/>
-        </w:rPr>
-        <w:t xml:space="preserve">  </w:t>
-      </w:r>
-      <w:r>
-        <w:rPr>
-          <w:rFonts w:eastAsia="Consolas" w:cs="Consolas" w:ascii="Consolas" w:hAnsi="Consolas"/>
-          <w:sz w:val="24"/>
-          <w:szCs w:val="24"/>
-          <w:highlight w:val="white"/>
-        </w:rPr>
-        <w:t>Zanim wejdziesz do pokoju z sejfem, upewnij się, że oddałeś 2 monety z pokoju Eda innemu dzieciakowi. Monety przydadzą się w obserwatorium.</w:t>
-      </w:r>
-    </w:p>
-    <w:p>
-      <w:pPr>
-        <w:pStyle w:val="normal1"/>
-        <w:widowControl w:val="false"/>
-        <w:shd w:val="clear" w:fill="FFFFFF"/>
-        <w:spacing w:lineRule="auto" w:line="240"/>
-        <w:rPr>
-          <w:rFonts w:ascii="Consolas" w:hAnsi="Consolas" w:eastAsia="Consolas" w:cs="Consolas"/>
-          <w:sz w:val="24"/>
-          <w:szCs w:val="24"/>
-          <w:highlight w:val="white"/>
-        </w:rPr>
-      </w:pPr>
-      <w:r>
-        <w:rPr>
-          <w:rFonts w:eastAsia="Consolas" w:cs="Consolas" w:ascii="Consolas" w:hAnsi="Consolas"/>
-          <w:sz w:val="24"/>
-          <w:szCs w:val="24"/>
-          <w:highlight w:val="white"/>
-        </w:rPr>
-      </w:r>
-    </w:p>
-    <w:p>
-      <w:pPr>
-        <w:pStyle w:val="normal1"/>
-        <w:widowControl w:val="false"/>
-        <w:shd w:val="clear" w:fill="FFFFFF"/>
-        <w:spacing w:lineRule="auto" w:line="240"/>
-        <w:rPr>
-          <w:rFonts w:ascii="Consolas" w:hAnsi="Consolas" w:eastAsia="Consolas" w:cs="Consolas"/>
-          <w:sz w:val="24"/>
-          <w:szCs w:val="24"/>
-          <w:highlight w:val="white"/>
-        </w:rPr>
-      </w:pPr>
-      <w:r>
-        <w:rPr>
-          <w:rFonts w:eastAsia="Consolas" w:cs="Consolas" w:ascii="Consolas" w:hAnsi="Consolas"/>
-          <w:sz w:val="24"/>
-          <w:szCs w:val="24"/>
-          <w:highlight w:val="white"/>
-        </w:rPr>
-        <w:t xml:space="preserve">  </w:t>
-      </w:r>
-      <w:r>
-        <w:rPr>
-          <w:rFonts w:eastAsia="Consolas" w:cs="Consolas" w:ascii="Consolas" w:hAnsi="Consolas"/>
-          <w:sz w:val="24"/>
-          <w:szCs w:val="24"/>
-          <w:highlight w:val="white"/>
-        </w:rPr>
-        <w:t>Bernard i Jeff potrafią naprawić telefon w bibliotece. Podaj jednemu z nich narzędzia. Numer telefonu znajdziesz w łazience z mumią na 3 piętrze. Wystarczy odsłonić zasłonę w wannie i użyć zaworu znalezionego w garażu. Mumia przesunie się i odkryje numer (1547, 2275, 5235, 7537). Masz już naprawiony telefon i numer, przygotuj się. Jeden dzieciak czeka przed drzwiami Edny a drugi dzwoni. Od razu po scence z telefonem wejdź do jej pokoju i zanim wejdziesz po drabinie, podnieś mały klucz.</w:t>
-      </w:r>
-    </w:p>
-    <w:p>
-      <w:pPr>
-        <w:pStyle w:val="normal1"/>
-        <w:widowControl w:val="false"/>
-        <w:shd w:val="clear" w:fill="FFFFFF"/>
-        <w:spacing w:lineRule="auto" w:line="240"/>
-        <w:rPr>
-          <w:rFonts w:ascii="Consolas" w:hAnsi="Consolas" w:eastAsia="Consolas" w:cs="Consolas"/>
-          <w:sz w:val="24"/>
-          <w:szCs w:val="24"/>
-          <w:highlight w:val="white"/>
-        </w:rPr>
-      </w:pPr>
-      <w:r>
-        <w:rPr>
-          <w:rFonts w:eastAsia="Consolas" w:cs="Consolas" w:ascii="Consolas" w:hAnsi="Consolas"/>
-          <w:sz w:val="24"/>
-          <w:szCs w:val="24"/>
-          <w:highlight w:val="white"/>
-        </w:rPr>
-        <w:t xml:space="preserve">  </w:t>
-      </w:r>
-    </w:p>
-    <w:p>
-      <w:pPr>
-        <w:pStyle w:val="normal1"/>
-        <w:widowControl w:val="false"/>
-        <w:shd w:val="clear" w:fill="FFFFFF"/>
-        <w:spacing w:lineRule="auto" w:line="240"/>
-        <w:rPr>
-          <w:rFonts w:ascii="Consolas" w:hAnsi="Consolas" w:eastAsia="Consolas" w:cs="Consolas"/>
-          <w:sz w:val="24"/>
-          <w:szCs w:val="24"/>
-          <w:highlight w:val="white"/>
-        </w:rPr>
-      </w:pPr>
-      <w:r>
-        <w:rPr>
-          <w:rFonts w:eastAsia="Consolas" w:cs="Consolas" w:ascii="Consolas" w:hAnsi="Consolas"/>
-          <w:sz w:val="24"/>
-          <w:szCs w:val="24"/>
-          <w:highlight w:val="white"/>
-        </w:rPr>
-        <w:t xml:space="preserve">  </w:t>
-      </w:r>
-      <w:r>
-        <w:rPr>
-          <w:rFonts w:eastAsia="Consolas" w:cs="Consolas" w:ascii="Consolas" w:hAnsi="Consolas"/>
-          <w:sz w:val="24"/>
-          <w:szCs w:val="24"/>
-          <w:highlight w:val="white"/>
-        </w:rPr>
-        <w:t>Bez Bernarda lub Jeffa trzeba dać się złapać Ednie jednym z dzieciaków. Zanim Edna wróci następny dzieciak wchodzi, podnosi mały klucz i wspina się po drabinie do pokoju z sejfem.</w:t>
-      </w:r>
-    </w:p>
-    <w:p>
-      <w:pPr>
-        <w:pStyle w:val="normal1"/>
-        <w:widowControl w:val="false"/>
-        <w:shd w:val="clear" w:fill="FFFFFF"/>
-        <w:spacing w:lineRule="auto" w:line="240"/>
-        <w:rPr>
-          <w:rFonts w:ascii="Consolas" w:hAnsi="Consolas" w:eastAsia="Consolas" w:cs="Consolas"/>
-          <w:sz w:val="24"/>
-          <w:szCs w:val="24"/>
-          <w:highlight w:val="white"/>
-        </w:rPr>
-      </w:pPr>
-      <w:r>
-        <w:rPr>
-          <w:rFonts w:eastAsia="Consolas" w:cs="Consolas" w:ascii="Consolas" w:hAnsi="Consolas"/>
-          <w:sz w:val="24"/>
-          <w:szCs w:val="24"/>
-          <w:highlight w:val="white"/>
-        </w:rPr>
-        <w:t xml:space="preserve">  </w:t>
-      </w:r>
-    </w:p>
-    <w:p>
-      <w:pPr>
-        <w:pStyle w:val="normal1"/>
-        <w:widowControl w:val="false"/>
-        <w:shd w:val="clear" w:fill="FFFFFF"/>
-        <w:spacing w:lineRule="auto" w:line="240"/>
-        <w:rPr>
-          <w:rFonts w:ascii="Consolas" w:hAnsi="Consolas" w:eastAsia="Consolas" w:cs="Consolas"/>
-          <w:b/>
-          <w:bCs/>
-          <w:sz w:val="24"/>
-          <w:szCs w:val="24"/>
-          <w:highlight w:val="white"/>
-        </w:rPr>
-      </w:pPr>
-      <w:r>
-        <w:rPr>
-          <w:rFonts w:eastAsia="Consolas" w:cs="Consolas" w:ascii="Consolas" w:hAnsi="Consolas"/>
-          <w:sz w:val="24"/>
-          <w:szCs w:val="24"/>
-          <w:highlight w:val="white"/>
-        </w:rPr>
-        <w:t xml:space="preserve">  </w:t>
-      </w:r>
-      <w:bookmarkStart w:id="9" w:name="Sejf"/>
-      <w:r>
-        <w:rPr>
-          <w:rFonts w:eastAsia="Consolas" w:cs="Consolas" w:ascii="Consolas" w:hAnsi="Consolas"/>
-          <w:b/>
-          <w:bCs/>
-          <w:sz w:val="24"/>
-          <w:szCs w:val="24"/>
-          <w:highlight w:val="white"/>
-        </w:rPr>
-        <w:t>Sejf</w:t>
-      </w:r>
-      <w:bookmarkEnd w:id="9"/>
-    </w:p>
-    <w:p>
-      <w:pPr>
-        <w:pStyle w:val="normal1"/>
-        <w:widowControl w:val="false"/>
-        <w:shd w:val="clear" w:fill="FFFFFF"/>
-        <w:spacing w:lineRule="auto" w:line="240"/>
-        <w:rPr>
-          <w:rFonts w:ascii="Consolas" w:hAnsi="Consolas" w:eastAsia="Consolas" w:cs="Consolas"/>
-          <w:sz w:val="24"/>
-          <w:szCs w:val="24"/>
-          <w:highlight w:val="white"/>
-        </w:rPr>
-      </w:pPr>
-      <w:r>
-        <w:rPr>
-          <w:rFonts w:eastAsia="Consolas" w:cs="Consolas" w:ascii="Consolas" w:hAnsi="Consolas"/>
-          <w:sz w:val="24"/>
-          <w:szCs w:val="24"/>
-          <w:highlight w:val="white"/>
-        </w:rPr>
-        <w:t>------------------------------------------------------</w:t>
-      </w:r>
-    </w:p>
-    <w:p>
-      <w:pPr>
-        <w:pStyle w:val="normal1"/>
-        <w:widowControl w:val="false"/>
-        <w:shd w:val="clear" w:fill="FFFFFF"/>
-        <w:spacing w:lineRule="auto" w:line="240"/>
-        <w:rPr>
-          <w:rFonts w:ascii="Consolas" w:hAnsi="Consolas" w:eastAsia="Consolas" w:cs="Consolas"/>
-          <w:sz w:val="24"/>
-          <w:szCs w:val="24"/>
-          <w:highlight w:val="white"/>
-        </w:rPr>
-      </w:pPr>
-      <w:r>
-        <w:rPr>
-          <w:rFonts w:eastAsia="Consolas" w:cs="Consolas" w:ascii="Consolas" w:hAnsi="Consolas"/>
-          <w:sz w:val="24"/>
-          <w:szCs w:val="24"/>
-          <w:highlight w:val="white"/>
-        </w:rPr>
-        <w:t xml:space="preserve">  </w:t>
-      </w:r>
-      <w:r>
-        <w:rPr>
-          <w:rFonts w:eastAsia="Consolas" w:cs="Consolas" w:ascii="Consolas" w:hAnsi="Consolas"/>
-          <w:sz w:val="24"/>
-          <w:szCs w:val="24"/>
-          <w:highlight w:val="white"/>
-        </w:rPr>
-        <w:t>Na górze zapal światło i odkryj sejf. Zmień dzieciaka i wejdź po roślinie do obserwatorium. Wrzuć dwie monety i przesuń lunetę dwa razy w prawo. Numer jaki zobaczysz to szyfr do sejfu (0120, 1029, 3621, 4186). W środku znajdziesz kopertę.</w:t>
-      </w:r>
-    </w:p>
-    <w:p>
-      <w:pPr>
-        <w:pStyle w:val="normal1"/>
-        <w:widowControl w:val="false"/>
-        <w:shd w:val="clear" w:fill="FFFFFF"/>
-        <w:spacing w:lineRule="auto" w:line="240"/>
-        <w:rPr>
-          <w:rFonts w:ascii="Consolas" w:hAnsi="Consolas" w:eastAsia="Consolas" w:cs="Consolas"/>
-          <w:sz w:val="24"/>
-          <w:szCs w:val="24"/>
-          <w:highlight w:val="white"/>
-        </w:rPr>
-      </w:pPr>
-      <w:r>
-        <w:rPr>
-          <w:rFonts w:eastAsia="Consolas" w:cs="Consolas" w:ascii="Consolas" w:hAnsi="Consolas"/>
-          <w:sz w:val="24"/>
-          <w:szCs w:val="24"/>
-          <w:highlight w:val="white"/>
-        </w:rPr>
-        <w:t xml:space="preserve">  </w:t>
-      </w:r>
-    </w:p>
-    <w:p>
-      <w:pPr>
-        <w:pStyle w:val="normal1"/>
-        <w:widowControl w:val="false"/>
-        <w:shd w:val="clear" w:fill="FFFFFF"/>
-        <w:spacing w:lineRule="auto" w:line="240"/>
-        <w:rPr>
-          <w:rFonts w:ascii="Consolas" w:hAnsi="Consolas" w:eastAsia="Consolas" w:cs="Consolas"/>
-          <w:sz w:val="24"/>
-          <w:szCs w:val="24"/>
-          <w:highlight w:val="white"/>
-        </w:rPr>
-      </w:pPr>
-      <w:r>
-        <w:rPr>
-          <w:rFonts w:eastAsia="Consolas" w:cs="Consolas" w:ascii="Consolas" w:hAnsi="Consolas"/>
-          <w:sz w:val="24"/>
-          <w:szCs w:val="24"/>
-          <w:highlight w:val="white"/>
-        </w:rPr>
-        <w:t xml:space="preserve">  </w:t>
-      </w:r>
-      <w:r>
-        <w:rPr>
-          <w:rFonts w:eastAsia="Consolas" w:cs="Consolas" w:ascii="Consolas" w:hAnsi="Consolas"/>
-          <w:b/>
-          <w:bCs/>
-          <w:sz w:val="24"/>
-          <w:szCs w:val="24"/>
-          <w:highlight w:val="white"/>
-        </w:rPr>
-        <w:t>UWAGA!</w:t>
-      </w:r>
-      <w:r>
-        <w:rPr>
-          <w:rFonts w:eastAsia="Consolas" w:cs="Consolas" w:ascii="Consolas" w:hAnsi="Consolas"/>
-          <w:sz w:val="24"/>
-          <w:szCs w:val="24"/>
-          <w:highlight w:val="white"/>
-        </w:rPr>
-        <w:t xml:space="preserve"> Jeśli w drużynie jest Wendy, Razor albo Syd, nie otwieraj koperty! Otworzysz ją dopiero w kuchni, po użyciu mikrofalówki i wody.</w:t>
-      </w:r>
-    </w:p>
-    <w:p>
-      <w:pPr>
-        <w:pStyle w:val="normal1"/>
-        <w:widowControl w:val="false"/>
-        <w:shd w:val="clear" w:fill="FFFFFF"/>
-        <w:spacing w:lineRule="auto" w:line="240"/>
-        <w:rPr>
-          <w:rFonts w:ascii="Consolas" w:hAnsi="Consolas" w:eastAsia="Consolas" w:cs="Consolas"/>
-          <w:sz w:val="24"/>
-          <w:szCs w:val="24"/>
-          <w:highlight w:val="white"/>
-        </w:rPr>
-      </w:pPr>
-      <w:r>
-        <w:rPr>
-          <w:rFonts w:eastAsia="Consolas" w:cs="Consolas" w:ascii="Consolas" w:hAnsi="Consolas"/>
-          <w:sz w:val="24"/>
-          <w:szCs w:val="24"/>
-          <w:highlight w:val="white"/>
-        </w:rPr>
-        <w:t xml:space="preserve">  </w:t>
-      </w:r>
-    </w:p>
-    <w:p>
-      <w:pPr>
-        <w:pStyle w:val="normal1"/>
-        <w:widowControl w:val="false"/>
-        <w:shd w:val="clear" w:fill="FFFFFF"/>
-        <w:spacing w:lineRule="auto" w:line="240"/>
-        <w:rPr>
-          <w:rFonts w:ascii="Consolas" w:hAnsi="Consolas" w:eastAsia="Consolas" w:cs="Consolas"/>
-          <w:b/>
-          <w:bCs/>
-          <w:sz w:val="24"/>
-          <w:szCs w:val="24"/>
-          <w:highlight w:val="white"/>
-        </w:rPr>
-      </w:pPr>
-      <w:r>
-        <w:rPr>
-          <w:rFonts w:eastAsia="Consolas" w:cs="Consolas" w:ascii="Consolas" w:hAnsi="Consolas"/>
-          <w:sz w:val="24"/>
-          <w:szCs w:val="24"/>
-          <w:highlight w:val="white"/>
-        </w:rPr>
-        <w:t xml:space="preserve">  </w:t>
-      </w:r>
-      <w:bookmarkStart w:id="10" w:name="Laboratorium"/>
-      <w:r>
-        <w:rPr>
-          <w:rFonts w:eastAsia="Consolas" w:cs="Consolas" w:ascii="Consolas" w:hAnsi="Consolas"/>
-          <w:b/>
-          <w:bCs/>
-          <w:sz w:val="24"/>
-          <w:szCs w:val="24"/>
-          <w:highlight w:val="white"/>
-        </w:rPr>
-        <w:t>Laboratorium</w:t>
-      </w:r>
-      <w:bookmarkEnd w:id="10"/>
-    </w:p>
-    <w:p>
-      <w:pPr>
-        <w:pStyle w:val="normal1"/>
-        <w:widowControl w:val="false"/>
-        <w:shd w:val="clear" w:fill="FFFFFF"/>
-        <w:spacing w:lineRule="auto" w:line="240"/>
-        <w:rPr>
-          <w:rFonts w:ascii="Consolas" w:hAnsi="Consolas" w:eastAsia="Consolas" w:cs="Consolas"/>
-          <w:sz w:val="24"/>
-          <w:szCs w:val="24"/>
-          <w:highlight w:val="white"/>
-        </w:rPr>
-      </w:pPr>
-      <w:r>
-        <w:rPr>
-          <w:rFonts w:eastAsia="Consolas" w:cs="Consolas" w:ascii="Consolas" w:hAnsi="Consolas"/>
-          <w:sz w:val="24"/>
-          <w:szCs w:val="24"/>
-          <w:highlight w:val="white"/>
-        </w:rPr>
-        <w:t>------------------------------------------------------</w:t>
-      </w:r>
-    </w:p>
-    <w:p>
-      <w:pPr>
-        <w:pStyle w:val="normal1"/>
-        <w:widowControl w:val="false"/>
-        <w:shd w:val="clear" w:fill="FFFFFF"/>
-        <w:spacing w:lineRule="auto" w:line="240"/>
-        <w:rPr>
-          <w:rFonts w:ascii="Consolas" w:hAnsi="Consolas" w:eastAsia="Consolas" w:cs="Consolas"/>
-          <w:sz w:val="24"/>
-          <w:szCs w:val="24"/>
-          <w:highlight w:val="white"/>
-        </w:rPr>
-      </w:pPr>
-      <w:r>
-        <w:rPr>
-          <w:rFonts w:eastAsia="Consolas" w:cs="Consolas" w:ascii="Consolas" w:hAnsi="Consolas"/>
-          <w:sz w:val="24"/>
-          <w:szCs w:val="24"/>
-          <w:highlight w:val="white"/>
-        </w:rPr>
-        <w:t xml:space="preserve">  </w:t>
-      </w:r>
-      <w:r>
-        <w:rPr>
-          <w:rFonts w:eastAsia="Consolas" w:cs="Consolas" w:ascii="Consolas" w:hAnsi="Consolas"/>
-          <w:sz w:val="24"/>
-          <w:szCs w:val="24"/>
-          <w:highlight w:val="white"/>
-        </w:rPr>
-        <w:t>Szyfr można znaleźć dopiero po naprawieniu kabli w pokoju za rośliną. Potrzebne będą narzędzia i latarka z bateriami z radia. Zanim naprawisz kable musisz wyłączyć prąd w piwnicy, albo poczekać na scenę po której doktor sam wyłączy zasilanie na około 5 min. Po naprawie i jakimś czasie zobaczysz scenę z doktorem grającym na automatach. Jego wynik na tym automacie to szyfr do laboratorium (3301, 5858, 7572, 8640). Automaty działają tylko z ćwierćdolarówkami, znalazłeś jedną w kopercie. Gdybyś chciał ją odzyskać, możesz użyć małego klucza z pokoju Edny.</w:t>
-      </w:r>
-    </w:p>
-    <w:p>
-      <w:pPr>
-        <w:pStyle w:val="normal1"/>
-        <w:widowControl w:val="false"/>
-        <w:shd w:val="clear" w:fill="FFFFFF"/>
-        <w:spacing w:lineRule="auto" w:line="240"/>
-        <w:rPr>
-          <w:rFonts w:ascii="Consolas" w:hAnsi="Consolas" w:eastAsia="Consolas" w:cs="Consolas"/>
-          <w:sz w:val="24"/>
-          <w:szCs w:val="24"/>
-          <w:highlight w:val="white"/>
-        </w:rPr>
-      </w:pPr>
-      <w:r>
-        <w:rPr>
-          <w:rFonts w:eastAsia="Consolas" w:cs="Consolas" w:ascii="Consolas" w:hAnsi="Consolas"/>
-          <w:sz w:val="24"/>
-          <w:szCs w:val="24"/>
-          <w:highlight w:val="white"/>
-        </w:rPr>
-      </w:r>
-    </w:p>
-    <w:p>
-      <w:pPr>
-        <w:pStyle w:val="normal1"/>
-        <w:widowControl w:val="false"/>
-        <w:shd w:val="clear" w:fill="FFFFFF"/>
-        <w:spacing w:lineRule="auto" w:line="240"/>
-        <w:rPr>
-          <w:rFonts w:ascii="Consolas" w:hAnsi="Consolas" w:eastAsia="Consolas" w:cs="Consolas"/>
-          <w:sz w:val="24"/>
-          <w:szCs w:val="24"/>
-          <w:highlight w:val="white"/>
-        </w:rPr>
-      </w:pPr>
-      <w:r>
-        <w:rPr>
-          <w:rFonts w:eastAsia="Consolas" w:cs="Consolas" w:ascii="Consolas" w:hAnsi="Consolas"/>
-          <w:sz w:val="24"/>
-          <w:szCs w:val="24"/>
-          <w:highlight w:val="white"/>
-        </w:rPr>
-        <w:t xml:space="preserve">  </w:t>
-      </w:r>
-      <w:r>
-        <w:rPr>
-          <w:rFonts w:eastAsia="Consolas" w:cs="Consolas" w:ascii="Consolas" w:hAnsi="Consolas"/>
-          <w:sz w:val="24"/>
-          <w:szCs w:val="24"/>
-          <w:highlight w:val="white"/>
-        </w:rPr>
-        <w:t xml:space="preserve">Szyfr zmienia się za każdym razem, kiedy zobaczysz scenę z doktorkiem i automatami. Nie musisz się przejmować, jeśli wcześniej otworzyłeś już drzwi do laboratorium. W innym wypadku trzeba wrócić się do automatów i zdobyć nowy szyfr. </w:t>
-      </w:r>
-    </w:p>
-    <w:p>
-      <w:pPr>
-        <w:pStyle w:val="normal1"/>
-        <w:widowControl w:val="false"/>
-        <w:shd w:val="clear" w:fill="FFFFFF"/>
-        <w:spacing w:lineRule="auto" w:line="240"/>
-        <w:rPr>
-          <w:rFonts w:ascii="Consolas" w:hAnsi="Consolas" w:eastAsia="Consolas" w:cs="Consolas"/>
-          <w:sz w:val="24"/>
-          <w:szCs w:val="24"/>
-          <w:highlight w:val="white"/>
-        </w:rPr>
-      </w:pPr>
-      <w:r>
-        <w:rPr>
-          <w:rFonts w:eastAsia="Consolas" w:cs="Consolas" w:ascii="Consolas" w:hAnsi="Consolas"/>
-          <w:sz w:val="24"/>
-          <w:szCs w:val="24"/>
-          <w:highlight w:val="white"/>
-        </w:rPr>
-      </w:r>
-    </w:p>
-    <w:p>
-      <w:pPr>
-        <w:pStyle w:val="normal1"/>
-        <w:widowControl w:val="false"/>
-        <w:shd w:val="clear" w:fill="FFFFFF"/>
-        <w:spacing w:lineRule="auto" w:line="240"/>
-        <w:rPr>
-          <w:rFonts w:ascii="Consolas" w:hAnsi="Consolas" w:eastAsia="Consolas" w:cs="Consolas"/>
-          <w:b/>
-          <w:bCs/>
-          <w:sz w:val="24"/>
-          <w:szCs w:val="24"/>
-          <w:highlight w:val="white"/>
-        </w:rPr>
-      </w:pPr>
-      <w:r>
-        <w:rPr>
-          <w:rFonts w:eastAsia="Consolas" w:cs="Consolas" w:ascii="Consolas" w:hAnsi="Consolas"/>
-          <w:sz w:val="24"/>
-          <w:szCs w:val="24"/>
-          <w:highlight w:val="white"/>
-        </w:rPr>
-        <w:t xml:space="preserve">  </w:t>
-      </w:r>
-      <w:bookmarkStart w:id="11" w:name="Fioletowa_Macka"/>
-      <w:r>
-        <w:rPr>
-          <w:rFonts w:eastAsia="Consolas" w:cs="Consolas" w:ascii="Consolas" w:hAnsi="Consolas"/>
-          <w:b/>
-          <w:bCs/>
-          <w:sz w:val="24"/>
-          <w:szCs w:val="24"/>
-          <w:highlight w:val="white"/>
-        </w:rPr>
-        <w:t>Fioletowa Macka</w:t>
-      </w:r>
-      <w:bookmarkEnd w:id="11"/>
-    </w:p>
-    <w:p>
-      <w:pPr>
-        <w:pStyle w:val="normal1"/>
-        <w:widowControl w:val="false"/>
-        <w:shd w:val="clear" w:fill="FFFFFF"/>
-        <w:spacing w:lineRule="auto" w:line="240"/>
-        <w:rPr>
-          <w:rFonts w:ascii="Consolas" w:hAnsi="Consolas" w:eastAsia="Consolas" w:cs="Consolas"/>
-          <w:sz w:val="24"/>
-          <w:szCs w:val="24"/>
-          <w:highlight w:val="white"/>
-        </w:rPr>
-      </w:pPr>
-      <w:r>
-        <w:rPr>
-          <w:rFonts w:eastAsia="Consolas" w:cs="Consolas" w:ascii="Consolas" w:hAnsi="Consolas"/>
-          <w:sz w:val="24"/>
-          <w:szCs w:val="24"/>
-          <w:highlight w:val="white"/>
-        </w:rPr>
-        <w:t>-----------------------------------------------------</w:t>
-      </w:r>
-    </w:p>
-    <w:p>
-      <w:pPr>
-        <w:pStyle w:val="normal1"/>
-        <w:widowControl w:val="false"/>
-        <w:shd w:val="clear" w:fill="FFFFFF"/>
-        <w:spacing w:lineRule="auto" w:line="240"/>
-        <w:rPr>
-          <w:rFonts w:ascii="Consolas" w:hAnsi="Consolas" w:eastAsia="Consolas" w:cs="Consolas"/>
-          <w:sz w:val="24"/>
-          <w:szCs w:val="24"/>
-          <w:highlight w:val="white"/>
-        </w:rPr>
-      </w:pPr>
-      <w:r>
-        <w:rPr>
-          <w:rFonts w:eastAsia="Consolas" w:cs="Consolas" w:ascii="Consolas" w:hAnsi="Consolas"/>
-          <w:sz w:val="24"/>
-          <w:szCs w:val="24"/>
-          <w:highlight w:val="white"/>
-        </w:rPr>
-        <w:t xml:space="preserve">  </w:t>
-      </w:r>
-      <w:r>
-        <w:rPr>
-          <w:rFonts w:eastAsia="Consolas" w:cs="Consolas" w:ascii="Consolas" w:hAnsi="Consolas"/>
-          <w:sz w:val="24"/>
-          <w:szCs w:val="24"/>
-          <w:highlight w:val="white"/>
-        </w:rPr>
-        <w:t>Świecący klucz i szyfr otworzą drzwi do laboratorium. Zanim tam wejdziesz, przygotuj się na spotkanie z Fioletową Macką. Tutaj niezbędna okażę się pomoc przyjaciół Dave'a.</w:t>
-      </w:r>
-    </w:p>
-    <w:p>
-      <w:pPr>
-        <w:pStyle w:val="normal1"/>
-        <w:widowControl w:val="false"/>
-        <w:shd w:val="clear" w:fill="FFFFFF"/>
-        <w:spacing w:lineRule="auto" w:line="240"/>
-        <w:rPr>
-          <w:rFonts w:ascii="Consolas" w:hAnsi="Consolas" w:eastAsia="Consolas" w:cs="Consolas"/>
-          <w:sz w:val="24"/>
-          <w:szCs w:val="24"/>
-          <w:highlight w:val="white"/>
-        </w:rPr>
-      </w:pPr>
-      <w:r>
-        <w:rPr>
-          <w:rFonts w:eastAsia="Consolas" w:cs="Consolas" w:ascii="Consolas" w:hAnsi="Consolas"/>
-          <w:sz w:val="24"/>
-          <w:szCs w:val="24"/>
-          <w:highlight w:val="white"/>
-        </w:rPr>
-      </w:r>
-    </w:p>
-    <w:p>
-      <w:pPr>
-        <w:pStyle w:val="normal1"/>
-        <w:widowControl w:val="false"/>
-        <w:shd w:val="clear" w:fill="FFFFFF"/>
-        <w:spacing w:lineRule="auto" w:line="240"/>
-        <w:rPr>
-          <w:rFonts w:ascii="Consolas" w:hAnsi="Consolas" w:eastAsia="Consolas" w:cs="Consolas"/>
-          <w:sz w:val="24"/>
-          <w:szCs w:val="24"/>
-          <w:highlight w:val="white"/>
-        </w:rPr>
-      </w:pPr>
-      <w:r>
-        <w:rPr>
-          <w:rFonts w:eastAsia="Consolas" w:cs="Consolas" w:ascii="Consolas" w:hAnsi="Consolas"/>
-          <w:sz w:val="24"/>
-          <w:szCs w:val="24"/>
-          <w:highlight w:val="white"/>
-        </w:rPr>
-        <w:t xml:space="preserve">  </w:t>
-      </w:r>
-      <w:r>
-        <w:rPr>
-          <w:rFonts w:eastAsia="Consolas" w:cs="Consolas" w:ascii="Consolas" w:hAnsi="Consolas"/>
-          <w:sz w:val="24"/>
-          <w:szCs w:val="24"/>
-          <w:highlight w:val="white"/>
-        </w:rPr>
-        <w:t>Syd/Razor</w:t>
-      </w:r>
-    </w:p>
-    <w:p>
-      <w:pPr>
-        <w:pStyle w:val="normal1"/>
-        <w:widowControl w:val="false"/>
-        <w:shd w:val="clear" w:fill="FFFFFF"/>
-        <w:spacing w:lineRule="auto" w:line="240"/>
-        <w:rPr>
-          <w:rFonts w:ascii="Consolas" w:hAnsi="Consolas" w:eastAsia="Consolas" w:cs="Consolas"/>
-          <w:sz w:val="24"/>
-          <w:szCs w:val="24"/>
-          <w:highlight w:val="white"/>
-        </w:rPr>
-      </w:pPr>
-      <w:r>
-        <w:rPr>
-          <w:rFonts w:eastAsia="Consolas" w:cs="Consolas" w:ascii="Consolas" w:hAnsi="Consolas"/>
-          <w:sz w:val="24"/>
-          <w:szCs w:val="24"/>
-          <w:highlight w:val="white"/>
-        </w:rPr>
-        <w:t xml:space="preserve">Potrzebują kasety, znajdziesz ją w bibliotece. W pokoju z tv włóż kasetę do magnetofonu, włącz nagrywanie i zagraj na fortepianie. Przy okazji obejrzyj tv. W pokoju Zielonego włącz kasetę i zabierz demo Macki. Teraz trzeba wysłać jego </w:t>
-      </w:r>
-    </w:p>
-    <w:p>
-      <w:pPr>
-        <w:pStyle w:val="normal1"/>
-        <w:widowControl w:val="false"/>
-        <w:shd w:val="clear" w:fill="FFFFFF"/>
-        <w:spacing w:lineRule="auto" w:line="240"/>
-        <w:rPr>
-          <w:rFonts w:ascii="Consolas" w:hAnsi="Consolas" w:eastAsia="Consolas" w:cs="Consolas"/>
-          <w:sz w:val="24"/>
-          <w:szCs w:val="24"/>
-          <w:highlight w:val="white"/>
-        </w:rPr>
-      </w:pPr>
-      <w:r>
-        <w:rPr>
-          <w:rFonts w:eastAsia="Consolas" w:cs="Consolas" w:ascii="Consolas" w:hAnsi="Consolas"/>
-          <w:sz w:val="24"/>
-          <w:szCs w:val="24"/>
-          <w:highlight w:val="white"/>
-        </w:rPr>
-        <w:t xml:space="preserve">demo. Potrzebujesz koperty (z sejfu), znaczka (z paczki Eda) i adresu (z tv). Z tym wszystkim idziesz do pokoju z rośliną i wpisujesz adres z tv na nienaruszonej kopercie. </w:t>
-      </w:r>
-    </w:p>
-    <w:p>
-      <w:pPr>
-        <w:pStyle w:val="normal1"/>
-        <w:widowControl w:val="false"/>
-        <w:shd w:val="clear" w:fill="FFFFFF"/>
-        <w:spacing w:lineRule="auto" w:line="240"/>
-        <w:rPr>
-          <w:rFonts w:ascii="Consolas" w:hAnsi="Consolas" w:eastAsia="Consolas" w:cs="Consolas"/>
-          <w:sz w:val="24"/>
-          <w:szCs w:val="24"/>
-          <w:highlight w:val="white"/>
-        </w:rPr>
-      </w:pPr>
-      <w:r>
-        <w:rPr>
-          <w:rFonts w:eastAsia="Consolas" w:cs="Consolas" w:ascii="Consolas" w:hAnsi="Consolas"/>
-          <w:sz w:val="24"/>
-          <w:szCs w:val="24"/>
-          <w:highlight w:val="white"/>
-        </w:rPr>
-        <w:t>Wkładasz demo kasetę, przyklejasz znaczek i wkładasz do skrzynki pocztowej przed domem. Podnieś flagę, zamknij skrzynkę i poczekaj 5-10 min. Po otrzymaniu kontraktu zanieś go Zielonemu. Zielony obiecuje pomóc dzieciakowi który oddał mu kontrakt.</w:t>
-      </w:r>
-    </w:p>
-    <w:p>
-      <w:pPr>
-        <w:pStyle w:val="normal1"/>
-        <w:widowControl w:val="false"/>
-        <w:shd w:val="clear" w:fill="FFFFFF"/>
-        <w:spacing w:lineRule="auto" w:line="240"/>
-        <w:rPr>
-          <w:rFonts w:ascii="Consolas" w:hAnsi="Consolas" w:eastAsia="Consolas" w:cs="Consolas"/>
-          <w:sz w:val="24"/>
-          <w:szCs w:val="24"/>
-          <w:highlight w:val="white"/>
-        </w:rPr>
-      </w:pPr>
-      <w:r>
-        <w:rPr>
-          <w:rFonts w:eastAsia="Consolas" w:cs="Consolas" w:ascii="Consolas" w:hAnsi="Consolas"/>
-          <w:sz w:val="24"/>
-          <w:szCs w:val="24"/>
-          <w:highlight w:val="white"/>
-        </w:rPr>
-      </w:r>
-    </w:p>
-    <w:p>
-      <w:pPr>
-        <w:pStyle w:val="normal1"/>
-        <w:widowControl w:val="false"/>
-        <w:shd w:val="clear" w:fill="FFFFFF"/>
-        <w:spacing w:lineRule="auto" w:line="240"/>
-        <w:rPr>
-          <w:rFonts w:ascii="Consolas" w:hAnsi="Consolas" w:eastAsia="Consolas" w:cs="Consolas"/>
-          <w:sz w:val="24"/>
-          <w:szCs w:val="24"/>
-          <w:highlight w:val="white"/>
-        </w:rPr>
-      </w:pPr>
-      <w:r>
-        <w:rPr>
-          <w:rFonts w:eastAsia="Consolas" w:cs="Consolas" w:ascii="Consolas" w:hAnsi="Consolas"/>
-          <w:sz w:val="24"/>
-          <w:szCs w:val="24"/>
-          <w:highlight w:val="white"/>
-        </w:rPr>
-        <w:t xml:space="preserve">  </w:t>
-      </w:r>
-      <w:r>
-        <w:rPr>
-          <w:rFonts w:eastAsia="Consolas" w:cs="Consolas" w:ascii="Consolas" w:hAnsi="Consolas"/>
-          <w:sz w:val="24"/>
-          <w:szCs w:val="24"/>
-          <w:highlight w:val="white"/>
-        </w:rPr>
-        <w:t>Michael</w:t>
-      </w:r>
-    </w:p>
-    <w:p>
-      <w:pPr>
-        <w:pStyle w:val="normal1"/>
-        <w:widowControl w:val="false"/>
-        <w:shd w:val="clear" w:fill="FFFFFF"/>
-        <w:spacing w:lineRule="auto" w:line="240"/>
-        <w:rPr>
-          <w:rFonts w:ascii="Consolas" w:hAnsi="Consolas" w:eastAsia="Consolas" w:cs="Consolas"/>
-          <w:sz w:val="24"/>
-          <w:szCs w:val="24"/>
-          <w:highlight w:val="white"/>
-        </w:rPr>
-      </w:pPr>
-      <w:r>
-        <w:rPr>
-          <w:rFonts w:eastAsia="Consolas" w:cs="Consolas" w:ascii="Consolas" w:hAnsi="Consolas"/>
-          <w:sz w:val="24"/>
-          <w:szCs w:val="24"/>
-          <w:highlight w:val="white"/>
-        </w:rPr>
-        <w:t>Musi oddać paczkę Edowi, wtedy usłyszysz coś o zgubionych planach które znajdziesz przed domem. Masz już klisze, teraz musisz znaleźć płyn (developer). Kiedy próbowałeś go podnieść w spiżarni, potłukł się i rozlał pod domem. Wejdź tam z gąbką i użyj jej na kałuży. Na 2 piętrze w ciemni, użyj gąbki z płynem i kliszy. Wywołane zdjęcia zanieś Edowi. Od tego momentu Ed obroni naszą drużynę przed Fioletową Macką.</w:t>
-      </w:r>
-    </w:p>
-    <w:p>
-      <w:pPr>
-        <w:pStyle w:val="normal1"/>
-        <w:widowControl w:val="false"/>
-        <w:shd w:val="clear" w:fill="FFFFFF"/>
-        <w:spacing w:lineRule="auto" w:line="240"/>
-        <w:rPr>
-          <w:rFonts w:ascii="Consolas" w:hAnsi="Consolas" w:eastAsia="Consolas" w:cs="Consolas"/>
-          <w:sz w:val="24"/>
-          <w:szCs w:val="24"/>
-          <w:highlight w:val="white"/>
-        </w:rPr>
-      </w:pPr>
-      <w:r>
-        <w:rPr>
-          <w:rFonts w:eastAsia="Consolas" w:cs="Consolas" w:ascii="Consolas" w:hAnsi="Consolas"/>
-          <w:sz w:val="24"/>
-          <w:szCs w:val="24"/>
-          <w:highlight w:val="white"/>
-        </w:rPr>
-      </w:r>
-    </w:p>
-    <w:p>
-      <w:pPr>
-        <w:pStyle w:val="normal1"/>
-        <w:widowControl w:val="false"/>
-        <w:shd w:val="clear" w:fill="FFFFFF"/>
-        <w:spacing w:lineRule="auto" w:line="240"/>
-        <w:rPr>
-          <w:rFonts w:ascii="Consolas" w:hAnsi="Consolas" w:eastAsia="Consolas" w:cs="Consolas"/>
-          <w:sz w:val="24"/>
-          <w:szCs w:val="24"/>
-          <w:highlight w:val="white"/>
-        </w:rPr>
-      </w:pPr>
-      <w:r>
-        <w:rPr>
-          <w:rFonts w:eastAsia="Consolas" w:cs="Consolas" w:ascii="Consolas" w:hAnsi="Consolas"/>
-          <w:sz w:val="24"/>
-          <w:szCs w:val="24"/>
-          <w:highlight w:val="white"/>
-        </w:rPr>
-        <w:t xml:space="preserve">  </w:t>
-      </w:r>
-      <w:r>
-        <w:rPr>
-          <w:rFonts w:eastAsia="Consolas" w:cs="Consolas" w:ascii="Consolas" w:hAnsi="Consolas"/>
-          <w:sz w:val="24"/>
-          <w:szCs w:val="24"/>
-          <w:highlight w:val="white"/>
-        </w:rPr>
-        <w:t>Wendy</w:t>
-      </w:r>
-    </w:p>
-    <w:p>
-      <w:pPr>
-        <w:pStyle w:val="normal1"/>
-        <w:widowControl w:val="false"/>
-        <w:shd w:val="clear" w:fill="FFFFFF"/>
-        <w:spacing w:lineRule="auto" w:line="240"/>
-        <w:rPr>
-          <w:rFonts w:ascii="Consolas" w:hAnsi="Consolas" w:eastAsia="Consolas" w:cs="Consolas"/>
-          <w:sz w:val="24"/>
-          <w:szCs w:val="24"/>
-          <w:highlight w:val="white"/>
-        </w:rPr>
-      </w:pPr>
-      <w:r>
-        <w:rPr>
-          <w:rFonts w:eastAsia="Consolas" w:cs="Consolas" w:ascii="Consolas" w:hAnsi="Consolas"/>
-          <w:sz w:val="24"/>
-          <w:szCs w:val="24"/>
-          <w:highlight w:val="white"/>
-        </w:rPr>
-        <w:t>Podobnie jak Syd i Razor potrzebuje koperty, znaczka i adresu, tyle że zamiast kasety, wysyła poprawiony manuskrypt. Manuskrypt jest w gabinecie doktora, w szufladzie. Popraw go w pokoju z rośliną na maszynie do pisania, dopisz adres na kopercie, doklej znaczki, zapakuj i wyślij. Po 10 min. otrzymasz kontrakt. Fioletowy przepuści cię, kiedy mu go pokażesz.</w:t>
-      </w:r>
-    </w:p>
-    <w:p>
-      <w:pPr>
-        <w:pStyle w:val="normal1"/>
-        <w:widowControl w:val="false"/>
-        <w:shd w:val="clear" w:fill="FFFFFF"/>
-        <w:spacing w:lineRule="auto" w:line="240"/>
-        <w:rPr>
-          <w:rFonts w:ascii="Consolas" w:hAnsi="Consolas" w:eastAsia="Consolas" w:cs="Consolas"/>
-          <w:sz w:val="24"/>
-          <w:szCs w:val="24"/>
-          <w:highlight w:val="white"/>
-        </w:rPr>
-      </w:pPr>
-      <w:r>
-        <w:rPr>
-          <w:rFonts w:eastAsia="Consolas" w:cs="Consolas" w:ascii="Consolas" w:hAnsi="Consolas"/>
-          <w:sz w:val="24"/>
-          <w:szCs w:val="24"/>
-          <w:highlight w:val="white"/>
-        </w:rPr>
-      </w:r>
-    </w:p>
-    <w:p>
-      <w:pPr>
-        <w:pStyle w:val="normal1"/>
-        <w:widowControl w:val="false"/>
-        <w:shd w:val="clear" w:fill="FFFFFF"/>
-        <w:spacing w:lineRule="auto" w:line="240"/>
-        <w:rPr>
-          <w:rFonts w:ascii="Consolas" w:hAnsi="Consolas" w:eastAsia="Consolas" w:cs="Consolas"/>
-          <w:sz w:val="24"/>
-          <w:szCs w:val="24"/>
-          <w:highlight w:val="white"/>
-        </w:rPr>
-      </w:pPr>
-      <w:r>
-        <w:rPr>
-          <w:rFonts w:eastAsia="Consolas" w:cs="Consolas" w:ascii="Consolas" w:hAnsi="Consolas"/>
-          <w:sz w:val="24"/>
-          <w:szCs w:val="24"/>
-          <w:highlight w:val="white"/>
-        </w:rPr>
-        <w:t xml:space="preserve">  </w:t>
-      </w:r>
-      <w:r>
-        <w:rPr>
-          <w:rFonts w:eastAsia="Consolas" w:cs="Consolas" w:ascii="Consolas" w:hAnsi="Consolas"/>
-          <w:sz w:val="24"/>
-          <w:szCs w:val="24"/>
-          <w:highlight w:val="white"/>
-        </w:rPr>
-        <w:t>Bernard</w:t>
-      </w:r>
-    </w:p>
-    <w:p>
-      <w:pPr>
-        <w:pStyle w:val="normal1"/>
-        <w:widowControl w:val="false"/>
-        <w:shd w:val="clear" w:fill="FFFFFF"/>
-        <w:spacing w:lineRule="auto" w:line="240"/>
-        <w:rPr>
-          <w:rFonts w:ascii="Consolas" w:hAnsi="Consolas" w:eastAsia="Consolas" w:cs="Consolas"/>
-          <w:sz w:val="24"/>
-          <w:szCs w:val="24"/>
-          <w:highlight w:val="white"/>
-        </w:rPr>
-      </w:pPr>
-      <w:r>
-        <w:rPr>
-          <w:rFonts w:eastAsia="Consolas" w:cs="Consolas" w:ascii="Consolas" w:hAnsi="Consolas"/>
-          <w:sz w:val="24"/>
-          <w:szCs w:val="24"/>
-          <w:highlight w:val="white"/>
-        </w:rPr>
-        <w:t>Musi zanieść część z radia (radio tube) z parteru do pokoju z radiostacją na 3 piętrze. Po naprawie przeczytaj plakat i wybierz numer w radiostacji. Policjant zjawi się po 5 min. W tym czasie drzwi do laboratorium muszą być otwarte. Kiedy Meteor zostanie aresztowany, podnieś upuszczoną odznakę policjanta i pokaż ją Fioletowemu.</w:t>
-      </w:r>
-    </w:p>
-    <w:p>
-      <w:pPr>
-        <w:pStyle w:val="normal1"/>
-        <w:widowControl w:val="false"/>
-        <w:shd w:val="clear" w:fill="FFFFFF"/>
-        <w:spacing w:lineRule="auto" w:line="240"/>
-        <w:rPr>
-          <w:rFonts w:ascii="Consolas" w:hAnsi="Consolas" w:eastAsia="Consolas" w:cs="Consolas"/>
-          <w:sz w:val="24"/>
-          <w:szCs w:val="24"/>
-          <w:highlight w:val="white"/>
-        </w:rPr>
-      </w:pPr>
-      <w:r>
-        <w:rPr>
-          <w:rFonts w:eastAsia="Consolas" w:cs="Consolas" w:ascii="Consolas" w:hAnsi="Consolas"/>
-          <w:sz w:val="24"/>
-          <w:szCs w:val="24"/>
-          <w:highlight w:val="white"/>
-        </w:rPr>
-      </w:r>
-    </w:p>
-    <w:p>
-      <w:pPr>
-        <w:pStyle w:val="normal1"/>
-        <w:widowControl w:val="false"/>
-        <w:shd w:val="clear" w:fill="FFFFFF"/>
-        <w:spacing w:lineRule="auto" w:line="240"/>
-        <w:rPr>
-          <w:rFonts w:ascii="Consolas" w:hAnsi="Consolas" w:eastAsia="Consolas" w:cs="Consolas"/>
-          <w:b/>
-          <w:bCs/>
-          <w:sz w:val="24"/>
-          <w:szCs w:val="24"/>
-          <w:highlight w:val="white"/>
-        </w:rPr>
-      </w:pPr>
-      <w:r>
-        <w:rPr>
-          <w:rFonts w:eastAsia="Consolas" w:cs="Consolas" w:ascii="Consolas" w:hAnsi="Consolas"/>
-          <w:sz w:val="24"/>
-          <w:szCs w:val="24"/>
-          <w:highlight w:val="white"/>
-        </w:rPr>
-        <w:t xml:space="preserve">  </w:t>
-      </w:r>
-      <w:bookmarkStart w:id="12" w:name="Dr._Fred"/>
-      <w:r>
-        <w:rPr>
-          <w:rFonts w:eastAsia="Consolas" w:cs="Consolas" w:ascii="Consolas" w:hAnsi="Consolas"/>
-          <w:b/>
-          <w:bCs/>
-          <w:sz w:val="24"/>
-          <w:szCs w:val="24"/>
-          <w:highlight w:val="white"/>
-        </w:rPr>
-        <w:t>Dr. Fred</w:t>
-      </w:r>
-      <w:bookmarkEnd w:id="12"/>
-    </w:p>
-    <w:p>
-      <w:pPr>
-        <w:pStyle w:val="normal1"/>
-        <w:widowControl w:val="false"/>
-        <w:shd w:val="clear" w:fill="FFFFFF"/>
-        <w:spacing w:lineRule="auto" w:line="240"/>
-        <w:rPr>
-          <w:rFonts w:ascii="Consolas" w:hAnsi="Consolas" w:eastAsia="Consolas" w:cs="Consolas"/>
-          <w:sz w:val="24"/>
-          <w:szCs w:val="24"/>
-          <w:highlight w:val="white"/>
-        </w:rPr>
-      </w:pPr>
-      <w:r>
-        <w:rPr>
-          <w:rFonts w:eastAsia="Consolas" w:cs="Consolas" w:ascii="Consolas" w:hAnsi="Consolas"/>
-          <w:sz w:val="24"/>
-          <w:szCs w:val="24"/>
-          <w:highlight w:val="white"/>
-        </w:rPr>
-        <w:t>------------------------------------------------------</w:t>
-      </w:r>
-    </w:p>
-    <w:p>
-      <w:pPr>
-        <w:pStyle w:val="normal1"/>
-        <w:widowControl w:val="false"/>
-        <w:shd w:val="clear" w:fill="FFFFFF"/>
-        <w:spacing w:lineRule="auto" w:line="240"/>
-        <w:rPr>
-          <w:rFonts w:ascii="Consolas" w:hAnsi="Consolas" w:eastAsia="Consolas" w:cs="Consolas"/>
-          <w:sz w:val="24"/>
-          <w:szCs w:val="24"/>
-          <w:highlight w:val="white"/>
-        </w:rPr>
-      </w:pPr>
-      <w:r>
-        <w:rPr>
-          <w:rFonts w:eastAsia="Consolas" w:cs="Consolas" w:ascii="Consolas" w:hAnsi="Consolas"/>
-          <w:sz w:val="24"/>
-          <w:szCs w:val="24"/>
-          <w:highlight w:val="white"/>
-        </w:rPr>
-        <w:t xml:space="preserve">  </w:t>
-      </w:r>
-      <w:r>
-        <w:rPr>
-          <w:rFonts w:eastAsia="Consolas" w:cs="Consolas" w:ascii="Consolas" w:hAnsi="Consolas"/>
-          <w:sz w:val="24"/>
-          <w:szCs w:val="24"/>
-          <w:highlight w:val="white"/>
-        </w:rPr>
-        <w:t>Za Fioletową Macką jest Dr. Fred i Sandy uwięziona w maszynie Zom-B-Matic. Musisz wyłączyć maszynę i pozbyć się Meteorytu. Przejdź na prawą stronę, otwórz szafkę i załóż kombinezon. Specjalną kartą (z pokoju Eda) otwórz drzwi, a za nimi szybko przesuń wajchę. W ten sposób wyłączysz Zom-B-Matic. Został jeszcze Meteor.</w:t>
-      </w:r>
-    </w:p>
-    <w:p>
-      <w:pPr>
-        <w:pStyle w:val="normal1"/>
-        <w:widowControl w:val="false"/>
-        <w:shd w:val="clear" w:fill="FFFFFF"/>
-        <w:spacing w:lineRule="auto" w:line="240"/>
-        <w:rPr>
-          <w:rFonts w:ascii="Consolas" w:hAnsi="Consolas" w:eastAsia="Consolas" w:cs="Consolas"/>
-          <w:sz w:val="24"/>
-          <w:szCs w:val="24"/>
-          <w:highlight w:val="white"/>
-        </w:rPr>
-      </w:pPr>
-      <w:r>
-        <w:rPr>
-          <w:rFonts w:eastAsia="Consolas" w:cs="Consolas" w:ascii="Consolas" w:hAnsi="Consolas"/>
-          <w:sz w:val="24"/>
-          <w:szCs w:val="24"/>
-          <w:highlight w:val="white"/>
-        </w:rPr>
-      </w:r>
-    </w:p>
-    <w:p>
-      <w:pPr>
-        <w:pStyle w:val="normal1"/>
-        <w:widowControl w:val="false"/>
-        <w:shd w:val="clear" w:fill="FFFFFF"/>
-        <w:spacing w:lineRule="auto" w:line="240"/>
-        <w:rPr>
-          <w:rFonts w:ascii="Consolas" w:hAnsi="Consolas" w:eastAsia="Consolas" w:cs="Consolas"/>
-          <w:b/>
-          <w:bCs/>
-          <w:sz w:val="24"/>
-          <w:szCs w:val="24"/>
-          <w:highlight w:val="white"/>
-        </w:rPr>
-      </w:pPr>
-      <w:r>
-        <w:rPr>
-          <w:rFonts w:eastAsia="Consolas" w:cs="Consolas" w:ascii="Consolas" w:hAnsi="Consolas"/>
-          <w:sz w:val="24"/>
-          <w:szCs w:val="24"/>
-          <w:highlight w:val="white"/>
-        </w:rPr>
-        <w:t xml:space="preserve">  </w:t>
-      </w:r>
       <w:bookmarkStart w:id="13" w:name="Meteor"/>
       <w:r>
         <w:rPr>
           <w:rFonts w:eastAsia="Consolas" w:cs="Consolas" w:ascii="Consolas" w:hAnsi="Consolas"/>
-          <w:b/>
-          <w:bCs/>
+          <w:b w:val="false"/>
+          <w:bCs w:val="false"/>
           <w:sz w:val="24"/>
           <w:szCs w:val="24"/>
           <w:highlight w:val="white"/>

--- a/mm-solucja-a5.docx
+++ b/mm-solucja-a5.docx
@@ -4485,7 +4485,7 @@
           <w:szCs w:val="24"/>
           <w:highlight w:val="white"/>
         </w:rPr>
-        <w:t>Podobnie jak Syd i Razor potrzebuje koperty, znaczka i adresu, tyle że zamiast kasety, wysyła poprawiony manuskrypt. Manuskrypt jest w gabinecie doktora, w szufladzie. Popraw go w pokoju z rośliną na maszynie do pisania, dopisz adres na kopercie, doklej znaczki, zapakuj i wyślij. Po 10 min. otrzymasz kontrakt. Fioletowy przepuści cię, kiedy mu go pokażesz.</w:t>
+        <w:t>Podobnie jak Syd i Razor potrzebuje koperty, znaczka i adresu, tyle że zamiast kasety, wysyła poprawiony manuskrypt. Manuskrypt jest w gabinecie doktora, w szufladzie. Popraw go w pokoju z rośliną na maszynie do pisania, dopisz adres na kopercie, doklej znaczki, zapakuj i wyślij. Po 10 min otrzymasz kontrakt. Fioletowy przepuści cię, kiedy mu go pokażesz.</w:t>
       </w:r>
     </w:p>
     <w:p>
@@ -4860,7 +4860,7 @@
           <w:szCs w:val="24"/>
           <w:highlight w:val="white"/>
         </w:rPr>
-        <w:t>2. Wzywasz policję Bernardem. Po 5 min. Meteor zostanie aresztowany.</w:t>
+        <w:t>2. Wzywasz policję Bernardem. Po 5 min Meteor zostanie aresztowany.</w:t>
       </w:r>
     </w:p>
     <w:p>

--- a/mm-solucja-a5.docx
+++ b/mm-solucja-a5.docx
@@ -4860,7 +4860,25 @@
           <w:szCs w:val="24"/>
           <w:highlight w:val="white"/>
         </w:rPr>
-        <w:t>2. Wzywasz policję Bernardem. Po 5 min Meteor zostanie aresztowany.</w:t>
+        <w:t>2. Wzywasz policję Bernardem. Po 5 min</w:t>
+      </w:r>
+      <w:r>
+        <w:rPr>
+          <w:rFonts w:eastAsia="Consolas" w:cs="Consolas" w:ascii="Consolas" w:hAnsi="Consolas"/>
+          <w:sz w:val="24"/>
+          <w:szCs w:val="24"/>
+          <w:highlight w:val="white"/>
+        </w:rPr>
+        <w:t>utach</w:t>
+      </w:r>
+      <w:r>
+        <w:rPr>
+          <w:rFonts w:eastAsia="Consolas" w:cs="Consolas" w:ascii="Consolas" w:hAnsi="Consolas"/>
+          <w:sz w:val="24"/>
+          <w:szCs w:val="24"/>
+          <w:highlight w:val="white"/>
+        </w:rPr>
+        <w:t xml:space="preserve"> Meteor zostanie aresztowany.</w:t>
       </w:r>
     </w:p>
     <w:p>

--- a/mm-solucja-a5.docx
+++ b/mm-solucja-a5.docx
@@ -809,7 +809,7 @@
           <w:szCs w:val="24"/>
           <w:highlight w:val="white"/>
         </w:rPr>
-        <w:t xml:space="preserve">                                             </w:t>
+        <w:t xml:space="preserve">                                              </w:t>
       </w:r>
       <w:hyperlink w:anchor="Dr._Fred">
         <w:r>
@@ -820,7 +820,7 @@
             <w:szCs w:val="24"/>
             <w:highlight w:val="white"/>
           </w:rPr>
-          <w:t>Dr. Fred</w:t>
+          <w:t>Dr Fred</w:t>
         </w:r>
       </w:hyperlink>
     </w:p>
@@ -4621,7 +4621,7 @@
           <w:szCs w:val="24"/>
           <w:highlight w:val="white"/>
         </w:rPr>
-        <w:t>Dr. Fred</w:t>
+        <w:t>Dr Fred</w:t>
       </w:r>
       <w:bookmarkEnd w:id="12"/>
     </w:p>
@@ -4677,7 +4677,7 @@
           <w:szCs w:val="24"/>
           <w:highlight w:val="white"/>
         </w:rPr>
-        <w:t>Za Fioletową Macką jest Dr. Fred i Sandy uwięziona w maszynie Zom-B-Matic. Musisz wyłączyć maszynę i pozbyć się Meteorytu. Przejdź na prawą stronę, otwórz szafkę i załóż kombinezon. Specjalną kartą (z pokoju Eda) otwórz drzwi, a za nimi szybko przesuń wajchę. W ten sposób wyłączysz Zom-B-Matic. Został jeszcze Meteor.</w:t>
+        <w:t>Za Fioletową Macką jest Dr Fred i Sandy uwięziona w maszynie Zom-B-Matic. Musisz wyłączyć maszynę i pozbyć się Meteorytu. Przejdź na prawą stronę, otwórz szafkę i załóż kombinezon. Specjalną kartą (z pokoju Eda) otwórz drzwi, a za nimi szybko przesuń wajchę. W ten sposób wyłączysz Zom-B-Matic. Został jeszcze Meteor.</w:t>
       </w:r>
     </w:p>
     <w:p>
@@ -4860,25 +4860,7 @@
           <w:szCs w:val="24"/>
           <w:highlight w:val="white"/>
         </w:rPr>
-        <w:t>2. Wzywasz policję Bernardem. Po 5 min</w:t>
-      </w:r>
-      <w:r>
-        <w:rPr>
-          <w:rFonts w:eastAsia="Consolas" w:cs="Consolas" w:ascii="Consolas" w:hAnsi="Consolas"/>
-          <w:sz w:val="24"/>
-          <w:szCs w:val="24"/>
-          <w:highlight w:val="white"/>
-        </w:rPr>
-        <w:t>utach</w:t>
-      </w:r>
-      <w:r>
-        <w:rPr>
-          <w:rFonts w:eastAsia="Consolas" w:cs="Consolas" w:ascii="Consolas" w:hAnsi="Consolas"/>
-          <w:sz w:val="24"/>
-          <w:szCs w:val="24"/>
-          <w:highlight w:val="white"/>
-        </w:rPr>
-        <w:t xml:space="preserve"> Meteor zostanie aresztowany.</w:t>
+        <w:t>2. Wzywasz policję Bernardem. Po 5 minutach Meteor zostanie aresztowany.</w:t>
       </w:r>
     </w:p>
     <w:p>

--- a/mm-solucja-a5.docx
+++ b/mm-solucja-a5.docx
@@ -7254,10 +7254,118 @@
     <w:p>
       <w:pPr>
         <w:pStyle w:val="normal1"/>
-        <w:rPr/>
-      </w:pPr>
-      <w:r>
-        <w:rPr/>
+        <w:rPr>
+          <w:rFonts w:ascii="Consolas" w:hAnsi="Consolas"/>
+        </w:rPr>
+      </w:pPr>
+      <w:r>
+        <w:rPr>
+          <w:rFonts w:ascii="Consolas" w:hAnsi="Consolas"/>
+        </w:rPr>
+        <w:t>-----------------------------------------------------------</w:t>
+      </w:r>
+    </w:p>
+    <w:p>
+      <w:pPr>
+        <w:pStyle w:val="normal1"/>
+        <w:rPr>
+          <w:rFonts w:ascii="Consolas" w:hAnsi="Consolas"/>
+        </w:rPr>
+      </w:pPr>
+      <w:r>
+        <w:rPr>
+          <w:rFonts w:ascii="Consolas" w:hAnsi="Consolas"/>
+        </w:rPr>
+        <w:t xml:space="preserve">  </w:t>
+      </w:r>
+      <w:r>
+        <w:rPr>
+          <w:rFonts w:ascii="Consolas" w:hAnsi="Consolas"/>
+        </w:rPr>
+        <w:t>NES Sterowanie</w:t>
+      </w:r>
+    </w:p>
+    <w:p>
+      <w:pPr>
+        <w:pStyle w:val="normal1"/>
+        <w:rPr>
+          <w:rFonts w:ascii="Consolas" w:hAnsi="Consolas"/>
+        </w:rPr>
+      </w:pPr>
+      <w:r>
+        <w:rPr>
+          <w:rFonts w:ascii="Consolas" w:hAnsi="Consolas"/>
+        </w:rPr>
+        <w:t>-----------------------------------------------------------</w:t>
+      </w:r>
+    </w:p>
+    <w:p>
+      <w:pPr>
+        <w:pStyle w:val="normal1"/>
+        <w:rPr>
+          <w:rFonts w:ascii="Consolas" w:hAnsi="Consolas"/>
+        </w:rPr>
+      </w:pPr>
+      <w:r>
+        <w:rPr>
+          <w:rFonts w:ascii="Consolas" w:hAnsi="Consolas"/>
+        </w:rPr>
+      </w:r>
+    </w:p>
+    <w:p>
+      <w:pPr>
+        <w:pStyle w:val="normal1"/>
+        <w:rPr>
+          <w:rFonts w:ascii="Consolas" w:hAnsi="Consolas"/>
+        </w:rPr>
+      </w:pPr>
+      <w:r>
+        <w:rPr>
+          <w:rFonts w:ascii="Consolas" w:hAnsi="Consolas"/>
+        </w:rPr>
+        <w:t>Select - Get/Use/Open</w:t>
+      </w:r>
+    </w:p>
+    <w:p>
+      <w:pPr>
+        <w:pStyle w:val="normal1"/>
+        <w:rPr>
+          <w:rFonts w:ascii="Consolas" w:hAnsi="Consolas"/>
+        </w:rPr>
+      </w:pPr>
+      <w:r>
+        <w:rPr>
+          <w:rFonts w:ascii="Consolas" w:hAnsi="Consolas"/>
+        </w:rPr>
+        <w:t>Start - Save/Load/New Game</w:t>
+      </w:r>
+    </w:p>
+    <w:p>
+      <w:pPr>
+        <w:pStyle w:val="normal1"/>
+        <w:rPr>
+          <w:rFonts w:ascii="Consolas" w:hAnsi="Consolas"/>
+        </w:rPr>
+      </w:pPr>
+      <w:r>
+        <w:rPr>
+          <w:rFonts w:ascii="Consolas" w:hAnsi="Consolas"/>
+        </w:rPr>
+        <w:t>B - Fast Forward</w:t>
+      </w:r>
+    </w:p>
+    <w:p>
+      <w:pPr>
+        <w:pStyle w:val="normal1"/>
+        <w:rPr>
+          <w:rFonts w:ascii="Consolas" w:hAnsi="Consolas"/>
+        </w:rPr>
+      </w:pPr>
+      <w:r>
+        <w:rPr>
+          <w:rFonts w:ascii="Consolas" w:hAnsi="Consolas"/>
+        </w:rPr>
+        <w:t>A - Click</w:t>
       </w:r>
     </w:p>
     <w:sectPr>
@@ -7568,6 +7676,19 @@
       <w:szCs w:val="30"/>
     </w:rPr>
   </w:style>
+  <w:style w:type="paragraph" w:styleId="Tekstwstpniesformatowany">
+    <w:name w:val="Tekst wstępnie sformatowany"/>
+    <w:basedOn w:val="Normal"/>
+    <w:qFormat/>
+    <w:pPr>
+      <w:spacing w:before="0" w:after="0"/>
+    </w:pPr>
+    <w:rPr>
+      <w:rFonts w:ascii="Liberation Mono" w:hAnsi="Liberation Mono" w:eastAsia="NSimSun" w:cs="Liberation Mono"/>
+      <w:sz w:val="20"/>
+      <w:szCs w:val="20"/>
+    </w:rPr>
+  </w:style>
   <w:style w:type="table" w:default="1" w:styleId="TableNormal">
     <w:name w:val="TableNormal"/>
     <w:tblPr>

--- a/mm-solucja-a5.docx
+++ b/mm-solucja-a5.docx
@@ -2327,7 +2327,25 @@
           <w:szCs w:val="24"/>
           <w:highlight w:val="white"/>
         </w:rPr>
-        <w:t>Na 3 piętrze w pierwszym pokoju (z radiostacją) wejdź po drabinie, znajdziesz się w pokoju Zielonej Macki. Zabierz stąd żółty klucz i płytę (na tym etapie Bernard już nie boi się Zielonego).</w:t>
+        <w:t xml:space="preserve">Na 3 piętrze w pierwszym pokoju z radiostacją wejdź po drabinie. </w:t>
+      </w:r>
+      <w:r>
+        <w:rPr>
+          <w:rFonts w:eastAsia="Consolas" w:cs="Consolas" w:ascii="Consolas" w:hAnsi="Consolas"/>
+          <w:sz w:val="24"/>
+          <w:szCs w:val="24"/>
+          <w:highlight w:val="white"/>
+        </w:rPr>
+        <w:t>Z</w:t>
+      </w:r>
+      <w:r>
+        <w:rPr>
+          <w:rFonts w:eastAsia="Consolas" w:cs="Consolas" w:ascii="Consolas" w:hAnsi="Consolas"/>
+          <w:sz w:val="24"/>
+          <w:szCs w:val="24"/>
+          <w:highlight w:val="white"/>
+        </w:rPr>
+        <w:t>najdziesz się w pokoju Zielonej Macki. Zabierz stąd żółty klucz i płytę (na tym etapie Bernard już nie boi się Zielonego).</w:t>
       </w:r>
     </w:p>
     <w:p>
@@ -7676,8 +7694,8 @@
       <w:szCs w:val="30"/>
     </w:rPr>
   </w:style>
-  <w:style w:type="paragraph" w:styleId="Tekstwstpniesformatowany">
-    <w:name w:val="Tekst wstępnie sformatowany"/>
+  <w:style w:type="paragraph" w:styleId="Tekstwstpniesformatowanyuser">
+    <w:name w:val="Tekst wstępnie sformatowany (user)"/>
     <w:basedOn w:val="Normal"/>
     <w:qFormat/>
     <w:pPr>
